--- a/manuscript/Paper3_Babalola.docx
+++ b/manuscript/Paper3_Babalola.docx
@@ -222,7 +222,7 @@
         <w:pStyle w:val="FirstParagraph"/>
       </w:pPr>
       <w:r>
-        <w:t xml:space="preserve">A household in Lagos and a household in Ohio face the same underlying problem: illness arrives without warning and has to be paid for. The systems around them could hardly be more different. Nigeria covers about 1% of its population with health insurance and finances roughly seven naira in every ten of health spending out of household pockets. The United States covers about nine in ten of its residents and spends more per head on health than any country in the world. The conventional summary of what this means for households is the catastrophic-health-expenditure rate, and on that summary the two countries are far apart.</w:t>
+        <w:t xml:space="preserve">A household in Lagos and a household in Ohio face the same underlying problem: illness arrives without warning and has to be paid for. The systems around them could hardly be more different. Nigeria covers about 1% of its population with health insurance and finances roughly seven naira in every ten of health spending out of household pockets. The United States insures roughly nine families in ten for a full year — 89.8% in the data used here — and spends more per head on health than any other country. The conventional summary of what this means for households is the catastrophic-health-expenditure rate, and on that summary the two countries are far apart.</w:t>
       </w:r>
     </w:p>
     <w:p>
@@ -270,7 +270,7 @@
         <w:pStyle w:val="BodyText"/>
       </w:pPr>
       <w:r>
-        <w:t xml:space="preserve">We make three contributions. First, a harmonised framework that states its compromises explicitly rather than forcing a false equivalence between an income denominator and a consumption one. Second, the first application we know of extreme-value tail estimation to household health-cost burden in a cross-country comparison, with a weighted likelihood and design-consistent uncertainty. Third, a</w:t>
+        <w:t xml:space="preserve">We make three contributions. First, a harmonised framework that states its compromises explicitly rather than forcing a false equivalence between an income denominator and a consumption one. Second, an application of extreme-value tail estimation to household health-cost burden in a cross-country comparison — we have not found a prior one — with a weighted likelihood and design-consistent uncertainty. Third, a</w:t>
       </w:r>
       <w:r>
         <w:t xml:space="preserve"> </w:t>
@@ -335,7 +335,7 @@
         <w:pStyle w:val="FirstParagraph"/>
       </w:pPr>
       <w:r>
-        <w:t xml:space="preserve">The American literature has documented high out-of-pocket burden without generally framing it as a tail problem. Baird (2016a) traces trends in the probability of high out-of-pocket expenses, and Baird (2016b) compares the United States with Canada — the closest antecedent to this paper’s design, though between two high-income systems. Bernard, Selden and Fang (2023) examine the joint distribution of high out-of-pocket burdens, medical debt and financial barriers to care, and their finding that these overlap imperfectly is directly relevant: a household can be spared a high measured burden precisely because it went without care, or can carry debt that never appears as spending in a survey year.</w:t>
+        <w:t xml:space="preserve">The American literature has documented high out-of-pocket burden without generally framing it as a tail problem. Baird (2016a) traces trends in the probability of high out-of-pocket expenses. Baird (2016b) is the closest antecedent to this paper’s design, comparing the United States with Canada on harmonised 2010 survey data and finding the risk of large medical expenses 1.5 to 4 times higher in the United States depending on the group and threshold, with the United States comparing least favourably for poorer citizens. That last point anticipates our own result, in a comparison between two high-income systems rather than across the income spectrum, and without tail estimation. Bernard, Selden and Fang (2023) examine the joint distribution of high out-of-pocket burdens, medical debt and financial barriers to care — the three do not have to coincide, and the distinction matters here: a household can be spared a high measured burden precisely because it went without care, or can carry debt that never appears as spending in a survey year.</w:t>
       </w:r>
     </w:p>
     <w:p>
@@ -343,7 +343,7 @@
         <w:pStyle w:val="BodyText"/>
       </w:pPr>
       <w:r>
-        <w:t xml:space="preserve">Condition-specific work reports substantial hardship among the insured. Caraballo et al. (2020) document financial hardship from medical bills among non-elderly adults with diabetes; Richard, Walker and Alexandre (2018) do the same for households with chronic conditions. Fahle, McGarry and Skinner (2016) study out-of-pocket spending in later life and emphasise its right skew — the closest the American literature comes to the tail framing adopted here.</w:t>
+        <w:t xml:space="preserve">Condition-specific work reports substantial hardship among the insured. Caraballo et al. (2020) document financial hardship from medical bills among non-elderly adults with diabetes; Richard, Walker and Alexandre (2018) do the same for households with chronic conditions. Fahle, McGarry and Skinner (2016) come closest to the framing adopted here. Studying Americans aged 55 and over in the Health and Retirement Study, they report a median out-of-pocket outlay of $6,328 in the last year of life against more than $62,040 for the top 5% — a tenfold gap between the middle and the tail of the same distribution — and find that the top 10% of spenders account for 42% of all spending. They stop short of estimating the tail’s shape, which is what an extreme-value approach adds.</w:t>
       </w:r>
     </w:p>
     <w:p>
@@ -2177,6 +2177,14 @@
       </w:r>
       <w:r>
         <w:t xml:space="preserve">how much worse Nigeria’s underlying exposure is in the middle, and does not understate the American tail. Both of those work against reading this paper as saying America is worse overall. It is not. It is worse in the tail, which is a narrower and more precise claim.</w:t>
+      </w:r>
+    </w:p>
+    <w:p>
+      <w:pPr>
+        <w:pStyle w:val="BodyText"/>
+      </w:pPr>
+      <w:r>
+        <w:t xml:space="preserve">Our finding that the heaviest American tails belong to poor and near-poor families echoes Baird’s (2016b) conclusion that the United States compares least favourably with Canada precisely among poorer citizens. Two independent comparisons, different counterpart countries and different methods, point at the same subgroup.</w:t>
       </w:r>
     </w:p>
     <w:p>

--- a/manuscript/Paper3_Babalola.docx
+++ b/manuscript/Paper3_Babalola.docx
@@ -2,7 +2,7 @@
 <file path=word/document.xml><?xml version="1.0" encoding="utf-8"?>
 <w:document xmlns:w="http://schemas.openxmlformats.org/wordprocessingml/2006/main" xmlns:m="http://schemas.openxmlformats.org/officeDocument/2006/math" xmlns:r="http://schemas.openxmlformats.org/officeDocument/2006/relationships" xmlns:o="urn:schemas-microsoft-com:office:office" xmlns:v="urn:schemas-microsoft-com:vml" xmlns:w10="urn:schemas-microsoft-com:office:word" xmlns:a="http://schemas.openxmlformats.org/drawingml/2006/main" xmlns:pic="http://schemas.openxmlformats.org/drawingml/2006/picture" xmlns:wp="http://schemas.openxmlformats.org/drawingml/2006/wordprocessingDrawing">
   <w:body>
-    <w:bookmarkStart w:id="46" w:name="Xfeb9dc5fc2da06b8fa169c99b02e0f36b03bc60"/>
+    <w:bookmarkStart w:id="47" w:name="Xfeb9dc5fc2da06b8fa169c99b02e0f36b03bc60"/>
     <w:p>
       <w:pPr>
         <w:pStyle w:val="Heading1"/>
@@ -91,7 +91,7 @@
         <w:t xml:space="preserve"> </w:t>
       </w:r>
       <w:r>
-        <w:t xml:space="preserve">6 in text, 2 in appendix.</w:t>
+        <w:t xml:space="preserve">7 in text, 2 in appendix.</w:t>
       </w:r>
     </w:p>
     <w:p>
@@ -161,7 +161,23 @@
         <w:t xml:space="preserve"> </w:t>
       </w:r>
       <w:r>
-        <w:t xml:space="preserve">On averages the two countries are far apart and Nigeria is worse: 17.2% of Nigerian households exceed a 10% burden against 7.2% of US families, and 39.5% exceed the 40% capacity-to-pay threshold against 12.6%. In the tail the ordering reverses. The American burden distribution is heavy-tailed and the Nigerian one is not — a generalised Pareto shape of ξ = +0.672 (95% CI 0.625 to 0.718) against ξ = +0.088 (−0.063 to 0.205), with no overlap between any US and any Nigerian group and stability across every threshold tested. Expected shortfall at the 95th percentile is 42.9% of resources in the United States against 38.1% in Nigeria, and 124.7% of annual income among poor and near-poor US families. At the 99th percentile the two distributions have essentially met (42.1% against 48.2%). Poor and near-poor US families overtake Nigeria’s informal sector at the 85th percentile of their own distribution; 37.0% of all US families, and 50.4% of those with an elderly member, already carry a burden heavier than the median Nigerian informal household.</w:t>
+        <w:t xml:space="preserve">On averages the two countries are far apart and Nigeria is worse: 17.2% of Nigerian households exceed a 10% burden against 7.2% of US families, and 39.5% exceed the 40% capacity-to-pay threshold against 12.6%. In the tail the ordering reverses. The American burden distribution is heavy-tailed and the Nigerian one is not — a generalised Pareto shape of ξ = +0.672 (95% CI 0.625 to 0.718) against ξ = +0.088 (−0.063 to 0.205), with no overlap between any US and any Nigerian group and stability across every threshold tested. Expected shortfall at the 95th percentile is 42.9% of resources in the United States against 38.1% in Nigeria, and 124.7% of annual income among poor and near-poor US families. At the 99th percentile the two distributions have essentially met (42.1% against 48.2%). Unconditional quantile regressions show poverty raising the 95th percentile of burden by 25.2 percentage points in the United States and</w:t>
+      </w:r>
+      <w:r>
+        <w:t xml:space="preserve"> </w:t>
+      </w:r>
+      <w:r>
+        <w:rPr>
+          <w:i/>
+          <w:iCs/>
+        </w:rPr>
+        <w:t xml:space="preserve">lowering</w:t>
+      </w:r>
+      <w:r>
+        <w:t xml:space="preserve"> </w:t>
+      </w:r>
+      <w:r>
+        <w:t xml:space="preserve">it by 8.2 points in Nigeria — the censoring mechanism in a coefficient. Poor and near-poor US families overtake Nigeria’s informal sector at the 85th percentile of their own distribution; 37.0% of all US families, and 50.4% of those with an elderly member, already carry a burden heavier than the median Nigerian informal household.</w:t>
       </w:r>
     </w:p>
     <w:p>
@@ -979,7 +995,7 @@
     </w:p>
     <w:bookmarkEnd w:id="19"/>
     <w:bookmarkEnd w:id="20"/>
-    <w:bookmarkStart w:id="41" w:name="results"/>
+    <w:bookmarkStart w:id="42" w:name="results"/>
     <w:p>
       <w:pPr>
         <w:pStyle w:val="Heading2"/>
@@ -2101,14 +2117,13 @@
       </w:r>
     </w:p>
     <w:bookmarkEnd w:id="40"/>
-    <w:bookmarkEnd w:id="41"/>
-    <w:bookmarkStart w:id="42" w:name="discussion"/>
+    <w:bookmarkStart w:id="41" w:name="what-drives-the-upper-tail-rq4"/>
     <w:p>
       <w:pPr>
-        <w:pStyle w:val="Heading2"/>
+        <w:pStyle w:val="Heading3"/>
       </w:pPr>
       <w:r>
-        <w:t xml:space="preserve">6. Discussion</w:t>
+        <w:t xml:space="preserve">5.6 What drives the upper tail (RQ4)</w:t>
       </w:r>
     </w:p>
     <w:p>
@@ -2116,6 +2131,145 @@
         <w:pStyle w:val="FirstParagraph"/>
       </w:pPr>
       <w:r>
+        <w:t xml:space="preserve">Table 7 reports unconditional quantile regressions (Firpo, Fortin and Lemieux 2009) of burden on matched household characteristics, estimated at the 50th, 75th, 90th and 95th percentiles with standard errors clustered on the stratum-PSU pair. The coefficient is the effect of a marginal shift in the covariate on that percentile of the</w:t>
+      </w:r>
+      <w:r>
+        <w:t xml:space="preserve"> </w:t>
+      </w:r>
+      <w:r>
+        <w:rPr>
+          <w:i/>
+          <w:iCs/>
+        </w:rPr>
+        <w:t xml:space="preserve">population</w:t>
+      </w:r>
+      <w:r>
+        <w:t xml:space="preserve"> </w:t>
+      </w:r>
+      <w:r>
+        <w:t xml:space="preserve">burden distribution, in percentage points of resources.</w:t>
+      </w:r>
+    </w:p>
+    <w:p>
+      <w:pPr>
+        <w:pStyle w:val="BodyText"/>
+      </w:pPr>
+      <w:r>
+        <w:t xml:space="preserve">One contrast carries the section. In the United States, being below the poverty line moves the median burden by</w:t>
+      </w:r>
+      <w:r>
+        <w:t xml:space="preserve"> </w:t>
+      </w:r>
+      <w:r>
+        <w:rPr>
+          <w:b/>
+          <w:bCs/>
+        </w:rPr>
+        <w:t xml:space="preserve">+0.09 percentage points</w:t>
+      </w:r>
+      <w:r>
+        <w:t xml:space="preserve"> </w:t>
+      </w:r>
+      <w:r>
+        <w:t xml:space="preserve">and the 95th percentile by</w:t>
+      </w:r>
+      <w:r>
+        <w:t xml:space="preserve"> </w:t>
+      </w:r>
+      <w:r>
+        <w:rPr>
+          <w:b/>
+          <w:bCs/>
+        </w:rPr>
+        <w:t xml:space="preserve">+25.24</w:t>
+      </w:r>
+      <w:r>
+        <w:t xml:space="preserve"> </w:t>
+      </w:r>
+      <w:r>
+        <w:t xml:space="preserve">(t = 21.1). In Nigeria the same variable moves the median by −0.78 and the 95th percentile by</w:t>
+      </w:r>
+      <w:r>
+        <w:t xml:space="preserve"> </w:t>
+      </w:r>
+      <w:r>
+        <w:rPr>
+          <w:b/>
+          <w:bCs/>
+        </w:rPr>
+        <w:t xml:space="preserve">−8.17</w:t>
+      </w:r>
+      <w:r>
+        <w:t xml:space="preserve"> </w:t>
+      </w:r>
+      <w:r>
+        <w:t xml:space="preserve">(t = −2.6). Poverty is the strongest predictor of extreme burden in the United States and a</w:t>
+      </w:r>
+      <w:r>
+        <w:t xml:space="preserve"> </w:t>
+      </w:r>
+      <w:r>
+        <w:rPr>
+          <w:i/>
+          <w:iCs/>
+        </w:rPr>
+        <w:t xml:space="preserve">protective</w:t>
+      </w:r>
+      <w:r>
+        <w:t xml:space="preserve"> </w:t>
+      </w:r>
+      <w:r>
+        <w:t xml:space="preserve">factor against it in Nigeria.</w:t>
+      </w:r>
+    </w:p>
+    <w:p>
+      <w:pPr>
+        <w:pStyle w:val="BodyText"/>
+      </w:pPr>
+      <w:r>
+        <w:t xml:space="preserve">That is the censoring mechanism, visible in a regression coefficient. A poor American household that needs expensive care receives it and is billed for it, and the bill enters the data. A poor Nigerian household in the same position does not receive the care, so nothing enters the data. The Nigerian coefficient is not evidence that poverty protects anyone; it is evidence that the measure stops working where poverty binds hardest.</w:t>
+      </w:r>
+    </w:p>
+    <w:p>
+      <w:pPr>
+        <w:pStyle w:val="BodyText"/>
+      </w:pPr>
+      <w:r>
+        <w:t xml:space="preserve">The remaining pattern is consistent with that reading. Chronic illness raises the 95th percentile in both countries but far more in Nigeria (+32.42 pp against +4.01), because American insurance absorbs much of the recurring cost that a Nigerian household pays in full. An elderly member raises the American 95th percentile by 7.72 points and the Nigerian by 6.34. Household size</w:t>
+      </w:r>
+      <w:r>
+        <w:t xml:space="preserve"> </w:t>
+      </w:r>
+      <w:r>
+        <w:rPr>
+          <w:i/>
+          <w:iCs/>
+        </w:rPr>
+        <w:t xml:space="preserve">lowers</w:t>
+      </w:r>
+      <w:r>
+        <w:t xml:space="preserve"> </w:t>
+      </w:r>
+      <w:r>
+        <w:t xml:space="preserve">the upper quantiles in the United States (−0.84 at the 95th), which is the per-capita arithmetic of a larger denominator rather than a health effect. Being uninsured for part of the year has small and mostly insignificant coefficients at every quantile once income is controlled for — consistent with Section 5.5, where the uninsured looked protected on measured spending because they were going without care.</w:t>
+      </w:r>
+    </w:p>
+    <w:bookmarkEnd w:id="41"/>
+    <w:bookmarkEnd w:id="42"/>
+    <w:bookmarkStart w:id="43" w:name="discussion"/>
+    <w:p>
+      <w:pPr>
+        <w:pStyle w:val="Heading2"/>
+      </w:pPr>
+      <w:r>
+        <w:t xml:space="preserve">6. Discussion</w:t>
+      </w:r>
+    </w:p>
+    <w:p>
+      <w:pPr>
+        <w:pStyle w:val="FirstParagraph"/>
+      </w:pPr>
+      <w:r>
         <w:rPr>
           <w:b/>
           <w:bCs/>
@@ -2160,7 +2314,7 @@
         <w:pStyle w:val="BodyText"/>
       </w:pPr>
       <w:r>
-        <w:t xml:space="preserve">This means the two distributions are not measuring quite the same thing even when harmonised, and the asymmetry runs in a specific direction: Nigeria’s burden is censored by poverty, America’s is not. Our comparison therefore</w:t>
+        <w:t xml:space="preserve">The quantile regressions make this concrete: poverty is the single strongest driver of extreme burden in the United States and a negative predictor of it in Nigeria. This means the two distributions are not measuring quite the same thing even when harmonised, and the asymmetry runs in a specific direction: Nigeria’s burden is censored by poverty, America’s is not. Our comparison therefore</w:t>
       </w:r>
       <w:r>
         <w:t xml:space="preserve"> </w:t>
@@ -2231,8 +2385,8 @@
         <w:t xml:space="preserve">The denominators differ, and no amount of harmonisation changes that; the paper measures relative burden, not welfare. Out-of-pocket spending excludes premiums in both countries, which understates the American burden — a family paying substantial premium contributions and little else appears unburdened here. Both surveys under-sample extreme medical events by construction, which biases tail estimates toward the light; the American tail is therefore, if anything, heavier than estimated. The underinsurance rate omits the deductible criterion and is a lower bound. The Nigerian data are one wave and cannot separate a bad year from a trend. Foregone care is invisible in both countries and is the largest unmeasured quantity in the paper.</w:t>
       </w:r>
     </w:p>
-    <w:bookmarkEnd w:id="42"/>
-    <w:bookmarkStart w:id="43" w:name="conclusion"/>
+    <w:bookmarkEnd w:id="43"/>
+    <w:bookmarkStart w:id="44" w:name="conclusion"/>
     <w:p>
       <w:pPr>
         <w:pStyle w:val="Heading2"/>
@@ -2264,8 +2418,8 @@
         </w:pict>
       </w:r>
     </w:p>
-    <w:bookmarkEnd w:id="43"/>
-    <w:bookmarkStart w:id="44" w:name="declarations"/>
+    <w:bookmarkEnd w:id="44"/>
+    <w:bookmarkStart w:id="45" w:name="declarations"/>
     <w:p>
       <w:pPr>
         <w:pStyle w:val="Heading2"/>
@@ -2418,8 +2572,8 @@
         </w:pict>
       </w:r>
     </w:p>
-    <w:bookmarkEnd w:id="44"/>
-    <w:bookmarkStart w:id="45" w:name="references"/>
+    <w:bookmarkEnd w:id="45"/>
+    <w:bookmarkStart w:id="46" w:name="references"/>
     <w:p>
       <w:pPr>
         <w:pStyle w:val="Heading2"/>
@@ -2612,7 +2766,7 @@
         </w:numPr>
       </w:pPr>
       <w:r>
-        <w:t xml:space="preserve">Klugman, S. A., Panjer, H. H., &amp; Willmot, G. E. (2019).</w:t>
+        <w:t xml:space="preserve">Firpo, S., Fortin, N. M., &amp; Lemieux, T. (2009). Unconditional quantile regressions.</w:t>
       </w:r>
       <w:r>
         <w:t xml:space="preserve"> </w:t>
@@ -2622,13 +2776,10 @@
           <w:i/>
           <w:iCs/>
         </w:rPr>
-        <w:t xml:space="preserve">Loss Models: From Data to Decisions</w:t>
-      </w:r>
-      <w:r>
-        <w:t xml:space="preserve"> </w:t>
-      </w:r>
-      <w:r>
-        <w:t xml:space="preserve">(5th ed.). Wiley. ISBN 978-1-119-52378-9</w:t>
+        <w:t xml:space="preserve">Econometrica</w:t>
+      </w:r>
+      <w:r>
+        <w:t xml:space="preserve">, 77(3), 953–973. doi:10.3982/ECTA6822</w:t>
       </w:r>
     </w:p>
     <w:p>
@@ -2640,7 +2791,7 @@
         </w:numPr>
       </w:pPr>
       <w:r>
-        <w:t xml:space="preserve">Lumley, T. (2004). Analysis of complex survey samples.</w:t>
+        <w:t xml:space="preserve">Klugman, S. A., Panjer, H. H., &amp; Willmot, G. E. (2019).</w:t>
       </w:r>
       <w:r>
         <w:t xml:space="preserve"> </w:t>
@@ -2650,10 +2801,13 @@
           <w:i/>
           <w:iCs/>
         </w:rPr>
-        <w:t xml:space="preserve">Journal of Statistical Software</w:t>
-      </w:r>
-      <w:r>
-        <w:t xml:space="preserve">, 9(8). doi:10.18637/jss.v009.i08</w:t>
+        <w:t xml:space="preserve">Loss Models: From Data to Decisions</w:t>
+      </w:r>
+      <w:r>
+        <w:t xml:space="preserve"> </w:t>
+      </w:r>
+      <w:r>
+        <w:t xml:space="preserve">(5th ed.). Wiley. ISBN 978-1-119-52378-9</w:t>
       </w:r>
     </w:p>
     <w:p>
@@ -2665,7 +2819,7 @@
         </w:numPr>
       </w:pPr>
       <w:r>
-        <w:t xml:space="preserve">O’Donnell, O., van Doorslaer, E., Wagstaff, A., &amp; Lindelow, M. (2008).</w:t>
+        <w:t xml:space="preserve">Lumley, T. (2004). Analysis of complex survey samples.</w:t>
       </w:r>
       <w:r>
         <w:t xml:space="preserve"> </w:t>
@@ -2675,10 +2829,10 @@
           <w:i/>
           <w:iCs/>
         </w:rPr>
-        <w:t xml:space="preserve">Analyzing Health Equity Using Household Survey Data</w:t>
-      </w:r>
-      <w:r>
-        <w:t xml:space="preserve">. Washington, DC: World Bank. ISBN 978-0-8213-6933-3</w:t>
+        <w:t xml:space="preserve">Journal of Statistical Software</w:t>
+      </w:r>
+      <w:r>
+        <w:t xml:space="preserve">, 9(8). doi:10.18637/jss.v009.i08</w:t>
       </w:r>
     </w:p>
     <w:p>
@@ -2690,7 +2844,7 @@
         </w:numPr>
       </w:pPr>
       <w:r>
-        <w:t xml:space="preserve">Rahman, T., Gasbarro, D., &amp; Alam, K. (2022). Financial risk protection from out-of-pocket health spending in low- and middle-income countries: a scoping review of the literature.</w:t>
+        <w:t xml:space="preserve">O’Donnell, O., van Doorslaer, E., Wagstaff, A., &amp; Lindelow, M. (2008).</w:t>
       </w:r>
       <w:r>
         <w:t xml:space="preserve"> </w:t>
@@ -2700,10 +2854,10 @@
           <w:i/>
           <w:iCs/>
         </w:rPr>
-        <w:t xml:space="preserve">Health Research Policy and Systems</w:t>
-      </w:r>
-      <w:r>
-        <w:t xml:space="preserve">, 20(1). doi:10.1186/s12961-022-00886-3</w:t>
+        <w:t xml:space="preserve">Analyzing Health Equity Using Household Survey Data</w:t>
+      </w:r>
+      <w:r>
+        <w:t xml:space="preserve">. Washington, DC: World Bank. ISBN 978-0-8213-6933-3</w:t>
       </w:r>
     </w:p>
     <w:p>
@@ -2715,7 +2869,7 @@
         </w:numPr>
       </w:pPr>
       <w:r>
-        <w:t xml:space="preserve">Richard, P., Walker, R., &amp; Alexandre, P. (2018). The burden of out of pocket costs and medical debt faced by households with chronic health conditions in the United States.</w:t>
+        <w:t xml:space="preserve">Rahman, T., Gasbarro, D., &amp; Alam, K. (2022). Financial risk protection from out-of-pocket health spending in low- and middle-income countries: a scoping review of the literature.</w:t>
       </w:r>
       <w:r>
         <w:t xml:space="preserve"> </w:t>
@@ -2725,10 +2879,10 @@
           <w:i/>
           <w:iCs/>
         </w:rPr>
-        <w:t xml:space="preserve">PLOS ONE</w:t>
-      </w:r>
-      <w:r>
-        <w:t xml:space="preserve">, 13(6), e0199598. doi:10.1371/journal.pone.0199598</w:t>
+        <w:t xml:space="preserve">Health Research Policy and Systems</w:t>
+      </w:r>
+      <w:r>
+        <w:t xml:space="preserve">, 20(1). doi:10.1186/s12961-022-00886-3</w:t>
       </w:r>
     </w:p>
     <w:p>
@@ -2740,7 +2894,7 @@
         </w:numPr>
       </w:pPr>
       <w:r>
-        <w:t xml:space="preserve">Wagstaff, A., &amp; van Doorslaer, E. (2003). Catastrophe and impoverishment in paying for health care: with applications to Vietnam 1993–1998.</w:t>
+        <w:t xml:space="preserve">Richard, P., Walker, R., &amp; Alexandre, P. (2018). The burden of out of pocket costs and medical debt faced by households with chronic health conditions in the United States.</w:t>
       </w:r>
       <w:r>
         <w:t xml:space="preserve"> </w:t>
@@ -2750,10 +2904,10 @@
           <w:i/>
           <w:iCs/>
         </w:rPr>
-        <w:t xml:space="preserve">Health Economics</w:t>
-      </w:r>
-      <w:r>
-        <w:t xml:space="preserve">, 12(11), 921–934. doi:10.1002/hec.776</w:t>
+        <w:t xml:space="preserve">PLOS ONE</w:t>
+      </w:r>
+      <w:r>
+        <w:t xml:space="preserve">, 13(6), e0199598. doi:10.1371/journal.pone.0199598</w:t>
       </w:r>
     </w:p>
     <w:p>
@@ -2765,7 +2919,7 @@
         </w:numPr>
       </w:pPr>
       <w:r>
-        <w:t xml:space="preserve">Wagstaff, A., Flores, G., Hsu, J., et al. (2018). Progress on catastrophic health spending in 133 countries: a retrospective observational study.</w:t>
+        <w:t xml:space="preserve">Wagstaff, A., &amp; van Doorslaer, E. (2003). Catastrophe and impoverishment in paying for health care: with applications to Vietnam 1993–1998.</w:t>
       </w:r>
       <w:r>
         <w:t xml:space="preserve"> </w:t>
@@ -2775,10 +2929,10 @@
           <w:i/>
           <w:iCs/>
         </w:rPr>
-        <w:t xml:space="preserve">The Lancet Global Health</w:t>
-      </w:r>
-      <w:r>
-        <w:t xml:space="preserve">, 6(2), e169–e179. doi:10.1016/S2214-109X(17)30429-1</w:t>
+        <w:t xml:space="preserve">Health Economics</w:t>
+      </w:r>
+      <w:r>
+        <w:t xml:space="preserve">, 12(11), 921–934. doi:10.1002/hec.776</w:t>
       </w:r>
     </w:p>
     <w:p>
@@ -2790,7 +2944,7 @@
         </w:numPr>
       </w:pPr>
       <w:r>
-        <w:t xml:space="preserve">WHO &amp; World Bank (2023).</w:t>
+        <w:t xml:space="preserve">Wagstaff, A., Flores, G., Hsu, J., et al. (2018). Progress on catastrophic health spending in 133 countries: a retrospective observational study.</w:t>
       </w:r>
       <w:r>
         <w:t xml:space="preserve"> </w:t>
@@ -2800,10 +2954,10 @@
           <w:i/>
           <w:iCs/>
         </w:rPr>
-        <w:t xml:space="preserve">Tracking Universal Health Coverage: 2023 Global Monitoring Report</w:t>
-      </w:r>
-      <w:r>
-        <w:t xml:space="preserve">. Geneva: WHO. ISBN 978-92-4-008037-9</w:t>
+        <w:t xml:space="preserve">The Lancet Global Health</w:t>
+      </w:r>
+      <w:r>
+        <w:t xml:space="preserve">, 6(2), e169–e179. doi:10.1016/S2214-109X(17)30429-1</w:t>
       </w:r>
     </w:p>
     <w:p>
@@ -2815,7 +2969,7 @@
         </w:numPr>
       </w:pPr>
       <w:r>
-        <w:t xml:space="preserve">Wüthrich, M. V. (2015). From ruin theory to solvency in non-life insurance.</w:t>
+        <w:t xml:space="preserve">WHO &amp; World Bank (2023).</w:t>
       </w:r>
       <w:r>
         <w:t xml:space="preserve"> </w:t>
@@ -2825,10 +2979,10 @@
           <w:i/>
           <w:iCs/>
         </w:rPr>
-        <w:t xml:space="preserve">Scandinavian Actuarial Journal</w:t>
-      </w:r>
-      <w:r>
-        <w:t xml:space="preserve">, 2015(6), 516–526. doi:10.1080/03461238.2013.858401</w:t>
+        <w:t xml:space="preserve">Tracking Universal Health Coverage: 2023 Global Monitoring Report</w:t>
+      </w:r>
+      <w:r>
+        <w:t xml:space="preserve">. Geneva: WHO. ISBN 978-92-4-008037-9</w:t>
       </w:r>
     </w:p>
     <w:p>
@@ -2840,7 +2994,7 @@
         </w:numPr>
       </w:pPr>
       <w:r>
-        <w:t xml:space="preserve">Xu, K., Evans, D. B., Kawabata, K., Zeramdini, R., Klavus, J., &amp; Murray, C. J. L. (2003). Household catastrophic health expenditure: a multicountry analysis.</w:t>
+        <w:t xml:space="preserve">Wüthrich, M. V. (2015). From ruin theory to solvency in non-life insurance.</w:t>
       </w:r>
       <w:r>
         <w:t xml:space="preserve"> </w:t>
@@ -2850,10 +3004,10 @@
           <w:i/>
           <w:iCs/>
         </w:rPr>
-        <w:t xml:space="preserve">The Lancet</w:t>
-      </w:r>
-      <w:r>
-        <w:t xml:space="preserve">, 362(9378), 111–117. doi:10.1016/S0140-6736(03)13861-5</w:t>
+        <w:t xml:space="preserve">Scandinavian Actuarial Journal</w:t>
+      </w:r>
+      <w:r>
+        <w:t xml:space="preserve">, 2015(6), 516–526. doi:10.1080/03461238.2013.858401</w:t>
       </w:r>
     </w:p>
     <w:p>
@@ -2865,6 +3019,31 @@
         </w:numPr>
       </w:pPr>
       <w:r>
+        <w:t xml:space="preserve">Xu, K., Evans, D. B., Kawabata, K., Zeramdini, R., Klavus, J., &amp; Murray, C. J. L. (2003). Household catastrophic health expenditure: a multicountry analysis.</w:t>
+      </w:r>
+      <w:r>
+        <w:t xml:space="preserve"> </w:t>
+      </w:r>
+      <w:r>
+        <w:rPr>
+          <w:i/>
+          <w:iCs/>
+        </w:rPr>
+        <w:t xml:space="preserve">The Lancet</w:t>
+      </w:r>
+      <w:r>
+        <w:t xml:space="preserve">, 362(9378), 111–117. doi:10.1016/S0140-6736(03)13861-5</w:t>
+      </w:r>
+    </w:p>
+    <w:p>
+      <w:pPr>
+        <w:pStyle w:val="Compact"/>
+        <w:numPr>
+          <w:ilvl w:val="0"/>
+          <w:numId w:val="1001"/>
+        </w:numPr>
+      </w:pPr>
+      <w:r>
         <w:t xml:space="preserve">Babalola, O. D. (2026).</w:t>
       </w:r>
       <w:r>
@@ -2893,9 +3072,9 @@
         <w:t xml:space="preserve">All DOIs were verified against the Crossref REST API.</w:t>
       </w:r>
     </w:p>
-    <w:bookmarkEnd w:id="45"/>
     <w:bookmarkEnd w:id="46"/>
-    <w:bookmarkStart w:id="47" w:name="tables"/>
+    <w:bookmarkEnd w:id="47"/>
+    <w:bookmarkStart w:id="48" w:name="tables"/>
     <w:p>
       <w:pPr>
         <w:pStyle w:val="Heading1"/>
@@ -19831,8 +20010,4828 @@
         </w:tc>
       </w:tr>
     </w:tbl>
-    <w:bookmarkEnd w:id="47"/>
-    <w:bookmarkStart w:id="48" w:name="appendix-tables"/>
+    <w:p>
+      <w:pPr>
+        <w:pStyle w:val="BodyText"/>
+      </w:pPr>
+      <w:r>
+        <w:rPr>
+          <w:b/>
+          <w:bCs/>
+        </w:rPr>
+        <w:t xml:space="preserve">Table 7.</w:t>
+      </w:r>
+      <w:r>
+        <w:t xml:space="preserve"> </w:t>
+      </w:r>
+      <w:r>
+        <w:t xml:space="preserve">Unconditional quantile regression of burden.</w:t>
+      </w:r>
+    </w:p>
+    <w:p>
+      <w:pPr>
+        <w:pStyle w:val="BodyText"/>
+      </w:pPr>
+      <w:r>
+        <w:rPr>
+          <w:i/>
+          <w:iCs/>
+        </w:rPr>
+        <w:t xml:space="preserve">Firpo, Fortin and Lemieux (2009). The coefficient is the effect on that percentile of the population burden distribution, in percentage points of resources. Standard errors are clustered on the stratum-PSU pair;</w:t>
+      </w:r>
+      <w:r>
+        <w:rPr>
+          <w:i/>
+          <w:iCs/>
+        </w:rPr>
+        <w:t xml:space="preserve"> </w:t>
+      </w:r>
+      <w:r>
+        <w:t xml:space="preserve"> </w:t>
+      </w:r>
+      <w:r>
+        <w:t xml:space="preserve">marks |t| &gt; 1.96.*</w:t>
+      </w:r>
+    </w:p>
+    <w:tbl>
+      <w:tblPr>
+        <w:tblStyle w:val="Table"/>
+        <w:tblW w:type="pct" w:w="5000"/>
+        <w:tblLayout w:type="fixed"/>
+        <w:tblLook w:firstRow="1" w:lastRow="0" w:firstColumn="0" w:lastColumn="0" w:noHBand="0" w:noVBand="0" w:val="0020"/>
+      </w:tblPr>
+      <w:tblGrid>
+        <w:gridCol w:w="880"/>
+        <w:gridCol w:w="1173"/>
+        <w:gridCol w:w="1173"/>
+        <w:gridCol w:w="1173"/>
+        <w:gridCol w:w="1173"/>
+        <w:gridCol w:w="1173"/>
+        <w:gridCol w:w="1173"/>
+      </w:tblGrid>
+      <w:tr>
+        <w:trPr>
+          <w:tblHeader w:val="on"/>
+        </w:trPr>
+        <w:tc>
+          <w:tcPr/>
+          <w:p>
+            <w:pPr>
+              <w:pStyle w:val="Compact"/>
+            </w:pPr>
+            <w:r>
+              <w:t xml:space="preserve">Country</w:t>
+            </w:r>
+          </w:p>
+        </w:tc>
+        <w:tc>
+          <w:tcPr/>
+          <w:p>
+            <w:pPr>
+              <w:pStyle w:val="Compact"/>
+              <w:jc w:val="right"/>
+            </w:pPr>
+            <w:r>
+              <w:t xml:space="preserve">Quantile</w:t>
+            </w:r>
+          </w:p>
+        </w:tc>
+        <w:tc>
+          <w:tcPr/>
+          <w:p>
+            <w:pPr>
+              <w:pStyle w:val="Compact"/>
+              <w:jc w:val="right"/>
+            </w:pPr>
+            <w:r>
+              <w:t xml:space="preserve">Term</w:t>
+            </w:r>
+          </w:p>
+        </w:tc>
+        <w:tc>
+          <w:tcPr/>
+          <w:p>
+            <w:pPr>
+              <w:pStyle w:val="Compact"/>
+              <w:jc w:val="right"/>
+            </w:pPr>
+            <w:r>
+              <w:t xml:space="preserve">Coefficient (pp)</w:t>
+            </w:r>
+          </w:p>
+        </w:tc>
+        <w:tc>
+          <w:tcPr/>
+          <w:p>
+            <w:pPr>
+              <w:pStyle w:val="Compact"/>
+              <w:jc w:val="right"/>
+            </w:pPr>
+            <w:r>
+              <w:t xml:space="preserve">SE</w:t>
+            </w:r>
+          </w:p>
+        </w:tc>
+        <w:tc>
+          <w:tcPr/>
+          <w:p>
+            <w:pPr>
+              <w:pStyle w:val="Compact"/>
+              <w:jc w:val="right"/>
+            </w:pPr>
+            <w:r>
+              <w:t xml:space="preserve">t</w:t>
+            </w:r>
+          </w:p>
+        </w:tc>
+        <w:tc>
+          <w:tcPr/>
+          <w:p>
+            <w:pPr>
+              <w:pStyle w:val="Compact"/>
+            </w:pPr>
+          </w:p>
+        </w:tc>
+      </w:tr>
+      <w:tr>
+        <w:tc>
+          <w:tcPr/>
+          <w:p>
+            <w:pPr>
+              <w:pStyle w:val="Compact"/>
+            </w:pPr>
+            <w:r>
+              <w:t xml:space="preserve">United States</w:t>
+            </w:r>
+          </w:p>
+        </w:tc>
+        <w:tc>
+          <w:tcPr/>
+          <w:p>
+            <w:pPr>
+              <w:pStyle w:val="Compact"/>
+              <w:jc w:val="right"/>
+            </w:pPr>
+            <w:r>
+              <w:t xml:space="preserve">q50</w:t>
+            </w:r>
+          </w:p>
+        </w:tc>
+        <w:tc>
+          <w:tcPr/>
+          <w:p>
+            <w:pPr>
+              <w:pStyle w:val="Compact"/>
+              <w:jc w:val="right"/>
+            </w:pPr>
+            <w:r>
+              <w:t xml:space="preserve">Below the poverty line</w:t>
+            </w:r>
+          </w:p>
+        </w:tc>
+        <w:tc>
+          <w:tcPr/>
+          <w:p>
+            <w:pPr>
+              <w:pStyle w:val="Compact"/>
+              <w:jc w:val="right"/>
+            </w:pPr>
+            <w:r>
+              <w:t xml:space="preserve">0.09</w:t>
+            </w:r>
+          </w:p>
+        </w:tc>
+        <w:tc>
+          <w:tcPr/>
+          <w:p>
+            <w:pPr>
+              <w:pStyle w:val="Compact"/>
+              <w:jc w:val="right"/>
+            </w:pPr>
+            <w:r>
+              <w:t xml:space="preserve">0.04</w:t>
+            </w:r>
+          </w:p>
+        </w:tc>
+        <w:tc>
+          <w:tcPr/>
+          <w:p>
+            <w:pPr>
+              <w:pStyle w:val="Compact"/>
+              <w:jc w:val="right"/>
+            </w:pPr>
+            <w:r>
+              <w:t xml:space="preserve">2.15</w:t>
+            </w:r>
+          </w:p>
+        </w:tc>
+        <w:tc>
+          <w:tcPr/>
+          <w:p>
+            <w:pPr>
+              <w:pStyle w:val="Compact"/>
+              <w:jc w:val="right"/>
+            </w:pPr>
+            <w:r>
+              <w:t xml:space="preserve">*</w:t>
+            </w:r>
+          </w:p>
+        </w:tc>
+      </w:tr>
+      <w:tr>
+        <w:tc>
+          <w:tcPr/>
+          <w:p>
+            <w:pPr>
+              <w:pStyle w:val="Compact"/>
+            </w:pPr>
+            <w:r>
+              <w:t xml:space="preserve">United States</w:t>
+            </w:r>
+          </w:p>
+        </w:tc>
+        <w:tc>
+          <w:tcPr/>
+          <w:p>
+            <w:pPr>
+              <w:pStyle w:val="Compact"/>
+              <w:jc w:val="right"/>
+            </w:pPr>
+            <w:r>
+              <w:t xml:space="preserve">q50</w:t>
+            </w:r>
+          </w:p>
+        </w:tc>
+        <w:tc>
+          <w:tcPr/>
+          <w:p>
+            <w:pPr>
+              <w:pStyle w:val="Compact"/>
+              <w:jc w:val="right"/>
+            </w:pPr>
+            <w:r>
+              <w:t xml:space="preserve">1-2x the poverty line</w:t>
+            </w:r>
+          </w:p>
+        </w:tc>
+        <w:tc>
+          <w:tcPr/>
+          <w:p>
+            <w:pPr>
+              <w:pStyle w:val="Compact"/>
+              <w:jc w:val="right"/>
+            </w:pPr>
+            <w:r>
+              <w:t xml:space="preserve">0.12</w:t>
+            </w:r>
+          </w:p>
+        </w:tc>
+        <w:tc>
+          <w:tcPr/>
+          <w:p>
+            <w:pPr>
+              <w:pStyle w:val="Compact"/>
+              <w:jc w:val="right"/>
+            </w:pPr>
+            <w:r>
+              <w:t xml:space="preserve">0.04</w:t>
+            </w:r>
+          </w:p>
+        </w:tc>
+        <w:tc>
+          <w:tcPr/>
+          <w:p>
+            <w:pPr>
+              <w:pStyle w:val="Compact"/>
+              <w:jc w:val="right"/>
+            </w:pPr>
+            <w:r>
+              <w:t xml:space="preserve">3.42</w:t>
+            </w:r>
+          </w:p>
+        </w:tc>
+        <w:tc>
+          <w:tcPr/>
+          <w:p>
+            <w:pPr>
+              <w:pStyle w:val="Compact"/>
+              <w:jc w:val="right"/>
+            </w:pPr>
+            <w:r>
+              <w:t xml:space="preserve">*</w:t>
+            </w:r>
+          </w:p>
+        </w:tc>
+      </w:tr>
+      <w:tr>
+        <w:tc>
+          <w:tcPr/>
+          <w:p>
+            <w:pPr>
+              <w:pStyle w:val="Compact"/>
+            </w:pPr>
+            <w:r>
+              <w:t xml:space="preserve">United States</w:t>
+            </w:r>
+          </w:p>
+        </w:tc>
+        <w:tc>
+          <w:tcPr/>
+          <w:p>
+            <w:pPr>
+              <w:pStyle w:val="Compact"/>
+              <w:jc w:val="right"/>
+            </w:pPr>
+            <w:r>
+              <w:t xml:space="preserve">q50</w:t>
+            </w:r>
+          </w:p>
+        </w:tc>
+        <w:tc>
+          <w:tcPr/>
+          <w:p>
+            <w:pPr>
+              <w:pStyle w:val="Compact"/>
+              <w:jc w:val="right"/>
+            </w:pPr>
+            <w:r>
+              <w:t xml:space="preserve">Uninsured any part of the year</w:t>
+            </w:r>
+          </w:p>
+        </w:tc>
+        <w:tc>
+          <w:tcPr/>
+          <w:p>
+            <w:pPr>
+              <w:pStyle w:val="Compact"/>
+              <w:jc w:val="right"/>
+            </w:pPr>
+            <w:r>
+              <w:t xml:space="preserve">-0.45</w:t>
+            </w:r>
+          </w:p>
+        </w:tc>
+        <w:tc>
+          <w:tcPr/>
+          <w:p>
+            <w:pPr>
+              <w:pStyle w:val="Compact"/>
+              <w:jc w:val="right"/>
+            </w:pPr>
+            <w:r>
+              <w:t xml:space="preserve">0.05</w:t>
+            </w:r>
+          </w:p>
+        </w:tc>
+        <w:tc>
+          <w:tcPr/>
+          <w:p>
+            <w:pPr>
+              <w:pStyle w:val="Compact"/>
+              <w:jc w:val="right"/>
+            </w:pPr>
+            <w:r>
+              <w:t xml:space="preserve">-9.62</w:t>
+            </w:r>
+          </w:p>
+        </w:tc>
+        <w:tc>
+          <w:tcPr/>
+          <w:p>
+            <w:pPr>
+              <w:pStyle w:val="Compact"/>
+              <w:jc w:val="right"/>
+            </w:pPr>
+            <w:r>
+              <w:t xml:space="preserve">*</w:t>
+            </w:r>
+          </w:p>
+        </w:tc>
+      </w:tr>
+      <w:tr>
+        <w:tc>
+          <w:tcPr/>
+          <w:p>
+            <w:pPr>
+              <w:pStyle w:val="Compact"/>
+            </w:pPr>
+            <w:r>
+              <w:t xml:space="preserve">United States</w:t>
+            </w:r>
+          </w:p>
+        </w:tc>
+        <w:tc>
+          <w:tcPr/>
+          <w:p>
+            <w:pPr>
+              <w:pStyle w:val="Compact"/>
+              <w:jc w:val="right"/>
+            </w:pPr>
+            <w:r>
+              <w:t xml:space="preserve">q50</w:t>
+            </w:r>
+          </w:p>
+        </w:tc>
+        <w:tc>
+          <w:tcPr/>
+          <w:p>
+            <w:pPr>
+              <w:pStyle w:val="Compact"/>
+              <w:jc w:val="right"/>
+            </w:pPr>
+            <w:r>
+              <w:t xml:space="preserve">Any chronic condition</w:t>
+            </w:r>
+          </w:p>
+        </w:tc>
+        <w:tc>
+          <w:tcPr/>
+          <w:p>
+            <w:pPr>
+              <w:pStyle w:val="Compact"/>
+              <w:jc w:val="right"/>
+            </w:pPr>
+            <w:r>
+              <w:t xml:space="preserve">0.79</w:t>
+            </w:r>
+          </w:p>
+        </w:tc>
+        <w:tc>
+          <w:tcPr/>
+          <w:p>
+            <w:pPr>
+              <w:pStyle w:val="Compact"/>
+              <w:jc w:val="right"/>
+            </w:pPr>
+            <w:r>
+              <w:t xml:space="preserve">0.04</w:t>
+            </w:r>
+          </w:p>
+        </w:tc>
+        <w:tc>
+          <w:tcPr/>
+          <w:p>
+            <w:pPr>
+              <w:pStyle w:val="Compact"/>
+              <w:jc w:val="right"/>
+            </w:pPr>
+            <w:r>
+              <w:t xml:space="preserve">22.43</w:t>
+            </w:r>
+          </w:p>
+        </w:tc>
+        <w:tc>
+          <w:tcPr/>
+          <w:p>
+            <w:pPr>
+              <w:pStyle w:val="Compact"/>
+              <w:jc w:val="right"/>
+            </w:pPr>
+            <w:r>
+              <w:t xml:space="preserve">*</w:t>
+            </w:r>
+          </w:p>
+        </w:tc>
+      </w:tr>
+      <w:tr>
+        <w:tc>
+          <w:tcPr/>
+          <w:p>
+            <w:pPr>
+              <w:pStyle w:val="Compact"/>
+            </w:pPr>
+            <w:r>
+              <w:t xml:space="preserve">United States</w:t>
+            </w:r>
+          </w:p>
+        </w:tc>
+        <w:tc>
+          <w:tcPr/>
+          <w:p>
+            <w:pPr>
+              <w:pStyle w:val="Compact"/>
+              <w:jc w:val="right"/>
+            </w:pPr>
+            <w:r>
+              <w:t xml:space="preserve">q50</w:t>
+            </w:r>
+          </w:p>
+        </w:tc>
+        <w:tc>
+          <w:tcPr/>
+          <w:p>
+            <w:pPr>
+              <w:pStyle w:val="Compact"/>
+              <w:jc w:val="right"/>
+            </w:pPr>
+            <w:r>
+              <w:t xml:space="preserve">Any member aged 65+</w:t>
+            </w:r>
+          </w:p>
+        </w:tc>
+        <w:tc>
+          <w:tcPr/>
+          <w:p>
+            <w:pPr>
+              <w:pStyle w:val="Compact"/>
+              <w:jc w:val="right"/>
+            </w:pPr>
+            <w:r>
+              <w:t xml:space="preserve">0.71</w:t>
+            </w:r>
+          </w:p>
+        </w:tc>
+        <w:tc>
+          <w:tcPr/>
+          <w:p>
+            <w:pPr>
+              <w:pStyle w:val="Compact"/>
+              <w:jc w:val="right"/>
+            </w:pPr>
+            <w:r>
+              <w:t xml:space="preserve">0.03</w:t>
+            </w:r>
+          </w:p>
+        </w:tc>
+        <w:tc>
+          <w:tcPr/>
+          <w:p>
+            <w:pPr>
+              <w:pStyle w:val="Compact"/>
+              <w:jc w:val="right"/>
+            </w:pPr>
+            <w:r>
+              <w:t xml:space="preserve">23.66</w:t>
+            </w:r>
+          </w:p>
+        </w:tc>
+        <w:tc>
+          <w:tcPr/>
+          <w:p>
+            <w:pPr>
+              <w:pStyle w:val="Compact"/>
+              <w:jc w:val="right"/>
+            </w:pPr>
+            <w:r>
+              <w:t xml:space="preserve">*</w:t>
+            </w:r>
+          </w:p>
+        </w:tc>
+      </w:tr>
+      <w:tr>
+        <w:tc>
+          <w:tcPr/>
+          <w:p>
+            <w:pPr>
+              <w:pStyle w:val="Compact"/>
+            </w:pPr>
+            <w:r>
+              <w:t xml:space="preserve">United States</w:t>
+            </w:r>
+          </w:p>
+        </w:tc>
+        <w:tc>
+          <w:tcPr/>
+          <w:p>
+            <w:pPr>
+              <w:pStyle w:val="Compact"/>
+              <w:jc w:val="right"/>
+            </w:pPr>
+            <w:r>
+              <w:t xml:space="preserve">q50</w:t>
+            </w:r>
+          </w:p>
+        </w:tc>
+        <w:tc>
+          <w:tcPr/>
+          <w:p>
+            <w:pPr>
+              <w:pStyle w:val="Compact"/>
+              <w:jc w:val="right"/>
+            </w:pPr>
+            <w:r>
+              <w:t xml:space="preserve">Any child</w:t>
+            </w:r>
+          </w:p>
+        </w:tc>
+        <w:tc>
+          <w:tcPr/>
+          <w:p>
+            <w:pPr>
+              <w:pStyle w:val="Compact"/>
+              <w:jc w:val="right"/>
+            </w:pPr>
+            <w:r>
+              <w:t xml:space="preserve">-0.03</w:t>
+            </w:r>
+          </w:p>
+        </w:tc>
+        <w:tc>
+          <w:tcPr/>
+          <w:p>
+            <w:pPr>
+              <w:pStyle w:val="Compact"/>
+              <w:jc w:val="right"/>
+            </w:pPr>
+            <w:r>
+              <w:t xml:space="preserve">0.05</w:t>
+            </w:r>
+          </w:p>
+        </w:tc>
+        <w:tc>
+          <w:tcPr/>
+          <w:p>
+            <w:pPr>
+              <w:pStyle w:val="Compact"/>
+              <w:jc w:val="right"/>
+            </w:pPr>
+            <w:r>
+              <w:t xml:space="preserve">-0.58</w:t>
+            </w:r>
+          </w:p>
+        </w:tc>
+        <w:tc>
+          <w:tcPr/>
+          <w:p>
+            <w:pPr>
+              <w:pStyle w:val="Compact"/>
+            </w:pPr>
+          </w:p>
+        </w:tc>
+      </w:tr>
+      <w:tr>
+        <w:tc>
+          <w:tcPr/>
+          <w:p>
+            <w:pPr>
+              <w:pStyle w:val="Compact"/>
+            </w:pPr>
+            <w:r>
+              <w:t xml:space="preserve">United States</w:t>
+            </w:r>
+          </w:p>
+        </w:tc>
+        <w:tc>
+          <w:tcPr/>
+          <w:p>
+            <w:pPr>
+              <w:pStyle w:val="Compact"/>
+              <w:jc w:val="right"/>
+            </w:pPr>
+            <w:r>
+              <w:t xml:space="preserve">q50</w:t>
+            </w:r>
+          </w:p>
+        </w:tc>
+        <w:tc>
+          <w:tcPr/>
+          <w:p>
+            <w:pPr>
+              <w:pStyle w:val="Compact"/>
+              <w:jc w:val="right"/>
+            </w:pPr>
+            <w:r>
+              <w:t xml:space="preserve">Household size</w:t>
+            </w:r>
+          </w:p>
+        </w:tc>
+        <w:tc>
+          <w:tcPr/>
+          <w:p>
+            <w:pPr>
+              <w:pStyle w:val="Compact"/>
+              <w:jc w:val="right"/>
+            </w:pPr>
+            <w:r>
+              <w:t xml:space="preserve">0.04</w:t>
+            </w:r>
+          </w:p>
+        </w:tc>
+        <w:tc>
+          <w:tcPr/>
+          <w:p>
+            <w:pPr>
+              <w:pStyle w:val="Compact"/>
+              <w:jc w:val="right"/>
+            </w:pPr>
+            <w:r>
+              <w:t xml:space="preserve">0.02</w:t>
+            </w:r>
+          </w:p>
+        </w:tc>
+        <w:tc>
+          <w:tcPr/>
+          <w:p>
+            <w:pPr>
+              <w:pStyle w:val="Compact"/>
+              <w:jc w:val="right"/>
+            </w:pPr>
+            <w:r>
+              <w:t xml:space="preserve">2.03</w:t>
+            </w:r>
+          </w:p>
+        </w:tc>
+        <w:tc>
+          <w:tcPr/>
+          <w:p>
+            <w:pPr>
+              <w:pStyle w:val="Compact"/>
+              <w:jc w:val="right"/>
+            </w:pPr>
+            <w:r>
+              <w:t xml:space="preserve">*</w:t>
+            </w:r>
+          </w:p>
+        </w:tc>
+      </w:tr>
+      <w:tr>
+        <w:tc>
+          <w:tcPr/>
+          <w:p>
+            <w:pPr>
+              <w:pStyle w:val="Compact"/>
+            </w:pPr>
+            <w:r>
+              <w:t xml:space="preserve">United States</w:t>
+            </w:r>
+          </w:p>
+        </w:tc>
+        <w:tc>
+          <w:tcPr/>
+          <w:p>
+            <w:pPr>
+              <w:pStyle w:val="Compact"/>
+              <w:jc w:val="right"/>
+            </w:pPr>
+            <w:r>
+              <w:t xml:space="preserve">q75</w:t>
+            </w:r>
+          </w:p>
+        </w:tc>
+        <w:tc>
+          <w:tcPr/>
+          <w:p>
+            <w:pPr>
+              <w:pStyle w:val="Compact"/>
+              <w:jc w:val="right"/>
+            </w:pPr>
+            <w:r>
+              <w:t xml:space="preserve">Below the poverty line</w:t>
+            </w:r>
+          </w:p>
+        </w:tc>
+        <w:tc>
+          <w:tcPr/>
+          <w:p>
+            <w:pPr>
+              <w:pStyle w:val="Compact"/>
+              <w:jc w:val="right"/>
+            </w:pPr>
+            <w:r>
+              <w:t xml:space="preserve">1.88</w:t>
+            </w:r>
+          </w:p>
+        </w:tc>
+        <w:tc>
+          <w:tcPr/>
+          <w:p>
+            <w:pPr>
+              <w:pStyle w:val="Compact"/>
+              <w:jc w:val="right"/>
+            </w:pPr>
+            <w:r>
+              <w:t xml:space="preserve">0.12</w:t>
+            </w:r>
+          </w:p>
+        </w:tc>
+        <w:tc>
+          <w:tcPr/>
+          <w:p>
+            <w:pPr>
+              <w:pStyle w:val="Compact"/>
+              <w:jc w:val="right"/>
+            </w:pPr>
+            <w:r>
+              <w:t xml:space="preserve">15.86</w:t>
+            </w:r>
+          </w:p>
+        </w:tc>
+        <w:tc>
+          <w:tcPr/>
+          <w:p>
+            <w:pPr>
+              <w:pStyle w:val="Compact"/>
+              <w:jc w:val="right"/>
+            </w:pPr>
+            <w:r>
+              <w:t xml:space="preserve">*</w:t>
+            </w:r>
+          </w:p>
+        </w:tc>
+      </w:tr>
+      <w:tr>
+        <w:tc>
+          <w:tcPr/>
+          <w:p>
+            <w:pPr>
+              <w:pStyle w:val="Compact"/>
+            </w:pPr>
+            <w:r>
+              <w:t xml:space="preserve">United States</w:t>
+            </w:r>
+          </w:p>
+        </w:tc>
+        <w:tc>
+          <w:tcPr/>
+          <w:p>
+            <w:pPr>
+              <w:pStyle w:val="Compact"/>
+              <w:jc w:val="right"/>
+            </w:pPr>
+            <w:r>
+              <w:t xml:space="preserve">q75</w:t>
+            </w:r>
+          </w:p>
+        </w:tc>
+        <w:tc>
+          <w:tcPr/>
+          <w:p>
+            <w:pPr>
+              <w:pStyle w:val="Compact"/>
+              <w:jc w:val="right"/>
+            </w:pPr>
+            <w:r>
+              <w:t xml:space="preserve">1-2x the poverty line</w:t>
+            </w:r>
+          </w:p>
+        </w:tc>
+        <w:tc>
+          <w:tcPr/>
+          <w:p>
+            <w:pPr>
+              <w:pStyle w:val="Compact"/>
+              <w:jc w:val="right"/>
+            </w:pPr>
+            <w:r>
+              <w:t xml:space="preserve">1.47</w:t>
+            </w:r>
+          </w:p>
+        </w:tc>
+        <w:tc>
+          <w:tcPr/>
+          <w:p>
+            <w:pPr>
+              <w:pStyle w:val="Compact"/>
+              <w:jc w:val="right"/>
+            </w:pPr>
+            <w:r>
+              <w:t xml:space="preserve">0.10</w:t>
+            </w:r>
+          </w:p>
+        </w:tc>
+        <w:tc>
+          <w:tcPr/>
+          <w:p>
+            <w:pPr>
+              <w:pStyle w:val="Compact"/>
+              <w:jc w:val="right"/>
+            </w:pPr>
+            <w:r>
+              <w:t xml:space="preserve">14.86</w:t>
+            </w:r>
+          </w:p>
+        </w:tc>
+        <w:tc>
+          <w:tcPr/>
+          <w:p>
+            <w:pPr>
+              <w:pStyle w:val="Compact"/>
+              <w:jc w:val="right"/>
+            </w:pPr>
+            <w:r>
+              <w:t xml:space="preserve">*</w:t>
+            </w:r>
+          </w:p>
+        </w:tc>
+      </w:tr>
+      <w:tr>
+        <w:tc>
+          <w:tcPr/>
+          <w:p>
+            <w:pPr>
+              <w:pStyle w:val="Compact"/>
+            </w:pPr>
+            <w:r>
+              <w:t xml:space="preserve">United States</w:t>
+            </w:r>
+          </w:p>
+        </w:tc>
+        <w:tc>
+          <w:tcPr/>
+          <w:p>
+            <w:pPr>
+              <w:pStyle w:val="Compact"/>
+              <w:jc w:val="right"/>
+            </w:pPr>
+            <w:r>
+              <w:t xml:space="preserve">q75</w:t>
+            </w:r>
+          </w:p>
+        </w:tc>
+        <w:tc>
+          <w:tcPr/>
+          <w:p>
+            <w:pPr>
+              <w:pStyle w:val="Compact"/>
+              <w:jc w:val="right"/>
+            </w:pPr>
+            <w:r>
+              <w:t xml:space="preserve">Uninsured any part of the year</w:t>
+            </w:r>
+          </w:p>
+        </w:tc>
+        <w:tc>
+          <w:tcPr/>
+          <w:p>
+            <w:pPr>
+              <w:pStyle w:val="Compact"/>
+              <w:jc w:val="right"/>
+            </w:pPr>
+            <w:r>
+              <w:t xml:space="preserve">-0.73</w:t>
+            </w:r>
+          </w:p>
+        </w:tc>
+        <w:tc>
+          <w:tcPr/>
+          <w:p>
+            <w:pPr>
+              <w:pStyle w:val="Compact"/>
+              <w:jc w:val="right"/>
+            </w:pPr>
+            <w:r>
+              <w:t xml:space="preserve">0.11</w:t>
+            </w:r>
+          </w:p>
+        </w:tc>
+        <w:tc>
+          <w:tcPr/>
+          <w:p>
+            <w:pPr>
+              <w:pStyle w:val="Compact"/>
+              <w:jc w:val="right"/>
+            </w:pPr>
+            <w:r>
+              <w:t xml:space="preserve">-6.86</w:t>
+            </w:r>
+          </w:p>
+        </w:tc>
+        <w:tc>
+          <w:tcPr/>
+          <w:p>
+            <w:pPr>
+              <w:pStyle w:val="Compact"/>
+              <w:jc w:val="right"/>
+            </w:pPr>
+            <w:r>
+              <w:t xml:space="preserve">*</w:t>
+            </w:r>
+          </w:p>
+        </w:tc>
+      </w:tr>
+      <w:tr>
+        <w:tc>
+          <w:tcPr/>
+          <w:p>
+            <w:pPr>
+              <w:pStyle w:val="Compact"/>
+            </w:pPr>
+            <w:r>
+              <w:t xml:space="preserve">United States</w:t>
+            </w:r>
+          </w:p>
+        </w:tc>
+        <w:tc>
+          <w:tcPr/>
+          <w:p>
+            <w:pPr>
+              <w:pStyle w:val="Compact"/>
+              <w:jc w:val="right"/>
+            </w:pPr>
+            <w:r>
+              <w:t xml:space="preserve">q75</w:t>
+            </w:r>
+          </w:p>
+        </w:tc>
+        <w:tc>
+          <w:tcPr/>
+          <w:p>
+            <w:pPr>
+              <w:pStyle w:val="Compact"/>
+              <w:jc w:val="right"/>
+            </w:pPr>
+            <w:r>
+              <w:t xml:space="preserve">Any chronic condition</w:t>
+            </w:r>
+          </w:p>
+        </w:tc>
+        <w:tc>
+          <w:tcPr/>
+          <w:p>
+            <w:pPr>
+              <w:pStyle w:val="Compact"/>
+              <w:jc w:val="right"/>
+            </w:pPr>
+            <w:r>
+              <w:t xml:space="preserve">1.28</w:t>
+            </w:r>
+          </w:p>
+        </w:tc>
+        <w:tc>
+          <w:tcPr/>
+          <w:p>
+            <w:pPr>
+              <w:pStyle w:val="Compact"/>
+              <w:jc w:val="right"/>
+            </w:pPr>
+            <w:r>
+              <w:t xml:space="preserve">0.08</w:t>
+            </w:r>
+          </w:p>
+        </w:tc>
+        <w:tc>
+          <w:tcPr/>
+          <w:p>
+            <w:pPr>
+              <w:pStyle w:val="Compact"/>
+              <w:jc w:val="right"/>
+            </w:pPr>
+            <w:r>
+              <w:t xml:space="preserve">16.32</w:t>
+            </w:r>
+          </w:p>
+        </w:tc>
+        <w:tc>
+          <w:tcPr/>
+          <w:p>
+            <w:pPr>
+              <w:pStyle w:val="Compact"/>
+              <w:jc w:val="right"/>
+            </w:pPr>
+            <w:r>
+              <w:t xml:space="preserve">*</w:t>
+            </w:r>
+          </w:p>
+        </w:tc>
+      </w:tr>
+      <w:tr>
+        <w:tc>
+          <w:tcPr/>
+          <w:p>
+            <w:pPr>
+              <w:pStyle w:val="Compact"/>
+            </w:pPr>
+            <w:r>
+              <w:t xml:space="preserve">United States</w:t>
+            </w:r>
+          </w:p>
+        </w:tc>
+        <w:tc>
+          <w:tcPr/>
+          <w:p>
+            <w:pPr>
+              <w:pStyle w:val="Compact"/>
+              <w:jc w:val="right"/>
+            </w:pPr>
+            <w:r>
+              <w:t xml:space="preserve">q75</w:t>
+            </w:r>
+          </w:p>
+        </w:tc>
+        <w:tc>
+          <w:tcPr/>
+          <w:p>
+            <w:pPr>
+              <w:pStyle w:val="Compact"/>
+              <w:jc w:val="right"/>
+            </w:pPr>
+            <w:r>
+              <w:t xml:space="preserve">Any member aged 65+</w:t>
+            </w:r>
+          </w:p>
+        </w:tc>
+        <w:tc>
+          <w:tcPr/>
+          <w:p>
+            <w:pPr>
+              <w:pStyle w:val="Compact"/>
+              <w:jc w:val="right"/>
+            </w:pPr>
+            <w:r>
+              <w:t xml:space="preserve">1.78</w:t>
+            </w:r>
+          </w:p>
+        </w:tc>
+        <w:tc>
+          <w:tcPr/>
+          <w:p>
+            <w:pPr>
+              <w:pStyle w:val="Compact"/>
+              <w:jc w:val="right"/>
+            </w:pPr>
+            <w:r>
+              <w:t xml:space="preserve">0.09</w:t>
+            </w:r>
+          </w:p>
+        </w:tc>
+        <w:tc>
+          <w:tcPr/>
+          <w:p>
+            <w:pPr>
+              <w:pStyle w:val="Compact"/>
+              <w:jc w:val="right"/>
+            </w:pPr>
+            <w:r>
+              <w:t xml:space="preserve">19.55</w:t>
+            </w:r>
+          </w:p>
+        </w:tc>
+        <w:tc>
+          <w:tcPr/>
+          <w:p>
+            <w:pPr>
+              <w:pStyle w:val="Compact"/>
+              <w:jc w:val="right"/>
+            </w:pPr>
+            <w:r>
+              <w:t xml:space="preserve">*</w:t>
+            </w:r>
+          </w:p>
+        </w:tc>
+      </w:tr>
+      <w:tr>
+        <w:tc>
+          <w:tcPr/>
+          <w:p>
+            <w:pPr>
+              <w:pStyle w:val="Compact"/>
+            </w:pPr>
+            <w:r>
+              <w:t xml:space="preserve">United States</w:t>
+            </w:r>
+          </w:p>
+        </w:tc>
+        <w:tc>
+          <w:tcPr/>
+          <w:p>
+            <w:pPr>
+              <w:pStyle w:val="Compact"/>
+              <w:jc w:val="right"/>
+            </w:pPr>
+            <w:r>
+              <w:t xml:space="preserve">q75</w:t>
+            </w:r>
+          </w:p>
+        </w:tc>
+        <w:tc>
+          <w:tcPr/>
+          <w:p>
+            <w:pPr>
+              <w:pStyle w:val="Compact"/>
+              <w:jc w:val="right"/>
+            </w:pPr>
+            <w:r>
+              <w:t xml:space="preserve">Any child</w:t>
+            </w:r>
+          </w:p>
+        </w:tc>
+        <w:tc>
+          <w:tcPr/>
+          <w:p>
+            <w:pPr>
+              <w:pStyle w:val="Compact"/>
+              <w:jc w:val="right"/>
+            </w:pPr>
+            <w:r>
+              <w:t xml:space="preserve">-0.16</w:t>
+            </w:r>
+          </w:p>
+        </w:tc>
+        <w:tc>
+          <w:tcPr/>
+          <w:p>
+            <w:pPr>
+              <w:pStyle w:val="Compact"/>
+              <w:jc w:val="right"/>
+            </w:pPr>
+            <w:r>
+              <w:t xml:space="preserve">0.11</w:t>
+            </w:r>
+          </w:p>
+        </w:tc>
+        <w:tc>
+          <w:tcPr/>
+          <w:p>
+            <w:pPr>
+              <w:pStyle w:val="Compact"/>
+              <w:jc w:val="right"/>
+            </w:pPr>
+            <w:r>
+              <w:t xml:space="preserve">-1.41</w:t>
+            </w:r>
+          </w:p>
+        </w:tc>
+        <w:tc>
+          <w:tcPr/>
+          <w:p>
+            <w:pPr>
+              <w:pStyle w:val="Compact"/>
+            </w:pPr>
+          </w:p>
+        </w:tc>
+      </w:tr>
+      <w:tr>
+        <w:tc>
+          <w:tcPr/>
+          <w:p>
+            <w:pPr>
+              <w:pStyle w:val="Compact"/>
+            </w:pPr>
+            <w:r>
+              <w:t xml:space="preserve">United States</w:t>
+            </w:r>
+          </w:p>
+        </w:tc>
+        <w:tc>
+          <w:tcPr/>
+          <w:p>
+            <w:pPr>
+              <w:pStyle w:val="Compact"/>
+              <w:jc w:val="right"/>
+            </w:pPr>
+            <w:r>
+              <w:t xml:space="preserve">q75</w:t>
+            </w:r>
+          </w:p>
+        </w:tc>
+        <w:tc>
+          <w:tcPr/>
+          <w:p>
+            <w:pPr>
+              <w:pStyle w:val="Compact"/>
+              <w:jc w:val="right"/>
+            </w:pPr>
+            <w:r>
+              <w:t xml:space="preserve">Household size</w:t>
+            </w:r>
+          </w:p>
+        </w:tc>
+        <w:tc>
+          <w:tcPr/>
+          <w:p>
+            <w:pPr>
+              <w:pStyle w:val="Compact"/>
+              <w:jc w:val="right"/>
+            </w:pPr>
+            <w:r>
+              <w:t xml:space="preserve">-0.01</w:t>
+            </w:r>
+          </w:p>
+        </w:tc>
+        <w:tc>
+          <w:tcPr/>
+          <w:p>
+            <w:pPr>
+              <w:pStyle w:val="Compact"/>
+              <w:jc w:val="right"/>
+            </w:pPr>
+            <w:r>
+              <w:t xml:space="preserve">0.04</w:t>
+            </w:r>
+          </w:p>
+        </w:tc>
+        <w:tc>
+          <w:tcPr/>
+          <w:p>
+            <w:pPr>
+              <w:pStyle w:val="Compact"/>
+              <w:jc w:val="right"/>
+            </w:pPr>
+            <w:r>
+              <w:t xml:space="preserve">-0.13</w:t>
+            </w:r>
+          </w:p>
+        </w:tc>
+        <w:tc>
+          <w:tcPr/>
+          <w:p>
+            <w:pPr>
+              <w:pStyle w:val="Compact"/>
+            </w:pPr>
+          </w:p>
+        </w:tc>
+      </w:tr>
+      <w:tr>
+        <w:tc>
+          <w:tcPr/>
+          <w:p>
+            <w:pPr>
+              <w:pStyle w:val="Compact"/>
+            </w:pPr>
+            <w:r>
+              <w:t xml:space="preserve">United States</w:t>
+            </w:r>
+          </w:p>
+        </w:tc>
+        <w:tc>
+          <w:tcPr/>
+          <w:p>
+            <w:pPr>
+              <w:pStyle w:val="Compact"/>
+              <w:jc w:val="right"/>
+            </w:pPr>
+            <w:r>
+              <w:t xml:space="preserve">q90</w:t>
+            </w:r>
+          </w:p>
+        </w:tc>
+        <w:tc>
+          <w:tcPr/>
+          <w:p>
+            <w:pPr>
+              <w:pStyle w:val="Compact"/>
+              <w:jc w:val="right"/>
+            </w:pPr>
+            <w:r>
+              <w:t xml:space="preserve">Below the poverty line</w:t>
+            </w:r>
+          </w:p>
+        </w:tc>
+        <w:tc>
+          <w:tcPr/>
+          <w:p>
+            <w:pPr>
+              <w:pStyle w:val="Compact"/>
+              <w:jc w:val="right"/>
+            </w:pPr>
+            <w:r>
+              <w:t xml:space="preserve">9.64</w:t>
+            </w:r>
+          </w:p>
+        </w:tc>
+        <w:tc>
+          <w:tcPr/>
+          <w:p>
+            <w:pPr>
+              <w:pStyle w:val="Compact"/>
+              <w:jc w:val="right"/>
+            </w:pPr>
+            <w:r>
+              <w:t xml:space="preserve">0.45</w:t>
+            </w:r>
+          </w:p>
+        </w:tc>
+        <w:tc>
+          <w:tcPr/>
+          <w:p>
+            <w:pPr>
+              <w:pStyle w:val="Compact"/>
+              <w:jc w:val="right"/>
+            </w:pPr>
+            <w:r>
+              <w:t xml:space="preserve">21.32</w:t>
+            </w:r>
+          </w:p>
+        </w:tc>
+        <w:tc>
+          <w:tcPr/>
+          <w:p>
+            <w:pPr>
+              <w:pStyle w:val="Compact"/>
+              <w:jc w:val="right"/>
+            </w:pPr>
+            <w:r>
+              <w:t xml:space="preserve">*</w:t>
+            </w:r>
+          </w:p>
+        </w:tc>
+      </w:tr>
+      <w:tr>
+        <w:tc>
+          <w:tcPr/>
+          <w:p>
+            <w:pPr>
+              <w:pStyle w:val="Compact"/>
+            </w:pPr>
+            <w:r>
+              <w:t xml:space="preserve">United States</w:t>
+            </w:r>
+          </w:p>
+        </w:tc>
+        <w:tc>
+          <w:tcPr/>
+          <w:p>
+            <w:pPr>
+              <w:pStyle w:val="Compact"/>
+              <w:jc w:val="right"/>
+            </w:pPr>
+            <w:r>
+              <w:t xml:space="preserve">q90</w:t>
+            </w:r>
+          </w:p>
+        </w:tc>
+        <w:tc>
+          <w:tcPr/>
+          <w:p>
+            <w:pPr>
+              <w:pStyle w:val="Compact"/>
+              <w:jc w:val="right"/>
+            </w:pPr>
+            <w:r>
+              <w:t xml:space="preserve">1-2x the poverty line</w:t>
+            </w:r>
+          </w:p>
+        </w:tc>
+        <w:tc>
+          <w:tcPr/>
+          <w:p>
+            <w:pPr>
+              <w:pStyle w:val="Compact"/>
+              <w:jc w:val="right"/>
+            </w:pPr>
+            <w:r>
+              <w:t xml:space="preserve">6.29</w:t>
+            </w:r>
+          </w:p>
+        </w:tc>
+        <w:tc>
+          <w:tcPr/>
+          <w:p>
+            <w:pPr>
+              <w:pStyle w:val="Compact"/>
+              <w:jc w:val="right"/>
+            </w:pPr>
+            <w:r>
+              <w:t xml:space="preserve">0.33</w:t>
+            </w:r>
+          </w:p>
+        </w:tc>
+        <w:tc>
+          <w:tcPr/>
+          <w:p>
+            <w:pPr>
+              <w:pStyle w:val="Compact"/>
+              <w:jc w:val="right"/>
+            </w:pPr>
+            <w:r>
+              <w:t xml:space="preserve">18.97</w:t>
+            </w:r>
+          </w:p>
+        </w:tc>
+        <w:tc>
+          <w:tcPr/>
+          <w:p>
+            <w:pPr>
+              <w:pStyle w:val="Compact"/>
+              <w:jc w:val="right"/>
+            </w:pPr>
+            <w:r>
+              <w:t xml:space="preserve">*</w:t>
+            </w:r>
+          </w:p>
+        </w:tc>
+      </w:tr>
+      <w:tr>
+        <w:tc>
+          <w:tcPr/>
+          <w:p>
+            <w:pPr>
+              <w:pStyle w:val="Compact"/>
+            </w:pPr>
+            <w:r>
+              <w:t xml:space="preserve">United States</w:t>
+            </w:r>
+          </w:p>
+        </w:tc>
+        <w:tc>
+          <w:tcPr/>
+          <w:p>
+            <w:pPr>
+              <w:pStyle w:val="Compact"/>
+              <w:jc w:val="right"/>
+            </w:pPr>
+            <w:r>
+              <w:t xml:space="preserve">q90</w:t>
+            </w:r>
+          </w:p>
+        </w:tc>
+        <w:tc>
+          <w:tcPr/>
+          <w:p>
+            <w:pPr>
+              <w:pStyle w:val="Compact"/>
+              <w:jc w:val="right"/>
+            </w:pPr>
+            <w:r>
+              <w:t xml:space="preserve">Uninsured any part of the year</w:t>
+            </w:r>
+          </w:p>
+        </w:tc>
+        <w:tc>
+          <w:tcPr/>
+          <w:p>
+            <w:pPr>
+              <w:pStyle w:val="Compact"/>
+              <w:jc w:val="right"/>
+            </w:pPr>
+            <w:r>
+              <w:t xml:space="preserve">-0.75</w:t>
+            </w:r>
+          </w:p>
+        </w:tc>
+        <w:tc>
+          <w:tcPr/>
+          <w:p>
+            <w:pPr>
+              <w:pStyle w:val="Compact"/>
+              <w:jc w:val="right"/>
+            </w:pPr>
+            <w:r>
+              <w:t xml:space="preserve">0.37</w:t>
+            </w:r>
+          </w:p>
+        </w:tc>
+        <w:tc>
+          <w:tcPr/>
+          <w:p>
+            <w:pPr>
+              <w:pStyle w:val="Compact"/>
+              <w:jc w:val="right"/>
+            </w:pPr>
+            <w:r>
+              <w:t xml:space="preserve">-1.99</w:t>
+            </w:r>
+          </w:p>
+        </w:tc>
+        <w:tc>
+          <w:tcPr/>
+          <w:p>
+            <w:pPr>
+              <w:pStyle w:val="Compact"/>
+              <w:jc w:val="right"/>
+            </w:pPr>
+            <w:r>
+              <w:t xml:space="preserve">*</w:t>
+            </w:r>
+          </w:p>
+        </w:tc>
+      </w:tr>
+      <w:tr>
+        <w:tc>
+          <w:tcPr/>
+          <w:p>
+            <w:pPr>
+              <w:pStyle w:val="Compact"/>
+            </w:pPr>
+            <w:r>
+              <w:t xml:space="preserve">United States</w:t>
+            </w:r>
+          </w:p>
+        </w:tc>
+        <w:tc>
+          <w:tcPr/>
+          <w:p>
+            <w:pPr>
+              <w:pStyle w:val="Compact"/>
+              <w:jc w:val="right"/>
+            </w:pPr>
+            <w:r>
+              <w:t xml:space="preserve">q90</w:t>
+            </w:r>
+          </w:p>
+        </w:tc>
+        <w:tc>
+          <w:tcPr/>
+          <w:p>
+            <w:pPr>
+              <w:pStyle w:val="Compact"/>
+              <w:jc w:val="right"/>
+            </w:pPr>
+            <w:r>
+              <w:t xml:space="preserve">Any chronic condition</w:t>
+            </w:r>
+          </w:p>
+        </w:tc>
+        <w:tc>
+          <w:tcPr/>
+          <w:p>
+            <w:pPr>
+              <w:pStyle w:val="Compact"/>
+              <w:jc w:val="right"/>
+            </w:pPr>
+            <w:r>
+              <w:t xml:space="preserve">2.54</w:t>
+            </w:r>
+          </w:p>
+        </w:tc>
+        <w:tc>
+          <w:tcPr/>
+          <w:p>
+            <w:pPr>
+              <w:pStyle w:val="Compact"/>
+              <w:jc w:val="right"/>
+            </w:pPr>
+            <w:r>
+              <w:t xml:space="preserve">0.23</w:t>
+            </w:r>
+          </w:p>
+        </w:tc>
+        <w:tc>
+          <w:tcPr/>
+          <w:p>
+            <w:pPr>
+              <w:pStyle w:val="Compact"/>
+              <w:jc w:val="right"/>
+            </w:pPr>
+            <w:r>
+              <w:t xml:space="preserve">11.04</w:t>
+            </w:r>
+          </w:p>
+        </w:tc>
+        <w:tc>
+          <w:tcPr/>
+          <w:p>
+            <w:pPr>
+              <w:pStyle w:val="Compact"/>
+              <w:jc w:val="right"/>
+            </w:pPr>
+            <w:r>
+              <w:t xml:space="preserve">*</w:t>
+            </w:r>
+          </w:p>
+        </w:tc>
+      </w:tr>
+      <w:tr>
+        <w:tc>
+          <w:tcPr/>
+          <w:p>
+            <w:pPr>
+              <w:pStyle w:val="Compact"/>
+            </w:pPr>
+            <w:r>
+              <w:t xml:space="preserve">United States</w:t>
+            </w:r>
+          </w:p>
+        </w:tc>
+        <w:tc>
+          <w:tcPr/>
+          <w:p>
+            <w:pPr>
+              <w:pStyle w:val="Compact"/>
+              <w:jc w:val="right"/>
+            </w:pPr>
+            <w:r>
+              <w:t xml:space="preserve">q90</w:t>
+            </w:r>
+          </w:p>
+        </w:tc>
+        <w:tc>
+          <w:tcPr/>
+          <w:p>
+            <w:pPr>
+              <w:pStyle w:val="Compact"/>
+              <w:jc w:val="right"/>
+            </w:pPr>
+            <w:r>
+              <w:t xml:space="preserve">Any member aged 65+</w:t>
+            </w:r>
+          </w:p>
+        </w:tc>
+        <w:tc>
+          <w:tcPr/>
+          <w:p>
+            <w:pPr>
+              <w:pStyle w:val="Compact"/>
+              <w:jc w:val="right"/>
+            </w:pPr>
+            <w:r>
+              <w:t xml:space="preserve">4.46</w:t>
+            </w:r>
+          </w:p>
+        </w:tc>
+        <w:tc>
+          <w:tcPr/>
+          <w:p>
+            <w:pPr>
+              <w:pStyle w:val="Compact"/>
+              <w:jc w:val="right"/>
+            </w:pPr>
+            <w:r>
+              <w:t xml:space="preserve">0.27</w:t>
+            </w:r>
+          </w:p>
+        </w:tc>
+        <w:tc>
+          <w:tcPr/>
+          <w:p>
+            <w:pPr>
+              <w:pStyle w:val="Compact"/>
+              <w:jc w:val="right"/>
+            </w:pPr>
+            <w:r>
+              <w:t xml:space="preserve">16.41</w:t>
+            </w:r>
+          </w:p>
+        </w:tc>
+        <w:tc>
+          <w:tcPr/>
+          <w:p>
+            <w:pPr>
+              <w:pStyle w:val="Compact"/>
+              <w:jc w:val="right"/>
+            </w:pPr>
+            <w:r>
+              <w:t xml:space="preserve">*</w:t>
+            </w:r>
+          </w:p>
+        </w:tc>
+      </w:tr>
+      <w:tr>
+        <w:tc>
+          <w:tcPr/>
+          <w:p>
+            <w:pPr>
+              <w:pStyle w:val="Compact"/>
+            </w:pPr>
+            <w:r>
+              <w:t xml:space="preserve">United States</w:t>
+            </w:r>
+          </w:p>
+        </w:tc>
+        <w:tc>
+          <w:tcPr/>
+          <w:p>
+            <w:pPr>
+              <w:pStyle w:val="Compact"/>
+              <w:jc w:val="right"/>
+            </w:pPr>
+            <w:r>
+              <w:t xml:space="preserve">q90</w:t>
+            </w:r>
+          </w:p>
+        </w:tc>
+        <w:tc>
+          <w:tcPr/>
+          <w:p>
+            <w:pPr>
+              <w:pStyle w:val="Compact"/>
+              <w:jc w:val="right"/>
+            </w:pPr>
+            <w:r>
+              <w:t xml:space="preserve">Any child</w:t>
+            </w:r>
+          </w:p>
+        </w:tc>
+        <w:tc>
+          <w:tcPr/>
+          <w:p>
+            <w:pPr>
+              <w:pStyle w:val="Compact"/>
+              <w:jc w:val="right"/>
+            </w:pPr>
+            <w:r>
+              <w:t xml:space="preserve">0.02</w:t>
+            </w:r>
+          </w:p>
+        </w:tc>
+        <w:tc>
+          <w:tcPr/>
+          <w:p>
+            <w:pPr>
+              <w:pStyle w:val="Compact"/>
+              <w:jc w:val="right"/>
+            </w:pPr>
+            <w:r>
+              <w:t xml:space="preserve">0.33</w:t>
+            </w:r>
+          </w:p>
+        </w:tc>
+        <w:tc>
+          <w:tcPr/>
+          <w:p>
+            <w:pPr>
+              <w:pStyle w:val="Compact"/>
+              <w:jc w:val="right"/>
+            </w:pPr>
+            <w:r>
+              <w:t xml:space="preserve">0.05</w:t>
+            </w:r>
+          </w:p>
+        </w:tc>
+        <w:tc>
+          <w:tcPr/>
+          <w:p>
+            <w:pPr>
+              <w:pStyle w:val="Compact"/>
+            </w:pPr>
+          </w:p>
+        </w:tc>
+      </w:tr>
+      <w:tr>
+        <w:tc>
+          <w:tcPr/>
+          <w:p>
+            <w:pPr>
+              <w:pStyle w:val="Compact"/>
+            </w:pPr>
+            <w:r>
+              <w:t xml:space="preserve">United States</w:t>
+            </w:r>
+          </w:p>
+        </w:tc>
+        <w:tc>
+          <w:tcPr/>
+          <w:p>
+            <w:pPr>
+              <w:pStyle w:val="Compact"/>
+              <w:jc w:val="right"/>
+            </w:pPr>
+            <w:r>
+              <w:t xml:space="preserve">q90</w:t>
+            </w:r>
+          </w:p>
+        </w:tc>
+        <w:tc>
+          <w:tcPr/>
+          <w:p>
+            <w:pPr>
+              <w:pStyle w:val="Compact"/>
+              <w:jc w:val="right"/>
+            </w:pPr>
+            <w:r>
+              <w:t xml:space="preserve">Household size</w:t>
+            </w:r>
+          </w:p>
+        </w:tc>
+        <w:tc>
+          <w:tcPr/>
+          <w:p>
+            <w:pPr>
+              <w:pStyle w:val="Compact"/>
+              <w:jc w:val="right"/>
+            </w:pPr>
+            <w:r>
+              <w:t xml:space="preserve">-0.38</w:t>
+            </w:r>
+          </w:p>
+        </w:tc>
+        <w:tc>
+          <w:tcPr/>
+          <w:p>
+            <w:pPr>
+              <w:pStyle w:val="Compact"/>
+              <w:jc w:val="right"/>
+            </w:pPr>
+            <w:r>
+              <w:t xml:space="preserve">0.11</w:t>
+            </w:r>
+          </w:p>
+        </w:tc>
+        <w:tc>
+          <w:tcPr/>
+          <w:p>
+            <w:pPr>
+              <w:pStyle w:val="Compact"/>
+              <w:jc w:val="right"/>
+            </w:pPr>
+            <w:r>
+              <w:t xml:space="preserve">-3.45</w:t>
+            </w:r>
+          </w:p>
+        </w:tc>
+        <w:tc>
+          <w:tcPr/>
+          <w:p>
+            <w:pPr>
+              <w:pStyle w:val="Compact"/>
+              <w:jc w:val="right"/>
+            </w:pPr>
+            <w:r>
+              <w:t xml:space="preserve">*</w:t>
+            </w:r>
+          </w:p>
+        </w:tc>
+      </w:tr>
+      <w:tr>
+        <w:tc>
+          <w:tcPr/>
+          <w:p>
+            <w:pPr>
+              <w:pStyle w:val="Compact"/>
+            </w:pPr>
+            <w:r>
+              <w:t xml:space="preserve">United States</w:t>
+            </w:r>
+          </w:p>
+        </w:tc>
+        <w:tc>
+          <w:tcPr/>
+          <w:p>
+            <w:pPr>
+              <w:pStyle w:val="Compact"/>
+              <w:jc w:val="right"/>
+            </w:pPr>
+            <w:r>
+              <w:t xml:space="preserve">q95</w:t>
+            </w:r>
+          </w:p>
+        </w:tc>
+        <w:tc>
+          <w:tcPr/>
+          <w:p>
+            <w:pPr>
+              <w:pStyle w:val="Compact"/>
+              <w:jc w:val="right"/>
+            </w:pPr>
+            <w:r>
+              <w:t xml:space="preserve">Below the poverty line</w:t>
+            </w:r>
+          </w:p>
+        </w:tc>
+        <w:tc>
+          <w:tcPr/>
+          <w:p>
+            <w:pPr>
+              <w:pStyle w:val="Compact"/>
+              <w:jc w:val="right"/>
+            </w:pPr>
+            <w:r>
+              <w:t xml:space="preserve">25.24</w:t>
+            </w:r>
+          </w:p>
+        </w:tc>
+        <w:tc>
+          <w:tcPr/>
+          <w:p>
+            <w:pPr>
+              <w:pStyle w:val="Compact"/>
+              <w:jc w:val="right"/>
+            </w:pPr>
+            <w:r>
+              <w:t xml:space="preserve">1.20</w:t>
+            </w:r>
+          </w:p>
+        </w:tc>
+        <w:tc>
+          <w:tcPr/>
+          <w:p>
+            <w:pPr>
+              <w:pStyle w:val="Compact"/>
+              <w:jc w:val="right"/>
+            </w:pPr>
+            <w:r>
+              <w:t xml:space="preserve">21.12</w:t>
+            </w:r>
+          </w:p>
+        </w:tc>
+        <w:tc>
+          <w:tcPr/>
+          <w:p>
+            <w:pPr>
+              <w:pStyle w:val="Compact"/>
+              <w:jc w:val="right"/>
+            </w:pPr>
+            <w:r>
+              <w:t xml:space="preserve">*</w:t>
+            </w:r>
+          </w:p>
+        </w:tc>
+      </w:tr>
+      <w:tr>
+        <w:tc>
+          <w:tcPr/>
+          <w:p>
+            <w:pPr>
+              <w:pStyle w:val="Compact"/>
+            </w:pPr>
+            <w:r>
+              <w:t xml:space="preserve">United States</w:t>
+            </w:r>
+          </w:p>
+        </w:tc>
+        <w:tc>
+          <w:tcPr/>
+          <w:p>
+            <w:pPr>
+              <w:pStyle w:val="Compact"/>
+              <w:jc w:val="right"/>
+            </w:pPr>
+            <w:r>
+              <w:t xml:space="preserve">q95</w:t>
+            </w:r>
+          </w:p>
+        </w:tc>
+        <w:tc>
+          <w:tcPr/>
+          <w:p>
+            <w:pPr>
+              <w:pStyle w:val="Compact"/>
+              <w:jc w:val="right"/>
+            </w:pPr>
+            <w:r>
+              <w:t xml:space="preserve">1-2x the poverty line</w:t>
+            </w:r>
+          </w:p>
+        </w:tc>
+        <w:tc>
+          <w:tcPr/>
+          <w:p>
+            <w:pPr>
+              <w:pStyle w:val="Compact"/>
+              <w:jc w:val="right"/>
+            </w:pPr>
+            <w:r>
+              <w:t xml:space="preserve">12.53</w:t>
+            </w:r>
+          </w:p>
+        </w:tc>
+        <w:tc>
+          <w:tcPr/>
+          <w:p>
+            <w:pPr>
+              <w:pStyle w:val="Compact"/>
+              <w:jc w:val="right"/>
+            </w:pPr>
+            <w:r>
+              <w:t xml:space="preserve">0.78</w:t>
+            </w:r>
+          </w:p>
+        </w:tc>
+        <w:tc>
+          <w:tcPr/>
+          <w:p>
+            <w:pPr>
+              <w:pStyle w:val="Compact"/>
+              <w:jc w:val="right"/>
+            </w:pPr>
+            <w:r>
+              <w:t xml:space="preserve">16.06</w:t>
+            </w:r>
+          </w:p>
+        </w:tc>
+        <w:tc>
+          <w:tcPr/>
+          <w:p>
+            <w:pPr>
+              <w:pStyle w:val="Compact"/>
+              <w:jc w:val="right"/>
+            </w:pPr>
+            <w:r>
+              <w:t xml:space="preserve">*</w:t>
+            </w:r>
+          </w:p>
+        </w:tc>
+      </w:tr>
+      <w:tr>
+        <w:tc>
+          <w:tcPr/>
+          <w:p>
+            <w:pPr>
+              <w:pStyle w:val="Compact"/>
+            </w:pPr>
+            <w:r>
+              <w:t xml:space="preserve">United States</w:t>
+            </w:r>
+          </w:p>
+        </w:tc>
+        <w:tc>
+          <w:tcPr/>
+          <w:p>
+            <w:pPr>
+              <w:pStyle w:val="Compact"/>
+              <w:jc w:val="right"/>
+            </w:pPr>
+            <w:r>
+              <w:t xml:space="preserve">q95</w:t>
+            </w:r>
+          </w:p>
+        </w:tc>
+        <w:tc>
+          <w:tcPr/>
+          <w:p>
+            <w:pPr>
+              <w:pStyle w:val="Compact"/>
+              <w:jc w:val="right"/>
+            </w:pPr>
+            <w:r>
+              <w:t xml:space="preserve">Uninsured any part of the year</w:t>
+            </w:r>
+          </w:p>
+        </w:tc>
+        <w:tc>
+          <w:tcPr/>
+          <w:p>
+            <w:pPr>
+              <w:pStyle w:val="Compact"/>
+              <w:jc w:val="right"/>
+            </w:pPr>
+            <w:r>
+              <w:t xml:space="preserve">-0.66</w:t>
+            </w:r>
+          </w:p>
+        </w:tc>
+        <w:tc>
+          <w:tcPr/>
+          <w:p>
+            <w:pPr>
+              <w:pStyle w:val="Compact"/>
+              <w:jc w:val="right"/>
+            </w:pPr>
+            <w:r>
+              <w:t xml:space="preserve">0.85</w:t>
+            </w:r>
+          </w:p>
+        </w:tc>
+        <w:tc>
+          <w:tcPr/>
+          <w:p>
+            <w:pPr>
+              <w:pStyle w:val="Compact"/>
+              <w:jc w:val="right"/>
+            </w:pPr>
+            <w:r>
+              <w:t xml:space="preserve">-0.78</w:t>
+            </w:r>
+          </w:p>
+        </w:tc>
+        <w:tc>
+          <w:tcPr/>
+          <w:p>
+            <w:pPr>
+              <w:pStyle w:val="Compact"/>
+            </w:pPr>
+          </w:p>
+        </w:tc>
+      </w:tr>
+      <w:tr>
+        <w:tc>
+          <w:tcPr/>
+          <w:p>
+            <w:pPr>
+              <w:pStyle w:val="Compact"/>
+            </w:pPr>
+            <w:r>
+              <w:t xml:space="preserve">United States</w:t>
+            </w:r>
+          </w:p>
+        </w:tc>
+        <w:tc>
+          <w:tcPr/>
+          <w:p>
+            <w:pPr>
+              <w:pStyle w:val="Compact"/>
+              <w:jc w:val="right"/>
+            </w:pPr>
+            <w:r>
+              <w:t xml:space="preserve">q95</w:t>
+            </w:r>
+          </w:p>
+        </w:tc>
+        <w:tc>
+          <w:tcPr/>
+          <w:p>
+            <w:pPr>
+              <w:pStyle w:val="Compact"/>
+              <w:jc w:val="right"/>
+            </w:pPr>
+            <w:r>
+              <w:t xml:space="preserve">Any chronic condition</w:t>
+            </w:r>
+          </w:p>
+        </w:tc>
+        <w:tc>
+          <w:tcPr/>
+          <w:p>
+            <w:pPr>
+              <w:pStyle w:val="Compact"/>
+              <w:jc w:val="right"/>
+            </w:pPr>
+            <w:r>
+              <w:t xml:space="preserve">4.01</w:t>
+            </w:r>
+          </w:p>
+        </w:tc>
+        <w:tc>
+          <w:tcPr/>
+          <w:p>
+            <w:pPr>
+              <w:pStyle w:val="Compact"/>
+              <w:jc w:val="right"/>
+            </w:pPr>
+            <w:r>
+              <w:t xml:space="preserve">0.47</w:t>
+            </w:r>
+          </w:p>
+        </w:tc>
+        <w:tc>
+          <w:tcPr/>
+          <w:p>
+            <w:pPr>
+              <w:pStyle w:val="Compact"/>
+              <w:jc w:val="right"/>
+            </w:pPr>
+            <w:r>
+              <w:t xml:space="preserve">8.55</w:t>
+            </w:r>
+          </w:p>
+        </w:tc>
+        <w:tc>
+          <w:tcPr/>
+          <w:p>
+            <w:pPr>
+              <w:pStyle w:val="Compact"/>
+              <w:jc w:val="right"/>
+            </w:pPr>
+            <w:r>
+              <w:t xml:space="preserve">*</w:t>
+            </w:r>
+          </w:p>
+        </w:tc>
+      </w:tr>
+      <w:tr>
+        <w:tc>
+          <w:tcPr/>
+          <w:p>
+            <w:pPr>
+              <w:pStyle w:val="Compact"/>
+            </w:pPr>
+            <w:r>
+              <w:t xml:space="preserve">United States</w:t>
+            </w:r>
+          </w:p>
+        </w:tc>
+        <w:tc>
+          <w:tcPr/>
+          <w:p>
+            <w:pPr>
+              <w:pStyle w:val="Compact"/>
+              <w:jc w:val="right"/>
+            </w:pPr>
+            <w:r>
+              <w:t xml:space="preserve">q95</w:t>
+            </w:r>
+          </w:p>
+        </w:tc>
+        <w:tc>
+          <w:tcPr/>
+          <w:p>
+            <w:pPr>
+              <w:pStyle w:val="Compact"/>
+              <w:jc w:val="right"/>
+            </w:pPr>
+            <w:r>
+              <w:t xml:space="preserve">Any member aged 65+</w:t>
+            </w:r>
+          </w:p>
+        </w:tc>
+        <w:tc>
+          <w:tcPr/>
+          <w:p>
+            <w:pPr>
+              <w:pStyle w:val="Compact"/>
+              <w:jc w:val="right"/>
+            </w:pPr>
+            <w:r>
+              <w:t xml:space="preserve">7.72</w:t>
+            </w:r>
+          </w:p>
+        </w:tc>
+        <w:tc>
+          <w:tcPr/>
+          <w:p>
+            <w:pPr>
+              <w:pStyle w:val="Compact"/>
+              <w:jc w:val="right"/>
+            </w:pPr>
+            <w:r>
+              <w:t xml:space="preserve">0.60</w:t>
+            </w:r>
+          </w:p>
+        </w:tc>
+        <w:tc>
+          <w:tcPr/>
+          <w:p>
+            <w:pPr>
+              <w:pStyle w:val="Compact"/>
+              <w:jc w:val="right"/>
+            </w:pPr>
+            <w:r>
+              <w:t xml:space="preserve">12.96</w:t>
+            </w:r>
+          </w:p>
+        </w:tc>
+        <w:tc>
+          <w:tcPr/>
+          <w:p>
+            <w:pPr>
+              <w:pStyle w:val="Compact"/>
+              <w:jc w:val="right"/>
+            </w:pPr>
+            <w:r>
+              <w:t xml:space="preserve">*</w:t>
+            </w:r>
+          </w:p>
+        </w:tc>
+      </w:tr>
+      <w:tr>
+        <w:tc>
+          <w:tcPr/>
+          <w:p>
+            <w:pPr>
+              <w:pStyle w:val="Compact"/>
+            </w:pPr>
+            <w:r>
+              <w:t xml:space="preserve">United States</w:t>
+            </w:r>
+          </w:p>
+        </w:tc>
+        <w:tc>
+          <w:tcPr/>
+          <w:p>
+            <w:pPr>
+              <w:pStyle w:val="Compact"/>
+              <w:jc w:val="right"/>
+            </w:pPr>
+            <w:r>
+              <w:t xml:space="preserve">q95</w:t>
+            </w:r>
+          </w:p>
+        </w:tc>
+        <w:tc>
+          <w:tcPr/>
+          <w:p>
+            <w:pPr>
+              <w:pStyle w:val="Compact"/>
+              <w:jc w:val="right"/>
+            </w:pPr>
+            <w:r>
+              <w:t xml:space="preserve">Any child</w:t>
+            </w:r>
+          </w:p>
+        </w:tc>
+        <w:tc>
+          <w:tcPr/>
+          <w:p>
+            <w:pPr>
+              <w:pStyle w:val="Compact"/>
+              <w:jc w:val="right"/>
+            </w:pPr>
+            <w:r>
+              <w:t xml:space="preserve">-0.45</w:t>
+            </w:r>
+          </w:p>
+        </w:tc>
+        <w:tc>
+          <w:tcPr/>
+          <w:p>
+            <w:pPr>
+              <w:pStyle w:val="Compact"/>
+              <w:jc w:val="right"/>
+            </w:pPr>
+            <w:r>
+              <w:t xml:space="preserve">0.80</w:t>
+            </w:r>
+          </w:p>
+        </w:tc>
+        <w:tc>
+          <w:tcPr/>
+          <w:p>
+            <w:pPr>
+              <w:pStyle w:val="Compact"/>
+              <w:jc w:val="right"/>
+            </w:pPr>
+            <w:r>
+              <w:t xml:space="preserve">-0.57</w:t>
+            </w:r>
+          </w:p>
+        </w:tc>
+        <w:tc>
+          <w:tcPr/>
+          <w:p>
+            <w:pPr>
+              <w:pStyle w:val="Compact"/>
+            </w:pPr>
+          </w:p>
+        </w:tc>
+      </w:tr>
+      <w:tr>
+        <w:tc>
+          <w:tcPr/>
+          <w:p>
+            <w:pPr>
+              <w:pStyle w:val="Compact"/>
+            </w:pPr>
+            <w:r>
+              <w:t xml:space="preserve">United States</w:t>
+            </w:r>
+          </w:p>
+        </w:tc>
+        <w:tc>
+          <w:tcPr/>
+          <w:p>
+            <w:pPr>
+              <w:pStyle w:val="Compact"/>
+              <w:jc w:val="right"/>
+            </w:pPr>
+            <w:r>
+              <w:t xml:space="preserve">q95</w:t>
+            </w:r>
+          </w:p>
+        </w:tc>
+        <w:tc>
+          <w:tcPr/>
+          <w:p>
+            <w:pPr>
+              <w:pStyle w:val="Compact"/>
+              <w:jc w:val="right"/>
+            </w:pPr>
+            <w:r>
+              <w:t xml:space="preserve">Household size</w:t>
+            </w:r>
+          </w:p>
+        </w:tc>
+        <w:tc>
+          <w:tcPr/>
+          <w:p>
+            <w:pPr>
+              <w:pStyle w:val="Compact"/>
+              <w:jc w:val="right"/>
+            </w:pPr>
+            <w:r>
+              <w:t xml:space="preserve">-0.84</w:t>
+            </w:r>
+          </w:p>
+        </w:tc>
+        <w:tc>
+          <w:tcPr/>
+          <w:p>
+            <w:pPr>
+              <w:pStyle w:val="Compact"/>
+              <w:jc w:val="right"/>
+            </w:pPr>
+            <w:r>
+              <w:t xml:space="preserve">0.25</w:t>
+            </w:r>
+          </w:p>
+        </w:tc>
+        <w:tc>
+          <w:tcPr/>
+          <w:p>
+            <w:pPr>
+              <w:pStyle w:val="Compact"/>
+              <w:jc w:val="right"/>
+            </w:pPr>
+            <w:r>
+              <w:t xml:space="preserve">-3.32</w:t>
+            </w:r>
+          </w:p>
+        </w:tc>
+        <w:tc>
+          <w:tcPr/>
+          <w:p>
+            <w:pPr>
+              <w:pStyle w:val="Compact"/>
+              <w:jc w:val="right"/>
+            </w:pPr>
+            <w:r>
+              <w:t xml:space="preserve">*</w:t>
+            </w:r>
+          </w:p>
+        </w:tc>
+      </w:tr>
+      <w:tr>
+        <w:tc>
+          <w:tcPr/>
+          <w:p>
+            <w:pPr>
+              <w:pStyle w:val="Compact"/>
+            </w:pPr>
+            <w:r>
+              <w:t xml:space="preserve">Nigeria</w:t>
+            </w:r>
+          </w:p>
+        </w:tc>
+        <w:tc>
+          <w:tcPr/>
+          <w:p>
+            <w:pPr>
+              <w:pStyle w:val="Compact"/>
+              <w:jc w:val="right"/>
+            </w:pPr>
+            <w:r>
+              <w:t xml:space="preserve">q50</w:t>
+            </w:r>
+          </w:p>
+        </w:tc>
+        <w:tc>
+          <w:tcPr/>
+          <w:p>
+            <w:pPr>
+              <w:pStyle w:val="Compact"/>
+              <w:jc w:val="right"/>
+            </w:pPr>
+            <w:r>
+              <w:t xml:space="preserve">Below the poverty line</w:t>
+            </w:r>
+          </w:p>
+        </w:tc>
+        <w:tc>
+          <w:tcPr/>
+          <w:p>
+            <w:pPr>
+              <w:pStyle w:val="Compact"/>
+              <w:jc w:val="right"/>
+            </w:pPr>
+            <w:r>
+              <w:t xml:space="preserve">-0.78</w:t>
+            </w:r>
+          </w:p>
+        </w:tc>
+        <w:tc>
+          <w:tcPr/>
+          <w:p>
+            <w:pPr>
+              <w:pStyle w:val="Compact"/>
+              <w:jc w:val="right"/>
+            </w:pPr>
+            <w:r>
+              <w:t xml:space="preserve">0.37</w:t>
+            </w:r>
+          </w:p>
+        </w:tc>
+        <w:tc>
+          <w:tcPr/>
+          <w:p>
+            <w:pPr>
+              <w:pStyle w:val="Compact"/>
+              <w:jc w:val="right"/>
+            </w:pPr>
+            <w:r>
+              <w:t xml:space="preserve">-2.09</w:t>
+            </w:r>
+          </w:p>
+        </w:tc>
+        <w:tc>
+          <w:tcPr/>
+          <w:p>
+            <w:pPr>
+              <w:pStyle w:val="Compact"/>
+              <w:jc w:val="right"/>
+            </w:pPr>
+            <w:r>
+              <w:t xml:space="preserve">*</w:t>
+            </w:r>
+          </w:p>
+        </w:tc>
+      </w:tr>
+      <w:tr>
+        <w:tc>
+          <w:tcPr/>
+          <w:p>
+            <w:pPr>
+              <w:pStyle w:val="Compact"/>
+            </w:pPr>
+            <w:r>
+              <w:t xml:space="preserve">Nigeria</w:t>
+            </w:r>
+          </w:p>
+        </w:tc>
+        <w:tc>
+          <w:tcPr/>
+          <w:p>
+            <w:pPr>
+              <w:pStyle w:val="Compact"/>
+              <w:jc w:val="right"/>
+            </w:pPr>
+            <w:r>
+              <w:t xml:space="preserve">q50</w:t>
+            </w:r>
+          </w:p>
+        </w:tc>
+        <w:tc>
+          <w:tcPr/>
+          <w:p>
+            <w:pPr>
+              <w:pStyle w:val="Compact"/>
+              <w:jc w:val="right"/>
+            </w:pPr>
+            <w:r>
+              <w:t xml:space="preserve">1-2x the poverty line</w:t>
+            </w:r>
+          </w:p>
+        </w:tc>
+        <w:tc>
+          <w:tcPr/>
+          <w:p>
+            <w:pPr>
+              <w:pStyle w:val="Compact"/>
+              <w:jc w:val="right"/>
+            </w:pPr>
+            <w:r>
+              <w:t xml:space="preserve">-0.46</w:t>
+            </w:r>
+          </w:p>
+        </w:tc>
+        <w:tc>
+          <w:tcPr/>
+          <w:p>
+            <w:pPr>
+              <w:pStyle w:val="Compact"/>
+              <w:jc w:val="right"/>
+            </w:pPr>
+            <w:r>
+              <w:t xml:space="preserve">0.34</w:t>
+            </w:r>
+          </w:p>
+        </w:tc>
+        <w:tc>
+          <w:tcPr/>
+          <w:p>
+            <w:pPr>
+              <w:pStyle w:val="Compact"/>
+              <w:jc w:val="right"/>
+            </w:pPr>
+            <w:r>
+              <w:t xml:space="preserve">-1.34</w:t>
+            </w:r>
+          </w:p>
+        </w:tc>
+        <w:tc>
+          <w:tcPr/>
+          <w:p>
+            <w:pPr>
+              <w:pStyle w:val="Compact"/>
+            </w:pPr>
+          </w:p>
+        </w:tc>
+      </w:tr>
+      <w:tr>
+        <w:tc>
+          <w:tcPr/>
+          <w:p>
+            <w:pPr>
+              <w:pStyle w:val="Compact"/>
+            </w:pPr>
+            <w:r>
+              <w:t xml:space="preserve">Nigeria</w:t>
+            </w:r>
+          </w:p>
+        </w:tc>
+        <w:tc>
+          <w:tcPr/>
+          <w:p>
+            <w:pPr>
+              <w:pStyle w:val="Compact"/>
+              <w:jc w:val="right"/>
+            </w:pPr>
+            <w:r>
+              <w:t xml:space="preserve">q50</w:t>
+            </w:r>
+          </w:p>
+        </w:tc>
+        <w:tc>
+          <w:tcPr/>
+          <w:p>
+            <w:pPr>
+              <w:pStyle w:val="Compact"/>
+              <w:jc w:val="right"/>
+            </w:pPr>
+            <w:r>
+              <w:t xml:space="preserve">Uninsured any part of the year</w:t>
+            </w:r>
+          </w:p>
+        </w:tc>
+        <w:tc>
+          <w:tcPr/>
+          <w:p>
+            <w:pPr>
+              <w:pStyle w:val="Compact"/>
+              <w:jc w:val="right"/>
+            </w:pPr>
+            <w:r>
+              <w:t xml:space="preserve">1.09</w:t>
+            </w:r>
+          </w:p>
+        </w:tc>
+        <w:tc>
+          <w:tcPr/>
+          <w:p>
+            <w:pPr>
+              <w:pStyle w:val="Compact"/>
+              <w:jc w:val="right"/>
+            </w:pPr>
+            <w:r>
+              <w:t xml:space="preserve">0.79</w:t>
+            </w:r>
+          </w:p>
+        </w:tc>
+        <w:tc>
+          <w:tcPr/>
+          <w:p>
+            <w:pPr>
+              <w:pStyle w:val="Compact"/>
+              <w:jc w:val="right"/>
+            </w:pPr>
+            <w:r>
+              <w:t xml:space="preserve">1.38</w:t>
+            </w:r>
+          </w:p>
+        </w:tc>
+        <w:tc>
+          <w:tcPr/>
+          <w:p>
+            <w:pPr>
+              <w:pStyle w:val="Compact"/>
+            </w:pPr>
+          </w:p>
+        </w:tc>
+      </w:tr>
+      <w:tr>
+        <w:tc>
+          <w:tcPr/>
+          <w:p>
+            <w:pPr>
+              <w:pStyle w:val="Compact"/>
+            </w:pPr>
+            <w:r>
+              <w:t xml:space="preserve">Nigeria</w:t>
+            </w:r>
+          </w:p>
+        </w:tc>
+        <w:tc>
+          <w:tcPr/>
+          <w:p>
+            <w:pPr>
+              <w:pStyle w:val="Compact"/>
+              <w:jc w:val="right"/>
+            </w:pPr>
+            <w:r>
+              <w:t xml:space="preserve">q50</w:t>
+            </w:r>
+          </w:p>
+        </w:tc>
+        <w:tc>
+          <w:tcPr/>
+          <w:p>
+            <w:pPr>
+              <w:pStyle w:val="Compact"/>
+              <w:jc w:val="right"/>
+            </w:pPr>
+            <w:r>
+              <w:t xml:space="preserve">Any chronic condition</w:t>
+            </w:r>
+          </w:p>
+        </w:tc>
+        <w:tc>
+          <w:tcPr/>
+          <w:p>
+            <w:pPr>
+              <w:pStyle w:val="Compact"/>
+              <w:jc w:val="right"/>
+            </w:pPr>
+            <w:r>
+              <w:t xml:space="preserve">2.45</w:t>
+            </w:r>
+          </w:p>
+        </w:tc>
+        <w:tc>
+          <w:tcPr/>
+          <w:p>
+            <w:pPr>
+              <w:pStyle w:val="Compact"/>
+              <w:jc w:val="right"/>
+            </w:pPr>
+            <w:r>
+              <w:t xml:space="preserve">0.34</w:t>
+            </w:r>
+          </w:p>
+        </w:tc>
+        <w:tc>
+          <w:tcPr/>
+          <w:p>
+            <w:pPr>
+              <w:pStyle w:val="Compact"/>
+              <w:jc w:val="right"/>
+            </w:pPr>
+            <w:r>
+              <w:t xml:space="preserve">7.32</w:t>
+            </w:r>
+          </w:p>
+        </w:tc>
+        <w:tc>
+          <w:tcPr/>
+          <w:p>
+            <w:pPr>
+              <w:pStyle w:val="Compact"/>
+              <w:jc w:val="right"/>
+            </w:pPr>
+            <w:r>
+              <w:t xml:space="preserve">*</w:t>
+            </w:r>
+          </w:p>
+        </w:tc>
+      </w:tr>
+      <w:tr>
+        <w:tc>
+          <w:tcPr/>
+          <w:p>
+            <w:pPr>
+              <w:pStyle w:val="Compact"/>
+            </w:pPr>
+            <w:r>
+              <w:t xml:space="preserve">Nigeria</w:t>
+            </w:r>
+          </w:p>
+        </w:tc>
+        <w:tc>
+          <w:tcPr/>
+          <w:p>
+            <w:pPr>
+              <w:pStyle w:val="Compact"/>
+              <w:jc w:val="right"/>
+            </w:pPr>
+            <w:r>
+              <w:t xml:space="preserve">q50</w:t>
+            </w:r>
+          </w:p>
+        </w:tc>
+        <w:tc>
+          <w:tcPr/>
+          <w:p>
+            <w:pPr>
+              <w:pStyle w:val="Compact"/>
+              <w:jc w:val="right"/>
+            </w:pPr>
+            <w:r>
+              <w:t xml:space="preserve">Any member aged 65+</w:t>
+            </w:r>
+          </w:p>
+        </w:tc>
+        <w:tc>
+          <w:tcPr/>
+          <w:p>
+            <w:pPr>
+              <w:pStyle w:val="Compact"/>
+              <w:jc w:val="right"/>
+            </w:pPr>
+            <w:r>
+              <w:t xml:space="preserve">0.51</w:t>
+            </w:r>
+          </w:p>
+        </w:tc>
+        <w:tc>
+          <w:tcPr/>
+          <w:p>
+            <w:pPr>
+              <w:pStyle w:val="Compact"/>
+              <w:jc w:val="right"/>
+            </w:pPr>
+            <w:r>
+              <w:t xml:space="preserve">0.26</w:t>
+            </w:r>
+          </w:p>
+        </w:tc>
+        <w:tc>
+          <w:tcPr/>
+          <w:p>
+            <w:pPr>
+              <w:pStyle w:val="Compact"/>
+              <w:jc w:val="right"/>
+            </w:pPr>
+            <w:r>
+              <w:t xml:space="preserve">1.95</w:t>
+            </w:r>
+          </w:p>
+        </w:tc>
+        <w:tc>
+          <w:tcPr/>
+          <w:p>
+            <w:pPr>
+              <w:pStyle w:val="Compact"/>
+            </w:pPr>
+          </w:p>
+        </w:tc>
+      </w:tr>
+      <w:tr>
+        <w:tc>
+          <w:tcPr/>
+          <w:p>
+            <w:pPr>
+              <w:pStyle w:val="Compact"/>
+            </w:pPr>
+            <w:r>
+              <w:t xml:space="preserve">Nigeria</w:t>
+            </w:r>
+          </w:p>
+        </w:tc>
+        <w:tc>
+          <w:tcPr/>
+          <w:p>
+            <w:pPr>
+              <w:pStyle w:val="Compact"/>
+              <w:jc w:val="right"/>
+            </w:pPr>
+            <w:r>
+              <w:t xml:space="preserve">q50</w:t>
+            </w:r>
+          </w:p>
+        </w:tc>
+        <w:tc>
+          <w:tcPr/>
+          <w:p>
+            <w:pPr>
+              <w:pStyle w:val="Compact"/>
+              <w:jc w:val="right"/>
+            </w:pPr>
+            <w:r>
+              <w:t xml:space="preserve">Any child</w:t>
+            </w:r>
+          </w:p>
+        </w:tc>
+        <w:tc>
+          <w:tcPr/>
+          <w:p>
+            <w:pPr>
+              <w:pStyle w:val="Compact"/>
+              <w:jc w:val="right"/>
+            </w:pPr>
+            <w:r>
+              <w:t xml:space="preserve">1.18</w:t>
+            </w:r>
+          </w:p>
+        </w:tc>
+        <w:tc>
+          <w:tcPr/>
+          <w:p>
+            <w:pPr>
+              <w:pStyle w:val="Compact"/>
+              <w:jc w:val="right"/>
+            </w:pPr>
+            <w:r>
+              <w:t xml:space="preserve">0.25</w:t>
+            </w:r>
+          </w:p>
+        </w:tc>
+        <w:tc>
+          <w:tcPr/>
+          <w:p>
+            <w:pPr>
+              <w:pStyle w:val="Compact"/>
+              <w:jc w:val="right"/>
+            </w:pPr>
+            <w:r>
+              <w:t xml:space="preserve">4.71</w:t>
+            </w:r>
+          </w:p>
+        </w:tc>
+        <w:tc>
+          <w:tcPr/>
+          <w:p>
+            <w:pPr>
+              <w:pStyle w:val="Compact"/>
+              <w:jc w:val="right"/>
+            </w:pPr>
+            <w:r>
+              <w:t xml:space="preserve">*</w:t>
+            </w:r>
+          </w:p>
+        </w:tc>
+      </w:tr>
+      <w:tr>
+        <w:tc>
+          <w:tcPr/>
+          <w:p>
+            <w:pPr>
+              <w:pStyle w:val="Compact"/>
+            </w:pPr>
+            <w:r>
+              <w:t xml:space="preserve">Nigeria</w:t>
+            </w:r>
+          </w:p>
+        </w:tc>
+        <w:tc>
+          <w:tcPr/>
+          <w:p>
+            <w:pPr>
+              <w:pStyle w:val="Compact"/>
+              <w:jc w:val="right"/>
+            </w:pPr>
+            <w:r>
+              <w:t xml:space="preserve">q50</w:t>
+            </w:r>
+          </w:p>
+        </w:tc>
+        <w:tc>
+          <w:tcPr/>
+          <w:p>
+            <w:pPr>
+              <w:pStyle w:val="Compact"/>
+              <w:jc w:val="right"/>
+            </w:pPr>
+            <w:r>
+              <w:t xml:space="preserve">Household size</w:t>
+            </w:r>
+          </w:p>
+        </w:tc>
+        <w:tc>
+          <w:tcPr/>
+          <w:p>
+            <w:pPr>
+              <w:pStyle w:val="Compact"/>
+              <w:jc w:val="right"/>
+            </w:pPr>
+            <w:r>
+              <w:t xml:space="preserve">0.19</w:t>
+            </w:r>
+          </w:p>
+        </w:tc>
+        <w:tc>
+          <w:tcPr/>
+          <w:p>
+            <w:pPr>
+              <w:pStyle w:val="Compact"/>
+              <w:jc w:val="right"/>
+            </w:pPr>
+            <w:r>
+              <w:t xml:space="preserve">0.04</w:t>
+            </w:r>
+          </w:p>
+        </w:tc>
+        <w:tc>
+          <w:tcPr/>
+          <w:p>
+            <w:pPr>
+              <w:pStyle w:val="Compact"/>
+              <w:jc w:val="right"/>
+            </w:pPr>
+            <w:r>
+              <w:t xml:space="preserve">4.60</w:t>
+            </w:r>
+          </w:p>
+        </w:tc>
+        <w:tc>
+          <w:tcPr/>
+          <w:p>
+            <w:pPr>
+              <w:pStyle w:val="Compact"/>
+              <w:jc w:val="right"/>
+            </w:pPr>
+            <w:r>
+              <w:t xml:space="preserve">*</w:t>
+            </w:r>
+          </w:p>
+        </w:tc>
+      </w:tr>
+      <w:tr>
+        <w:tc>
+          <w:tcPr/>
+          <w:p>
+            <w:pPr>
+              <w:pStyle w:val="Compact"/>
+            </w:pPr>
+            <w:r>
+              <w:t xml:space="preserve">Nigeria</w:t>
+            </w:r>
+          </w:p>
+        </w:tc>
+        <w:tc>
+          <w:tcPr/>
+          <w:p>
+            <w:pPr>
+              <w:pStyle w:val="Compact"/>
+              <w:jc w:val="right"/>
+            </w:pPr>
+            <w:r>
+              <w:t xml:space="preserve">q75</w:t>
+            </w:r>
+          </w:p>
+        </w:tc>
+        <w:tc>
+          <w:tcPr/>
+          <w:p>
+            <w:pPr>
+              <w:pStyle w:val="Compact"/>
+              <w:jc w:val="right"/>
+            </w:pPr>
+            <w:r>
+              <w:t xml:space="preserve">Below the poverty line</w:t>
+            </w:r>
+          </w:p>
+        </w:tc>
+        <w:tc>
+          <w:tcPr/>
+          <w:p>
+            <w:pPr>
+              <w:pStyle w:val="Compact"/>
+              <w:jc w:val="right"/>
+            </w:pPr>
+            <w:r>
+              <w:t xml:space="preserve">-0.97</w:t>
+            </w:r>
+          </w:p>
+        </w:tc>
+        <w:tc>
+          <w:tcPr/>
+          <w:p>
+            <w:pPr>
+              <w:pStyle w:val="Compact"/>
+              <w:jc w:val="right"/>
+            </w:pPr>
+            <w:r>
+              <w:t xml:space="preserve">0.88</w:t>
+            </w:r>
+          </w:p>
+        </w:tc>
+        <w:tc>
+          <w:tcPr/>
+          <w:p>
+            <w:pPr>
+              <w:pStyle w:val="Compact"/>
+              <w:jc w:val="right"/>
+            </w:pPr>
+            <w:r>
+              <w:t xml:space="preserve">-1.09</w:t>
+            </w:r>
+          </w:p>
+        </w:tc>
+        <w:tc>
+          <w:tcPr/>
+          <w:p>
+            <w:pPr>
+              <w:pStyle w:val="Compact"/>
+            </w:pPr>
+          </w:p>
+        </w:tc>
+      </w:tr>
+      <w:tr>
+        <w:tc>
+          <w:tcPr/>
+          <w:p>
+            <w:pPr>
+              <w:pStyle w:val="Compact"/>
+            </w:pPr>
+            <w:r>
+              <w:t xml:space="preserve">Nigeria</w:t>
+            </w:r>
+          </w:p>
+        </w:tc>
+        <w:tc>
+          <w:tcPr/>
+          <w:p>
+            <w:pPr>
+              <w:pStyle w:val="Compact"/>
+              <w:jc w:val="right"/>
+            </w:pPr>
+            <w:r>
+              <w:t xml:space="preserve">q75</w:t>
+            </w:r>
+          </w:p>
+        </w:tc>
+        <w:tc>
+          <w:tcPr/>
+          <w:p>
+            <w:pPr>
+              <w:pStyle w:val="Compact"/>
+              <w:jc w:val="right"/>
+            </w:pPr>
+            <w:r>
+              <w:t xml:space="preserve">1-2x the poverty line</w:t>
+            </w:r>
+          </w:p>
+        </w:tc>
+        <w:tc>
+          <w:tcPr/>
+          <w:p>
+            <w:pPr>
+              <w:pStyle w:val="Compact"/>
+              <w:jc w:val="right"/>
+            </w:pPr>
+            <w:r>
+              <w:t xml:space="preserve">-0.75</w:t>
+            </w:r>
+          </w:p>
+        </w:tc>
+        <w:tc>
+          <w:tcPr/>
+          <w:p>
+            <w:pPr>
+              <w:pStyle w:val="Compact"/>
+              <w:jc w:val="right"/>
+            </w:pPr>
+            <w:r>
+              <w:t xml:space="preserve">0.81</w:t>
+            </w:r>
+          </w:p>
+        </w:tc>
+        <w:tc>
+          <w:tcPr/>
+          <w:p>
+            <w:pPr>
+              <w:pStyle w:val="Compact"/>
+              <w:jc w:val="right"/>
+            </w:pPr>
+            <w:r>
+              <w:t xml:space="preserve">-0.92</w:t>
+            </w:r>
+          </w:p>
+        </w:tc>
+        <w:tc>
+          <w:tcPr/>
+          <w:p>
+            <w:pPr>
+              <w:pStyle w:val="Compact"/>
+            </w:pPr>
+          </w:p>
+        </w:tc>
+      </w:tr>
+      <w:tr>
+        <w:tc>
+          <w:tcPr/>
+          <w:p>
+            <w:pPr>
+              <w:pStyle w:val="Compact"/>
+            </w:pPr>
+            <w:r>
+              <w:t xml:space="preserve">Nigeria</w:t>
+            </w:r>
+          </w:p>
+        </w:tc>
+        <w:tc>
+          <w:tcPr/>
+          <w:p>
+            <w:pPr>
+              <w:pStyle w:val="Compact"/>
+              <w:jc w:val="right"/>
+            </w:pPr>
+            <w:r>
+              <w:t xml:space="preserve">q75</w:t>
+            </w:r>
+          </w:p>
+        </w:tc>
+        <w:tc>
+          <w:tcPr/>
+          <w:p>
+            <w:pPr>
+              <w:pStyle w:val="Compact"/>
+              <w:jc w:val="right"/>
+            </w:pPr>
+            <w:r>
+              <w:t xml:space="preserve">Uninsured any part of the year</w:t>
+            </w:r>
+          </w:p>
+        </w:tc>
+        <w:tc>
+          <w:tcPr/>
+          <w:p>
+            <w:pPr>
+              <w:pStyle w:val="Compact"/>
+              <w:jc w:val="right"/>
+            </w:pPr>
+            <w:r>
+              <w:t xml:space="preserve">1.72</w:t>
+            </w:r>
+          </w:p>
+        </w:tc>
+        <w:tc>
+          <w:tcPr/>
+          <w:p>
+            <w:pPr>
+              <w:pStyle w:val="Compact"/>
+              <w:jc w:val="right"/>
+            </w:pPr>
+            <w:r>
+              <w:t xml:space="preserve">1.77</w:t>
+            </w:r>
+          </w:p>
+        </w:tc>
+        <w:tc>
+          <w:tcPr/>
+          <w:p>
+            <w:pPr>
+              <w:pStyle w:val="Compact"/>
+              <w:jc w:val="right"/>
+            </w:pPr>
+            <w:r>
+              <w:t xml:space="preserve">0.97</w:t>
+            </w:r>
+          </w:p>
+        </w:tc>
+        <w:tc>
+          <w:tcPr/>
+          <w:p>
+            <w:pPr>
+              <w:pStyle w:val="Compact"/>
+            </w:pPr>
+          </w:p>
+        </w:tc>
+      </w:tr>
+      <w:tr>
+        <w:tc>
+          <w:tcPr/>
+          <w:p>
+            <w:pPr>
+              <w:pStyle w:val="Compact"/>
+            </w:pPr>
+            <w:r>
+              <w:t xml:space="preserve">Nigeria</w:t>
+            </w:r>
+          </w:p>
+        </w:tc>
+        <w:tc>
+          <w:tcPr/>
+          <w:p>
+            <w:pPr>
+              <w:pStyle w:val="Compact"/>
+              <w:jc w:val="right"/>
+            </w:pPr>
+            <w:r>
+              <w:t xml:space="preserve">q75</w:t>
+            </w:r>
+          </w:p>
+        </w:tc>
+        <w:tc>
+          <w:tcPr/>
+          <w:p>
+            <w:pPr>
+              <w:pStyle w:val="Compact"/>
+              <w:jc w:val="right"/>
+            </w:pPr>
+            <w:r>
+              <w:t xml:space="preserve">Any chronic condition</w:t>
+            </w:r>
+          </w:p>
+        </w:tc>
+        <w:tc>
+          <w:tcPr/>
+          <w:p>
+            <w:pPr>
+              <w:pStyle w:val="Compact"/>
+              <w:jc w:val="right"/>
+            </w:pPr>
+            <w:r>
+              <w:t xml:space="preserve">8.69</w:t>
+            </w:r>
+          </w:p>
+        </w:tc>
+        <w:tc>
+          <w:tcPr/>
+          <w:p>
+            <w:pPr>
+              <w:pStyle w:val="Compact"/>
+              <w:jc w:val="right"/>
+            </w:pPr>
+            <w:r>
+              <w:t xml:space="preserve">1.07</w:t>
+            </w:r>
+          </w:p>
+        </w:tc>
+        <w:tc>
+          <w:tcPr/>
+          <w:p>
+            <w:pPr>
+              <w:pStyle w:val="Compact"/>
+              <w:jc w:val="right"/>
+            </w:pPr>
+            <w:r>
+              <w:t xml:space="preserve">8.11</w:t>
+            </w:r>
+          </w:p>
+        </w:tc>
+        <w:tc>
+          <w:tcPr/>
+          <w:p>
+            <w:pPr>
+              <w:pStyle w:val="Compact"/>
+              <w:jc w:val="right"/>
+            </w:pPr>
+            <w:r>
+              <w:t xml:space="preserve">*</w:t>
+            </w:r>
+          </w:p>
+        </w:tc>
+      </w:tr>
+      <w:tr>
+        <w:tc>
+          <w:tcPr/>
+          <w:p>
+            <w:pPr>
+              <w:pStyle w:val="Compact"/>
+            </w:pPr>
+            <w:r>
+              <w:t xml:space="preserve">Nigeria</w:t>
+            </w:r>
+          </w:p>
+        </w:tc>
+        <w:tc>
+          <w:tcPr/>
+          <w:p>
+            <w:pPr>
+              <w:pStyle w:val="Compact"/>
+              <w:jc w:val="right"/>
+            </w:pPr>
+            <w:r>
+              <w:t xml:space="preserve">q75</w:t>
+            </w:r>
+          </w:p>
+        </w:tc>
+        <w:tc>
+          <w:tcPr/>
+          <w:p>
+            <w:pPr>
+              <w:pStyle w:val="Compact"/>
+              <w:jc w:val="right"/>
+            </w:pPr>
+            <w:r>
+              <w:t xml:space="preserve">Any member aged 65+</w:t>
+            </w:r>
+          </w:p>
+        </w:tc>
+        <w:tc>
+          <w:tcPr/>
+          <w:p>
+            <w:pPr>
+              <w:pStyle w:val="Compact"/>
+              <w:jc w:val="right"/>
+            </w:pPr>
+            <w:r>
+              <w:t xml:space="preserve">2.13</w:t>
+            </w:r>
+          </w:p>
+        </w:tc>
+        <w:tc>
+          <w:tcPr/>
+          <w:p>
+            <w:pPr>
+              <w:pStyle w:val="Compact"/>
+              <w:jc w:val="right"/>
+            </w:pPr>
+            <w:r>
+              <w:t xml:space="preserve">0.64</w:t>
+            </w:r>
+          </w:p>
+        </w:tc>
+        <w:tc>
+          <w:tcPr/>
+          <w:p>
+            <w:pPr>
+              <w:pStyle w:val="Compact"/>
+              <w:jc w:val="right"/>
+            </w:pPr>
+            <w:r>
+              <w:t xml:space="preserve">3.34</w:t>
+            </w:r>
+          </w:p>
+        </w:tc>
+        <w:tc>
+          <w:tcPr/>
+          <w:p>
+            <w:pPr>
+              <w:pStyle w:val="Compact"/>
+              <w:jc w:val="right"/>
+            </w:pPr>
+            <w:r>
+              <w:t xml:space="preserve">*</w:t>
+            </w:r>
+          </w:p>
+        </w:tc>
+      </w:tr>
+      <w:tr>
+        <w:tc>
+          <w:tcPr/>
+          <w:p>
+            <w:pPr>
+              <w:pStyle w:val="Compact"/>
+            </w:pPr>
+            <w:r>
+              <w:t xml:space="preserve">Nigeria</w:t>
+            </w:r>
+          </w:p>
+        </w:tc>
+        <w:tc>
+          <w:tcPr/>
+          <w:p>
+            <w:pPr>
+              <w:pStyle w:val="Compact"/>
+              <w:jc w:val="right"/>
+            </w:pPr>
+            <w:r>
+              <w:t xml:space="preserve">q75</w:t>
+            </w:r>
+          </w:p>
+        </w:tc>
+        <w:tc>
+          <w:tcPr/>
+          <w:p>
+            <w:pPr>
+              <w:pStyle w:val="Compact"/>
+              <w:jc w:val="right"/>
+            </w:pPr>
+            <w:r>
+              <w:t xml:space="preserve">Any child</w:t>
+            </w:r>
+          </w:p>
+        </w:tc>
+        <w:tc>
+          <w:tcPr/>
+          <w:p>
+            <w:pPr>
+              <w:pStyle w:val="Compact"/>
+              <w:jc w:val="right"/>
+            </w:pPr>
+            <w:r>
+              <w:t xml:space="preserve">2.02</w:t>
+            </w:r>
+          </w:p>
+        </w:tc>
+        <w:tc>
+          <w:tcPr/>
+          <w:p>
+            <w:pPr>
+              <w:pStyle w:val="Compact"/>
+              <w:jc w:val="right"/>
+            </w:pPr>
+            <w:r>
+              <w:t xml:space="preserve">0.71</w:t>
+            </w:r>
+          </w:p>
+        </w:tc>
+        <w:tc>
+          <w:tcPr/>
+          <w:p>
+            <w:pPr>
+              <w:pStyle w:val="Compact"/>
+              <w:jc w:val="right"/>
+            </w:pPr>
+            <w:r>
+              <w:t xml:space="preserve">2.83</w:t>
+            </w:r>
+          </w:p>
+        </w:tc>
+        <w:tc>
+          <w:tcPr/>
+          <w:p>
+            <w:pPr>
+              <w:pStyle w:val="Compact"/>
+              <w:jc w:val="right"/>
+            </w:pPr>
+            <w:r>
+              <w:t xml:space="preserve">*</w:t>
+            </w:r>
+          </w:p>
+        </w:tc>
+      </w:tr>
+      <w:tr>
+        <w:tc>
+          <w:tcPr/>
+          <w:p>
+            <w:pPr>
+              <w:pStyle w:val="Compact"/>
+            </w:pPr>
+            <w:r>
+              <w:t xml:space="preserve">Nigeria</w:t>
+            </w:r>
+          </w:p>
+        </w:tc>
+        <w:tc>
+          <w:tcPr/>
+          <w:p>
+            <w:pPr>
+              <w:pStyle w:val="Compact"/>
+              <w:jc w:val="right"/>
+            </w:pPr>
+            <w:r>
+              <w:t xml:space="preserve">q75</w:t>
+            </w:r>
+          </w:p>
+        </w:tc>
+        <w:tc>
+          <w:tcPr/>
+          <w:p>
+            <w:pPr>
+              <w:pStyle w:val="Compact"/>
+              <w:jc w:val="right"/>
+            </w:pPr>
+            <w:r>
+              <w:t xml:space="preserve">Household size</w:t>
+            </w:r>
+          </w:p>
+        </w:tc>
+        <w:tc>
+          <w:tcPr/>
+          <w:p>
+            <w:pPr>
+              <w:pStyle w:val="Compact"/>
+              <w:jc w:val="right"/>
+            </w:pPr>
+            <w:r>
+              <w:t xml:space="preserve">-0.10</w:t>
+            </w:r>
+          </w:p>
+        </w:tc>
+        <w:tc>
+          <w:tcPr/>
+          <w:p>
+            <w:pPr>
+              <w:pStyle w:val="Compact"/>
+              <w:jc w:val="right"/>
+            </w:pPr>
+            <w:r>
+              <w:t xml:space="preserve">0.09</w:t>
+            </w:r>
+          </w:p>
+        </w:tc>
+        <w:tc>
+          <w:tcPr/>
+          <w:p>
+            <w:pPr>
+              <w:pStyle w:val="Compact"/>
+              <w:jc w:val="right"/>
+            </w:pPr>
+            <w:r>
+              <w:t xml:space="preserve">-1.12</w:t>
+            </w:r>
+          </w:p>
+        </w:tc>
+        <w:tc>
+          <w:tcPr/>
+          <w:p>
+            <w:pPr>
+              <w:pStyle w:val="Compact"/>
+            </w:pPr>
+          </w:p>
+        </w:tc>
+      </w:tr>
+      <w:tr>
+        <w:tc>
+          <w:tcPr/>
+          <w:p>
+            <w:pPr>
+              <w:pStyle w:val="Compact"/>
+            </w:pPr>
+            <w:r>
+              <w:t xml:space="preserve">Nigeria</w:t>
+            </w:r>
+          </w:p>
+        </w:tc>
+        <w:tc>
+          <w:tcPr/>
+          <w:p>
+            <w:pPr>
+              <w:pStyle w:val="Compact"/>
+              <w:jc w:val="right"/>
+            </w:pPr>
+            <w:r>
+              <w:t xml:space="preserve">q90</w:t>
+            </w:r>
+          </w:p>
+        </w:tc>
+        <w:tc>
+          <w:tcPr/>
+          <w:p>
+            <w:pPr>
+              <w:pStyle w:val="Compact"/>
+              <w:jc w:val="right"/>
+            </w:pPr>
+            <w:r>
+              <w:t xml:space="preserve">Below the poverty line</w:t>
+            </w:r>
+          </w:p>
+        </w:tc>
+        <w:tc>
+          <w:tcPr/>
+          <w:p>
+            <w:pPr>
+              <w:pStyle w:val="Compact"/>
+              <w:jc w:val="right"/>
+            </w:pPr>
+            <w:r>
+              <w:t xml:space="preserve">-3.52</w:t>
+            </w:r>
+          </w:p>
+        </w:tc>
+        <w:tc>
+          <w:tcPr/>
+          <w:p>
+            <w:pPr>
+              <w:pStyle w:val="Compact"/>
+              <w:jc w:val="right"/>
+            </w:pPr>
+            <w:r>
+              <w:t xml:space="preserve">1.71</w:t>
+            </w:r>
+          </w:p>
+        </w:tc>
+        <w:tc>
+          <w:tcPr/>
+          <w:p>
+            <w:pPr>
+              <w:pStyle w:val="Compact"/>
+              <w:jc w:val="right"/>
+            </w:pPr>
+            <w:r>
+              <w:t xml:space="preserve">-2.06</w:t>
+            </w:r>
+          </w:p>
+        </w:tc>
+        <w:tc>
+          <w:tcPr/>
+          <w:p>
+            <w:pPr>
+              <w:pStyle w:val="Compact"/>
+              <w:jc w:val="right"/>
+            </w:pPr>
+            <w:r>
+              <w:t xml:space="preserve">*</w:t>
+            </w:r>
+          </w:p>
+        </w:tc>
+      </w:tr>
+      <w:tr>
+        <w:tc>
+          <w:tcPr/>
+          <w:p>
+            <w:pPr>
+              <w:pStyle w:val="Compact"/>
+            </w:pPr>
+            <w:r>
+              <w:t xml:space="preserve">Nigeria</w:t>
+            </w:r>
+          </w:p>
+        </w:tc>
+        <w:tc>
+          <w:tcPr/>
+          <w:p>
+            <w:pPr>
+              <w:pStyle w:val="Compact"/>
+              <w:jc w:val="right"/>
+            </w:pPr>
+            <w:r>
+              <w:t xml:space="preserve">q90</w:t>
+            </w:r>
+          </w:p>
+        </w:tc>
+        <w:tc>
+          <w:tcPr/>
+          <w:p>
+            <w:pPr>
+              <w:pStyle w:val="Compact"/>
+              <w:jc w:val="right"/>
+            </w:pPr>
+            <w:r>
+              <w:t xml:space="preserve">1-2x the poverty line</w:t>
+            </w:r>
+          </w:p>
+        </w:tc>
+        <w:tc>
+          <w:tcPr/>
+          <w:p>
+            <w:pPr>
+              <w:pStyle w:val="Compact"/>
+              <w:jc w:val="right"/>
+            </w:pPr>
+            <w:r>
+              <w:t xml:space="preserve">-1.73</w:t>
+            </w:r>
+          </w:p>
+        </w:tc>
+        <w:tc>
+          <w:tcPr/>
+          <w:p>
+            <w:pPr>
+              <w:pStyle w:val="Compact"/>
+              <w:jc w:val="right"/>
+            </w:pPr>
+            <w:r>
+              <w:t xml:space="preserve">1.87</w:t>
+            </w:r>
+          </w:p>
+        </w:tc>
+        <w:tc>
+          <w:tcPr/>
+          <w:p>
+            <w:pPr>
+              <w:pStyle w:val="Compact"/>
+              <w:jc w:val="right"/>
+            </w:pPr>
+            <w:r>
+              <w:t xml:space="preserve">-0.93</w:t>
+            </w:r>
+          </w:p>
+        </w:tc>
+        <w:tc>
+          <w:tcPr/>
+          <w:p>
+            <w:pPr>
+              <w:pStyle w:val="Compact"/>
+            </w:pPr>
+          </w:p>
+        </w:tc>
+      </w:tr>
+      <w:tr>
+        <w:tc>
+          <w:tcPr/>
+          <w:p>
+            <w:pPr>
+              <w:pStyle w:val="Compact"/>
+            </w:pPr>
+            <w:r>
+              <w:t xml:space="preserve">Nigeria</w:t>
+            </w:r>
+          </w:p>
+        </w:tc>
+        <w:tc>
+          <w:tcPr/>
+          <w:p>
+            <w:pPr>
+              <w:pStyle w:val="Compact"/>
+              <w:jc w:val="right"/>
+            </w:pPr>
+            <w:r>
+              <w:t xml:space="preserve">q90</w:t>
+            </w:r>
+          </w:p>
+        </w:tc>
+        <w:tc>
+          <w:tcPr/>
+          <w:p>
+            <w:pPr>
+              <w:pStyle w:val="Compact"/>
+              <w:jc w:val="right"/>
+            </w:pPr>
+            <w:r>
+              <w:t xml:space="preserve">Uninsured any part of the year</w:t>
+            </w:r>
+          </w:p>
+        </w:tc>
+        <w:tc>
+          <w:tcPr/>
+          <w:p>
+            <w:pPr>
+              <w:pStyle w:val="Compact"/>
+              <w:jc w:val="right"/>
+            </w:pPr>
+            <w:r>
+              <w:t xml:space="preserve">0.61</w:t>
+            </w:r>
+          </w:p>
+        </w:tc>
+        <w:tc>
+          <w:tcPr/>
+          <w:p>
+            <w:pPr>
+              <w:pStyle w:val="Compact"/>
+              <w:jc w:val="right"/>
+            </w:pPr>
+            <w:r>
+              <w:t xml:space="preserve">5.98</w:t>
+            </w:r>
+          </w:p>
+        </w:tc>
+        <w:tc>
+          <w:tcPr/>
+          <w:p>
+            <w:pPr>
+              <w:pStyle w:val="Compact"/>
+              <w:jc w:val="right"/>
+            </w:pPr>
+            <w:r>
+              <w:t xml:space="preserve">0.10</w:t>
+            </w:r>
+          </w:p>
+        </w:tc>
+        <w:tc>
+          <w:tcPr/>
+          <w:p>
+            <w:pPr>
+              <w:pStyle w:val="Compact"/>
+            </w:pPr>
+          </w:p>
+        </w:tc>
+      </w:tr>
+      <w:tr>
+        <w:tc>
+          <w:tcPr/>
+          <w:p>
+            <w:pPr>
+              <w:pStyle w:val="Compact"/>
+            </w:pPr>
+            <w:r>
+              <w:t xml:space="preserve">Nigeria</w:t>
+            </w:r>
+          </w:p>
+        </w:tc>
+        <w:tc>
+          <w:tcPr/>
+          <w:p>
+            <w:pPr>
+              <w:pStyle w:val="Compact"/>
+              <w:jc w:val="right"/>
+            </w:pPr>
+            <w:r>
+              <w:t xml:space="preserve">q90</w:t>
+            </w:r>
+          </w:p>
+        </w:tc>
+        <w:tc>
+          <w:tcPr/>
+          <w:p>
+            <w:pPr>
+              <w:pStyle w:val="Compact"/>
+              <w:jc w:val="right"/>
+            </w:pPr>
+            <w:r>
+              <w:t xml:space="preserve">Any chronic condition</w:t>
+            </w:r>
+          </w:p>
+        </w:tc>
+        <w:tc>
+          <w:tcPr/>
+          <w:p>
+            <w:pPr>
+              <w:pStyle w:val="Compact"/>
+              <w:jc w:val="right"/>
+            </w:pPr>
+            <w:r>
+              <w:t xml:space="preserve">20.20</w:t>
+            </w:r>
+          </w:p>
+        </w:tc>
+        <w:tc>
+          <w:tcPr/>
+          <w:p>
+            <w:pPr>
+              <w:pStyle w:val="Compact"/>
+              <w:jc w:val="right"/>
+            </w:pPr>
+            <w:r>
+              <w:t xml:space="preserve">3.21</w:t>
+            </w:r>
+          </w:p>
+        </w:tc>
+        <w:tc>
+          <w:tcPr/>
+          <w:p>
+            <w:pPr>
+              <w:pStyle w:val="Compact"/>
+              <w:jc w:val="right"/>
+            </w:pPr>
+            <w:r>
+              <w:t xml:space="preserve">6.30</w:t>
+            </w:r>
+          </w:p>
+        </w:tc>
+        <w:tc>
+          <w:tcPr/>
+          <w:p>
+            <w:pPr>
+              <w:pStyle w:val="Compact"/>
+              <w:jc w:val="right"/>
+            </w:pPr>
+            <w:r>
+              <w:t xml:space="preserve">*</w:t>
+            </w:r>
+          </w:p>
+        </w:tc>
+      </w:tr>
+      <w:tr>
+        <w:tc>
+          <w:tcPr/>
+          <w:p>
+            <w:pPr>
+              <w:pStyle w:val="Compact"/>
+            </w:pPr>
+            <w:r>
+              <w:t xml:space="preserve">Nigeria</w:t>
+            </w:r>
+          </w:p>
+        </w:tc>
+        <w:tc>
+          <w:tcPr/>
+          <w:p>
+            <w:pPr>
+              <w:pStyle w:val="Compact"/>
+              <w:jc w:val="right"/>
+            </w:pPr>
+            <w:r>
+              <w:t xml:space="preserve">q90</w:t>
+            </w:r>
+          </w:p>
+        </w:tc>
+        <w:tc>
+          <w:tcPr/>
+          <w:p>
+            <w:pPr>
+              <w:pStyle w:val="Compact"/>
+              <w:jc w:val="right"/>
+            </w:pPr>
+            <w:r>
+              <w:t xml:space="preserve">Any member aged 65+</w:t>
+            </w:r>
+          </w:p>
+        </w:tc>
+        <w:tc>
+          <w:tcPr/>
+          <w:p>
+            <w:pPr>
+              <w:pStyle w:val="Compact"/>
+              <w:jc w:val="right"/>
+            </w:pPr>
+            <w:r>
+              <w:t xml:space="preserve">5.11</w:t>
+            </w:r>
+          </w:p>
+        </w:tc>
+        <w:tc>
+          <w:tcPr/>
+          <w:p>
+            <w:pPr>
+              <w:pStyle w:val="Compact"/>
+              <w:jc w:val="right"/>
+            </w:pPr>
+            <w:r>
+              <w:t xml:space="preserve">1.37</w:t>
+            </w:r>
+          </w:p>
+        </w:tc>
+        <w:tc>
+          <w:tcPr/>
+          <w:p>
+            <w:pPr>
+              <w:pStyle w:val="Compact"/>
+              <w:jc w:val="right"/>
+            </w:pPr>
+            <w:r>
+              <w:t xml:space="preserve">3.73</w:t>
+            </w:r>
+          </w:p>
+        </w:tc>
+        <w:tc>
+          <w:tcPr/>
+          <w:p>
+            <w:pPr>
+              <w:pStyle w:val="Compact"/>
+              <w:jc w:val="right"/>
+            </w:pPr>
+            <w:r>
+              <w:t xml:space="preserve">*</w:t>
+            </w:r>
+          </w:p>
+        </w:tc>
+      </w:tr>
+      <w:tr>
+        <w:tc>
+          <w:tcPr/>
+          <w:p>
+            <w:pPr>
+              <w:pStyle w:val="Compact"/>
+            </w:pPr>
+            <w:r>
+              <w:t xml:space="preserve">Nigeria</w:t>
+            </w:r>
+          </w:p>
+        </w:tc>
+        <w:tc>
+          <w:tcPr/>
+          <w:p>
+            <w:pPr>
+              <w:pStyle w:val="Compact"/>
+              <w:jc w:val="right"/>
+            </w:pPr>
+            <w:r>
+              <w:t xml:space="preserve">q90</w:t>
+            </w:r>
+          </w:p>
+        </w:tc>
+        <w:tc>
+          <w:tcPr/>
+          <w:p>
+            <w:pPr>
+              <w:pStyle w:val="Compact"/>
+              <w:jc w:val="right"/>
+            </w:pPr>
+            <w:r>
+              <w:t xml:space="preserve">Any child</w:t>
+            </w:r>
+          </w:p>
+        </w:tc>
+        <w:tc>
+          <w:tcPr/>
+          <w:p>
+            <w:pPr>
+              <w:pStyle w:val="Compact"/>
+              <w:jc w:val="right"/>
+            </w:pPr>
+            <w:r>
+              <w:t xml:space="preserve">2.49</w:t>
+            </w:r>
+          </w:p>
+        </w:tc>
+        <w:tc>
+          <w:tcPr/>
+          <w:p>
+            <w:pPr>
+              <w:pStyle w:val="Compact"/>
+              <w:jc w:val="right"/>
+            </w:pPr>
+            <w:r>
+              <w:t xml:space="preserve">1.62</w:t>
+            </w:r>
+          </w:p>
+        </w:tc>
+        <w:tc>
+          <w:tcPr/>
+          <w:p>
+            <w:pPr>
+              <w:pStyle w:val="Compact"/>
+              <w:jc w:val="right"/>
+            </w:pPr>
+            <w:r>
+              <w:t xml:space="preserve">1.54</w:t>
+            </w:r>
+          </w:p>
+        </w:tc>
+        <w:tc>
+          <w:tcPr/>
+          <w:p>
+            <w:pPr>
+              <w:pStyle w:val="Compact"/>
+            </w:pPr>
+          </w:p>
+        </w:tc>
+      </w:tr>
+      <w:tr>
+        <w:tc>
+          <w:tcPr/>
+          <w:p>
+            <w:pPr>
+              <w:pStyle w:val="Compact"/>
+            </w:pPr>
+            <w:r>
+              <w:t xml:space="preserve">Nigeria</w:t>
+            </w:r>
+          </w:p>
+        </w:tc>
+        <w:tc>
+          <w:tcPr/>
+          <w:p>
+            <w:pPr>
+              <w:pStyle w:val="Compact"/>
+              <w:jc w:val="right"/>
+            </w:pPr>
+            <w:r>
+              <w:t xml:space="preserve">q90</w:t>
+            </w:r>
+          </w:p>
+        </w:tc>
+        <w:tc>
+          <w:tcPr/>
+          <w:p>
+            <w:pPr>
+              <w:pStyle w:val="Compact"/>
+              <w:jc w:val="right"/>
+            </w:pPr>
+            <w:r>
+              <w:t xml:space="preserve">Household size</w:t>
+            </w:r>
+          </w:p>
+        </w:tc>
+        <w:tc>
+          <w:tcPr/>
+          <w:p>
+            <w:pPr>
+              <w:pStyle w:val="Compact"/>
+              <w:jc w:val="right"/>
+            </w:pPr>
+            <w:r>
+              <w:t xml:space="preserve">-0.07</w:t>
+            </w:r>
+          </w:p>
+        </w:tc>
+        <w:tc>
+          <w:tcPr/>
+          <w:p>
+            <w:pPr>
+              <w:pStyle w:val="Compact"/>
+              <w:jc w:val="right"/>
+            </w:pPr>
+            <w:r>
+              <w:t xml:space="preserve">0.20</w:t>
+            </w:r>
+          </w:p>
+        </w:tc>
+        <w:tc>
+          <w:tcPr/>
+          <w:p>
+            <w:pPr>
+              <w:pStyle w:val="Compact"/>
+              <w:jc w:val="right"/>
+            </w:pPr>
+            <w:r>
+              <w:t xml:space="preserve">-0.37</w:t>
+            </w:r>
+          </w:p>
+        </w:tc>
+        <w:tc>
+          <w:tcPr/>
+          <w:p>
+            <w:pPr>
+              <w:pStyle w:val="Compact"/>
+            </w:pPr>
+          </w:p>
+        </w:tc>
+      </w:tr>
+      <w:tr>
+        <w:tc>
+          <w:tcPr/>
+          <w:p>
+            <w:pPr>
+              <w:pStyle w:val="Compact"/>
+            </w:pPr>
+            <w:r>
+              <w:t xml:space="preserve">Nigeria</w:t>
+            </w:r>
+          </w:p>
+        </w:tc>
+        <w:tc>
+          <w:tcPr/>
+          <w:p>
+            <w:pPr>
+              <w:pStyle w:val="Compact"/>
+              <w:jc w:val="right"/>
+            </w:pPr>
+            <w:r>
+              <w:t xml:space="preserve">q95</w:t>
+            </w:r>
+          </w:p>
+        </w:tc>
+        <w:tc>
+          <w:tcPr/>
+          <w:p>
+            <w:pPr>
+              <w:pStyle w:val="Compact"/>
+              <w:jc w:val="right"/>
+            </w:pPr>
+            <w:r>
+              <w:t xml:space="preserve">Below the poverty line</w:t>
+            </w:r>
+          </w:p>
+        </w:tc>
+        <w:tc>
+          <w:tcPr/>
+          <w:p>
+            <w:pPr>
+              <w:pStyle w:val="Compact"/>
+              <w:jc w:val="right"/>
+            </w:pPr>
+            <w:r>
+              <w:t xml:space="preserve">-8.17</w:t>
+            </w:r>
+          </w:p>
+        </w:tc>
+        <w:tc>
+          <w:tcPr/>
+          <w:p>
+            <w:pPr>
+              <w:pStyle w:val="Compact"/>
+              <w:jc w:val="right"/>
+            </w:pPr>
+            <w:r>
+              <w:t xml:space="preserve">3.11</w:t>
+            </w:r>
+          </w:p>
+        </w:tc>
+        <w:tc>
+          <w:tcPr/>
+          <w:p>
+            <w:pPr>
+              <w:pStyle w:val="Compact"/>
+              <w:jc w:val="right"/>
+            </w:pPr>
+            <w:r>
+              <w:t xml:space="preserve">-2.63</w:t>
+            </w:r>
+          </w:p>
+        </w:tc>
+        <w:tc>
+          <w:tcPr/>
+          <w:p>
+            <w:pPr>
+              <w:pStyle w:val="Compact"/>
+              <w:jc w:val="right"/>
+            </w:pPr>
+            <w:r>
+              <w:t xml:space="preserve">*</w:t>
+            </w:r>
+          </w:p>
+        </w:tc>
+      </w:tr>
+      <w:tr>
+        <w:tc>
+          <w:tcPr/>
+          <w:p>
+            <w:pPr>
+              <w:pStyle w:val="Compact"/>
+            </w:pPr>
+            <w:r>
+              <w:t xml:space="preserve">Nigeria</w:t>
+            </w:r>
+          </w:p>
+        </w:tc>
+        <w:tc>
+          <w:tcPr/>
+          <w:p>
+            <w:pPr>
+              <w:pStyle w:val="Compact"/>
+              <w:jc w:val="right"/>
+            </w:pPr>
+            <w:r>
+              <w:t xml:space="preserve">q95</w:t>
+            </w:r>
+          </w:p>
+        </w:tc>
+        <w:tc>
+          <w:tcPr/>
+          <w:p>
+            <w:pPr>
+              <w:pStyle w:val="Compact"/>
+              <w:jc w:val="right"/>
+            </w:pPr>
+            <w:r>
+              <w:t xml:space="preserve">1-2x the poverty line</w:t>
+            </w:r>
+          </w:p>
+        </w:tc>
+        <w:tc>
+          <w:tcPr/>
+          <w:p>
+            <w:pPr>
+              <w:pStyle w:val="Compact"/>
+              <w:jc w:val="right"/>
+            </w:pPr>
+            <w:r>
+              <w:t xml:space="preserve">-2.28</w:t>
+            </w:r>
+          </w:p>
+        </w:tc>
+        <w:tc>
+          <w:tcPr/>
+          <w:p>
+            <w:pPr>
+              <w:pStyle w:val="Compact"/>
+              <w:jc w:val="right"/>
+            </w:pPr>
+            <w:r>
+              <w:t xml:space="preserve">3.33</w:t>
+            </w:r>
+          </w:p>
+        </w:tc>
+        <w:tc>
+          <w:tcPr/>
+          <w:p>
+            <w:pPr>
+              <w:pStyle w:val="Compact"/>
+              <w:jc w:val="right"/>
+            </w:pPr>
+            <w:r>
+              <w:t xml:space="preserve">-0.68</w:t>
+            </w:r>
+          </w:p>
+        </w:tc>
+        <w:tc>
+          <w:tcPr/>
+          <w:p>
+            <w:pPr>
+              <w:pStyle w:val="Compact"/>
+            </w:pPr>
+          </w:p>
+        </w:tc>
+      </w:tr>
+      <w:tr>
+        <w:tc>
+          <w:tcPr/>
+          <w:p>
+            <w:pPr>
+              <w:pStyle w:val="Compact"/>
+            </w:pPr>
+            <w:r>
+              <w:t xml:space="preserve">Nigeria</w:t>
+            </w:r>
+          </w:p>
+        </w:tc>
+        <w:tc>
+          <w:tcPr/>
+          <w:p>
+            <w:pPr>
+              <w:pStyle w:val="Compact"/>
+              <w:jc w:val="right"/>
+            </w:pPr>
+            <w:r>
+              <w:t xml:space="preserve">q95</w:t>
+            </w:r>
+          </w:p>
+        </w:tc>
+        <w:tc>
+          <w:tcPr/>
+          <w:p>
+            <w:pPr>
+              <w:pStyle w:val="Compact"/>
+              <w:jc w:val="right"/>
+            </w:pPr>
+            <w:r>
+              <w:t xml:space="preserve">Uninsured any part of the year</w:t>
+            </w:r>
+          </w:p>
+        </w:tc>
+        <w:tc>
+          <w:tcPr/>
+          <w:p>
+            <w:pPr>
+              <w:pStyle w:val="Compact"/>
+              <w:jc w:val="right"/>
+            </w:pPr>
+            <w:r>
+              <w:t xml:space="preserve">-8.93</w:t>
+            </w:r>
+          </w:p>
+        </w:tc>
+        <w:tc>
+          <w:tcPr/>
+          <w:p>
+            <w:pPr>
+              <w:pStyle w:val="Compact"/>
+              <w:jc w:val="right"/>
+            </w:pPr>
+            <w:r>
+              <w:t xml:space="preserve">13.99</w:t>
+            </w:r>
+          </w:p>
+        </w:tc>
+        <w:tc>
+          <w:tcPr/>
+          <w:p>
+            <w:pPr>
+              <w:pStyle w:val="Compact"/>
+              <w:jc w:val="right"/>
+            </w:pPr>
+            <w:r>
+              <w:t xml:space="preserve">-0.64</w:t>
+            </w:r>
+          </w:p>
+        </w:tc>
+        <w:tc>
+          <w:tcPr/>
+          <w:p>
+            <w:pPr>
+              <w:pStyle w:val="Compact"/>
+            </w:pPr>
+          </w:p>
+        </w:tc>
+      </w:tr>
+      <w:tr>
+        <w:tc>
+          <w:tcPr/>
+          <w:p>
+            <w:pPr>
+              <w:pStyle w:val="Compact"/>
+            </w:pPr>
+            <w:r>
+              <w:t xml:space="preserve">Nigeria</w:t>
+            </w:r>
+          </w:p>
+        </w:tc>
+        <w:tc>
+          <w:tcPr/>
+          <w:p>
+            <w:pPr>
+              <w:pStyle w:val="Compact"/>
+              <w:jc w:val="right"/>
+            </w:pPr>
+            <w:r>
+              <w:t xml:space="preserve">q95</w:t>
+            </w:r>
+          </w:p>
+        </w:tc>
+        <w:tc>
+          <w:tcPr/>
+          <w:p>
+            <w:pPr>
+              <w:pStyle w:val="Compact"/>
+              <w:jc w:val="right"/>
+            </w:pPr>
+            <w:r>
+              <w:t xml:space="preserve">Any chronic condition</w:t>
+            </w:r>
+          </w:p>
+        </w:tc>
+        <w:tc>
+          <w:tcPr/>
+          <w:p>
+            <w:pPr>
+              <w:pStyle w:val="Compact"/>
+              <w:jc w:val="right"/>
+            </w:pPr>
+            <w:r>
+              <w:t xml:space="preserve">32.42</w:t>
+            </w:r>
+          </w:p>
+        </w:tc>
+        <w:tc>
+          <w:tcPr/>
+          <w:p>
+            <w:pPr>
+              <w:pStyle w:val="Compact"/>
+              <w:jc w:val="right"/>
+            </w:pPr>
+            <w:r>
+              <w:t xml:space="preserve">6.28</w:t>
+            </w:r>
+          </w:p>
+        </w:tc>
+        <w:tc>
+          <w:tcPr/>
+          <w:p>
+            <w:pPr>
+              <w:pStyle w:val="Compact"/>
+              <w:jc w:val="right"/>
+            </w:pPr>
+            <w:r>
+              <w:t xml:space="preserve">5.16</w:t>
+            </w:r>
+          </w:p>
+        </w:tc>
+        <w:tc>
+          <w:tcPr/>
+          <w:p>
+            <w:pPr>
+              <w:pStyle w:val="Compact"/>
+              <w:jc w:val="right"/>
+            </w:pPr>
+            <w:r>
+              <w:t xml:space="preserve">*</w:t>
+            </w:r>
+          </w:p>
+        </w:tc>
+      </w:tr>
+      <w:tr>
+        <w:tc>
+          <w:tcPr/>
+          <w:p>
+            <w:pPr>
+              <w:pStyle w:val="Compact"/>
+            </w:pPr>
+            <w:r>
+              <w:t xml:space="preserve">Nigeria</w:t>
+            </w:r>
+          </w:p>
+        </w:tc>
+        <w:tc>
+          <w:tcPr/>
+          <w:p>
+            <w:pPr>
+              <w:pStyle w:val="Compact"/>
+              <w:jc w:val="right"/>
+            </w:pPr>
+            <w:r>
+              <w:t xml:space="preserve">q95</w:t>
+            </w:r>
+          </w:p>
+        </w:tc>
+        <w:tc>
+          <w:tcPr/>
+          <w:p>
+            <w:pPr>
+              <w:pStyle w:val="Compact"/>
+              <w:jc w:val="right"/>
+            </w:pPr>
+            <w:r>
+              <w:t xml:space="preserve">Any member aged 65+</w:t>
+            </w:r>
+          </w:p>
+        </w:tc>
+        <w:tc>
+          <w:tcPr/>
+          <w:p>
+            <w:pPr>
+              <w:pStyle w:val="Compact"/>
+              <w:jc w:val="right"/>
+            </w:pPr>
+            <w:r>
+              <w:t xml:space="preserve">6.34</w:t>
+            </w:r>
+          </w:p>
+        </w:tc>
+        <w:tc>
+          <w:tcPr/>
+          <w:p>
+            <w:pPr>
+              <w:pStyle w:val="Compact"/>
+              <w:jc w:val="right"/>
+            </w:pPr>
+            <w:r>
+              <w:t xml:space="preserve">2.42</w:t>
+            </w:r>
+          </w:p>
+        </w:tc>
+        <w:tc>
+          <w:tcPr/>
+          <w:p>
+            <w:pPr>
+              <w:pStyle w:val="Compact"/>
+              <w:jc w:val="right"/>
+            </w:pPr>
+            <w:r>
+              <w:t xml:space="preserve">2.62</w:t>
+            </w:r>
+          </w:p>
+        </w:tc>
+        <w:tc>
+          <w:tcPr/>
+          <w:p>
+            <w:pPr>
+              <w:pStyle w:val="Compact"/>
+              <w:jc w:val="right"/>
+            </w:pPr>
+            <w:r>
+              <w:t xml:space="preserve">*</w:t>
+            </w:r>
+          </w:p>
+        </w:tc>
+      </w:tr>
+      <w:tr>
+        <w:tc>
+          <w:tcPr/>
+          <w:p>
+            <w:pPr>
+              <w:pStyle w:val="Compact"/>
+            </w:pPr>
+            <w:r>
+              <w:t xml:space="preserve">Nigeria</w:t>
+            </w:r>
+          </w:p>
+        </w:tc>
+        <w:tc>
+          <w:tcPr/>
+          <w:p>
+            <w:pPr>
+              <w:pStyle w:val="Compact"/>
+              <w:jc w:val="right"/>
+            </w:pPr>
+            <w:r>
+              <w:t xml:space="preserve">q95</w:t>
+            </w:r>
+          </w:p>
+        </w:tc>
+        <w:tc>
+          <w:tcPr/>
+          <w:p>
+            <w:pPr>
+              <w:pStyle w:val="Compact"/>
+              <w:jc w:val="right"/>
+            </w:pPr>
+            <w:r>
+              <w:t xml:space="preserve">Any child</w:t>
+            </w:r>
+          </w:p>
+        </w:tc>
+        <w:tc>
+          <w:tcPr/>
+          <w:p>
+            <w:pPr>
+              <w:pStyle w:val="Compact"/>
+              <w:jc w:val="right"/>
+            </w:pPr>
+            <w:r>
+              <w:t xml:space="preserve">1.59</w:t>
+            </w:r>
+          </w:p>
+        </w:tc>
+        <w:tc>
+          <w:tcPr/>
+          <w:p>
+            <w:pPr>
+              <w:pStyle w:val="Compact"/>
+              <w:jc w:val="right"/>
+            </w:pPr>
+            <w:r>
+              <w:t xml:space="preserve">2.76</w:t>
+            </w:r>
+          </w:p>
+        </w:tc>
+        <w:tc>
+          <w:tcPr/>
+          <w:p>
+            <w:pPr>
+              <w:pStyle w:val="Compact"/>
+              <w:jc w:val="right"/>
+            </w:pPr>
+            <w:r>
+              <w:t xml:space="preserve">0.58</w:t>
+            </w:r>
+          </w:p>
+        </w:tc>
+        <w:tc>
+          <w:tcPr/>
+          <w:p>
+            <w:pPr>
+              <w:pStyle w:val="Compact"/>
+            </w:pPr>
+          </w:p>
+        </w:tc>
+      </w:tr>
+      <w:tr>
+        <w:tc>
+          <w:tcPr/>
+          <w:p>
+            <w:pPr>
+              <w:pStyle w:val="Compact"/>
+            </w:pPr>
+            <w:r>
+              <w:t xml:space="preserve">Nigeria</w:t>
+            </w:r>
+          </w:p>
+        </w:tc>
+        <w:tc>
+          <w:tcPr/>
+          <w:p>
+            <w:pPr>
+              <w:pStyle w:val="Compact"/>
+              <w:jc w:val="right"/>
+            </w:pPr>
+            <w:r>
+              <w:t xml:space="preserve">q95</w:t>
+            </w:r>
+          </w:p>
+        </w:tc>
+        <w:tc>
+          <w:tcPr/>
+          <w:p>
+            <w:pPr>
+              <w:pStyle w:val="Compact"/>
+              <w:jc w:val="right"/>
+            </w:pPr>
+            <w:r>
+              <w:t xml:space="preserve">Household size</w:t>
+            </w:r>
+          </w:p>
+        </w:tc>
+        <w:tc>
+          <w:tcPr/>
+          <w:p>
+            <w:pPr>
+              <w:pStyle w:val="Compact"/>
+              <w:jc w:val="right"/>
+            </w:pPr>
+            <w:r>
+              <w:t xml:space="preserve">0.11</w:t>
+            </w:r>
+          </w:p>
+        </w:tc>
+        <w:tc>
+          <w:tcPr/>
+          <w:p>
+            <w:pPr>
+              <w:pStyle w:val="Compact"/>
+              <w:jc w:val="right"/>
+            </w:pPr>
+            <w:r>
+              <w:t xml:space="preserve">0.33</w:t>
+            </w:r>
+          </w:p>
+        </w:tc>
+        <w:tc>
+          <w:tcPr/>
+          <w:p>
+            <w:pPr>
+              <w:pStyle w:val="Compact"/>
+              <w:jc w:val="right"/>
+            </w:pPr>
+            <w:r>
+              <w:t xml:space="preserve">0.34</w:t>
+            </w:r>
+          </w:p>
+        </w:tc>
+        <w:tc>
+          <w:tcPr/>
+          <w:p>
+            <w:pPr>
+              <w:pStyle w:val="Compact"/>
+            </w:pPr>
+          </w:p>
+        </w:tc>
+      </w:tr>
+    </w:tbl>
+    <w:bookmarkEnd w:id="48"/>
+    <w:bookmarkStart w:id="49" w:name="appendix-tables"/>
     <w:p>
       <w:pPr>
         <w:pStyle w:val="Heading1"/>
@@ -20972,7 +25971,7 @@
         </w:tc>
       </w:tr>
     </w:tbl>
-    <w:bookmarkEnd w:id="48"/>
+    <w:bookmarkEnd w:id="49"/>
     <w:sectPr>
       <w:footnotePr>
         <w:numRestart w:val="eachSect"/>

--- a/manuscript/Paper3_Babalola.docx
+++ b/manuscript/Paper3_Babalola.docx
@@ -2,7 +2,7 @@
 <file path=word/document.xml><?xml version="1.0" encoding="utf-8"?>
 <w:document xmlns:w="http://schemas.openxmlformats.org/wordprocessingml/2006/main" xmlns:m="http://schemas.openxmlformats.org/officeDocument/2006/math" xmlns:r="http://schemas.openxmlformats.org/officeDocument/2006/relationships" xmlns:o="urn:schemas-microsoft-com:office:office" xmlns:v="urn:schemas-microsoft-com:vml" xmlns:w10="urn:schemas-microsoft-com:office:word" xmlns:a="http://schemas.openxmlformats.org/drawingml/2006/main" xmlns:pic="http://schemas.openxmlformats.org/drawingml/2006/picture" xmlns:wp="http://schemas.openxmlformats.org/drawingml/2006/wordprocessingDrawing">
   <w:body>
-    <w:bookmarkStart w:id="47" w:name="Xfeb9dc5fc2da06b8fa169c99b02e0f36b03bc60"/>
+    <w:bookmarkStart w:id="49" w:name="Xfeb9dc5fc2da06b8fa169c99b02e0f36b03bc60"/>
     <w:p>
       <w:pPr>
         <w:pStyle w:val="Heading1"/>
@@ -91,7 +91,7 @@
         <w:t xml:space="preserve"> </w:t>
       </w:r>
       <w:r>
-        <w:t xml:space="preserve">7 in text, 2 in appendix.</w:t>
+        <w:t xml:space="preserve">9 in text, 2 in appendix.</w:t>
       </w:r>
     </w:p>
     <w:p>
@@ -161,7 +161,7 @@
         <w:t xml:space="preserve"> </w:t>
       </w:r>
       <w:r>
-        <w:t xml:space="preserve">On averages the two countries are far apart and Nigeria is worse: 17.2% of Nigerian households exceed a 10% burden against 7.2% of US families, and 39.5% exceed the 40% capacity-to-pay threshold against 12.6%. In the tail the ordering reverses. The American burden distribution is heavy-tailed and the Nigerian one is not — a generalised Pareto shape of ξ = +0.672 (95% CI 0.625 to 0.718) against ξ = +0.088 (−0.063 to 0.205), with no overlap between any US and any Nigerian group and stability across every threshold tested. Expected shortfall at the 95th percentile is 42.9% of resources in the United States against 38.1% in Nigeria, and 124.7% of annual income among poor and near-poor US families. At the 99th percentile the two distributions have essentially met (42.1% against 48.2%). Unconditional quantile regressions show poverty raising the 95th percentile of burden by 25.2 percentage points in the United States and</w:t>
+        <w:t xml:space="preserve">On averages the two countries are far apart and Nigeria is worse: 17.2% of Nigerian households exceed a 10% burden against 7.2% of US families. The capacity-to-pay comparison (39.5% against 12.6%) turns out not to be robust and we do not rest anything on it. In the tail the ordering reverses. The American burden distribution is heavy-tailed and the Nigerian one is not — a generalised Pareto shape of ξ = +0.672 (95% CI 0.625 to 0.718) against ξ = +0.088 (−0.063 to 0.205), with no overlap between any US and any Nigerian group and stability across every threshold tested. Expected shortfall at the 95th percentile is 42.9% of resources in the United States against 38.1% in Nigeria, and 124.7% of annual income among poor and near-poor US families. At the 99th percentile the two distributions have essentially met (42.1% against 48.2%). Unconditional quantile regressions show poverty raising the 95th percentile of burden by 25.2 percentage points in the United States and</w:t>
       </w:r>
       <w:r>
         <w:t xml:space="preserve"> </w:t>
@@ -995,7 +995,7 @@
     </w:p>
     <w:bookmarkEnd w:id="19"/>
     <w:bookmarkEnd w:id="20"/>
-    <w:bookmarkStart w:id="42" w:name="results"/>
+    <w:bookmarkStart w:id="44" w:name="results"/>
     <w:p>
       <w:pPr>
         <w:pStyle w:val="Heading2"/>
@@ -1034,7 +1034,7 @@
         <w:t xml:space="preserve"> </w:t>
       </w:r>
       <w:r>
-        <w:t xml:space="preserve">(6.9–7.5) — a ratio of 2.4. At 25% the rates are 5.0% and 2.2%. On the capacity-to-pay definition the gap widens:</w:t>
+        <w:t xml:space="preserve">(6.9–7.5) — a ratio of 2.4. At 25% the rates are 5.0% and 2.2%. On the capacity-to-pay definition the gap appears to widen:</w:t>
       </w:r>
       <w:r>
         <w:t xml:space="preserve"> </w:t>
@@ -1066,7 +1066,7 @@
         <w:t xml:space="preserve"> </w:t>
       </w:r>
       <w:r>
-        <w:t xml:space="preserve">of US families.</w:t>
+        <w:t xml:space="preserve">of US families. That comparison should not be relied on. It depends almost entirely on where the subsistence floor is drawn, and Section 5.7 shows the Nigerian rate falling to 10.8% — statistical parity with the United States — under the food-share floor Xu et al. originally proposed. The harmonised poverty-line floor counts every household below the line as catastrophic whenever it spends anything, and half of Nigeria is below the line. The budget-share comparison and the tail results carry no such sensitivity.</w:t>
       </w:r>
     </w:p>
     <w:p>
@@ -2255,14 +2255,13 @@
       </w:r>
     </w:p>
     <w:bookmarkEnd w:id="41"/>
-    <w:bookmarkEnd w:id="42"/>
-    <w:bookmarkStart w:id="43" w:name="discussion"/>
+    <w:bookmarkStart w:id="42" w:name="robustness"/>
     <w:p>
       <w:pPr>
-        <w:pStyle w:val="Heading2"/>
+        <w:pStyle w:val="Heading3"/>
       </w:pPr>
       <w:r>
-        <w:t xml:space="preserve">6. Discussion</w:t>
+        <w:t xml:space="preserve">5.7 Robustness</w:t>
       </w:r>
     </w:p>
     <w:p>
@@ -2270,6 +2269,142 @@
         <w:pStyle w:val="FirstParagraph"/>
       </w:pPr>
       <w:r>
+        <w:t xml:space="preserve">Table 9 reruns the entire comparison under eleven variants: dropping the pandemic year, using single years of MEPS in place of the pool, moving the income floor from $500 to $5,000, swapping Nigeria’s subsistence floor from the poverty line to Xu et al.’s food-share rule, equivalising the floor by household size, and refitting the tail at the 85th and 95th percentiles.</w:t>
+      </w:r>
+    </w:p>
+    <w:p>
+      <w:pPr>
+        <w:pStyle w:val="BodyText"/>
+      </w:pPr>
+      <w:r>
+        <w:rPr>
+          <w:b/>
+          <w:bCs/>
+        </w:rPr>
+        <w:t xml:space="preserve">The two claims the paper makes survive every variant.</w:t>
+      </w:r>
+      <w:r>
+        <w:t xml:space="preserve"> </w:t>
+      </w:r>
+      <w:r>
+        <w:t xml:space="preserve">Nigeria’s budget-share catastrophic rate exceeds the American one in 11 of 11, and the American tail shape exceeds the Nigerian one in 11 of 11 (Table 9b). Neither ordering is close to reversing anywhere: the narrowest budget-share gap is 7.0% against 17.2%, and the narrowest tail-shape gap is +0.670 against +0.007.</w:t>
+      </w:r>
+    </w:p>
+    <w:p>
+      <w:pPr>
+        <w:pStyle w:val="BodyText"/>
+      </w:pPr>
+      <w:r>
+        <w:rPr>
+          <w:b/>
+          <w:bCs/>
+        </w:rPr>
+        <w:t xml:space="preserve">One result the paper does not rest on does not survive, and we flag it plainly.</w:t>
+      </w:r>
+      <w:r>
+        <w:t xml:space="preserve"> </w:t>
+      </w:r>
+      <w:r>
+        <w:t xml:space="preserve">The capacity-to-pay comparison is an artefact of the subsistence floor. With the harmonised poverty-line floor, 39.5% of Nigerian households are catastrophic against 12.6% of US families. With Xu et al.’s food-share floor the Nigerian figure is</w:t>
+      </w:r>
+      <w:r>
+        <w:t xml:space="preserve"> </w:t>
+      </w:r>
+      <w:r>
+        <w:rPr>
+          <w:b/>
+          <w:bCs/>
+        </w:rPr>
+        <w:t xml:space="preserve">10.8%</w:t>
+      </w:r>
+      <w:r>
+        <w:t xml:space="preserve">, against 11.0% for the United States — no gap at all. Equivalising the floor by household size gives 15.5% against 8.6%. The three answers span a factor of nearly four in Nigeria and barely move the United States, because half of Nigerian households sit below the poverty line and are therefore counted catastrophic by the below-floor rule, whereas only an eighth of American families are. Anyone comparing capacity-to-pay rates across countries at very different income levels should report the floor they used and the answer under at least one alternative.</w:t>
+      </w:r>
+    </w:p>
+    <w:p>
+      <w:pPr>
+        <w:pStyle w:val="BodyText"/>
+      </w:pPr>
+      <w:r>
+        <w:t xml:space="preserve">The tail measures are the most stable quantities in the paper. Expected shortfall at the 95th percentile moves between 32.7% and 48.2% in the United States across every variant and between 38.1% and 38.1% in Nigeria, and the shape parameter moves between +0.558 and +0.750 against a Nigerian range of +0.007 to +0.088. The income floor is what moves the American figures, as it must — raising it from $500 to $5,000 excludes the very families whose burden is largest — and even at the most conservative floor the American tail remains far heavier.</w:t>
+      </w:r>
+    </w:p>
+    <w:bookmarkEnd w:id="42"/>
+    <w:bookmarkStart w:id="43" w:name="the-absolute-comparison"/>
+    <w:p>
+      <w:pPr>
+        <w:pStyle w:val="Heading3"/>
+      </w:pPr>
+      <w:r>
+        <w:t xml:space="preserve">5.8 The absolute comparison</w:t>
+      </w:r>
+    </w:p>
+    <w:p>
+      <w:pPr>
+        <w:pStyle w:val="FirstParagraph"/>
+      </w:pPr>
+      <w:r>
+        <w:t xml:space="preserve">Everything above is relative burden. Table 8 converts what households actually pay into 2023 international dollars at the World Bank’s private-consumption PPP factor, which is the one comparison where the differing denominators do not matter.</w:t>
+      </w:r>
+    </w:p>
+    <w:p>
+      <w:pPr>
+        <w:pStyle w:val="BodyText"/>
+      </w:pPr>
+      <w:r>
+        <w:t xml:space="preserve">Mean out-of-pocket spending is</w:t>
+      </w:r>
+      <w:r>
+        <w:t xml:space="preserve"> </w:t>
+      </w:r>
+      <w:r>
+        <w:rPr>
+          <w:b/>
+          <w:bCs/>
+        </w:rPr>
+        <w:t xml:space="preserve">$1,194 per person per year in the United States against $142 in Nigeria</w:t>
+      </w:r>
+      <w:r>
+        <w:t xml:space="preserve">, a ratio of 8.4. Mean resources per person are</w:t>
+      </w:r>
+      <w:r>
+        <w:t xml:space="preserve"> </w:t>
+      </w:r>
+      <w:r>
+        <w:rPr>
+          <w:b/>
+          <w:bCs/>
+        </w:rPr>
+        <w:t xml:space="preserve">$48,309 against $2,279</w:t>
+      </w:r>
+      <w:r>
+        <w:t xml:space="preserve">, a ratio of 21.2. Americans pay far more in absolute terms and far less relative to what they have, which is the arithmetic behind the whole paper.</w:t>
+      </w:r>
+    </w:p>
+    <w:p>
+      <w:pPr>
+        <w:pStyle w:val="BodyText"/>
+      </w:pPr>
+      <w:r>
+        <w:t xml:space="preserve">The absolute ratio narrows up the distribution exactly as the relative one does: 17.3 at the median, 8.5 at the 90th percentile, 6.4 at the 99th. A private-consumption PPP is not a medical-price index and medical prices diverge from general ones in both countries, so these figures indicate what households pay rather than what they buy.</w:t>
+      </w:r>
+    </w:p>
+    <w:bookmarkEnd w:id="43"/>
+    <w:bookmarkEnd w:id="44"/>
+    <w:bookmarkStart w:id="45" w:name="discussion"/>
+    <w:p>
+      <w:pPr>
+        <w:pStyle w:val="Heading2"/>
+      </w:pPr>
+      <w:r>
+        <w:t xml:space="preserve">6. Discussion</w:t>
+      </w:r>
+    </w:p>
+    <w:p>
+      <w:pPr>
+        <w:pStyle w:val="FirstParagraph"/>
+      </w:pPr>
+      <w:r>
         <w:rPr>
           <w:b/>
           <w:bCs/>
@@ -2288,7 +2423,7 @@
         <w:pStyle w:val="BodyText"/>
       </w:pPr>
       <w:r>
-        <w:t xml:space="preserve">We would put the methodological claim strongly. Financial-protection monitoring has standardised on an incidence measure at two thresholds, and incidence at a threshold is a single point on a distribution function. Two systems with identical incidence can have entirely different exposures above the threshold, and here two systems with very different incidence have converging exposures. The tail measures are neither exotic nor expensive: they need the same microdata already collected for SDG 3.8.2 reporting.</w:t>
+        <w:t xml:space="preserve">One negative result belongs alongside the positive ones. The capacity-to-pay comparison, which on our harmonised floor looks like the widest gap in the paper, is not robust: it ranges from a threefold Nigerian excess to no excess at all depending on where the subsistence floor is drawn (Section 5.7). We report it and rest nothing on it. That fragility is itself a finding about the measure, not about the countries, and it is worse in exactly the setting where capacity-to-pay measures are most often used — comparisons involving a country where a large share of households sit below any plausible subsistence line.</w:t>
       </w:r>
     </w:p>
     <w:p>
@@ -2296,6 +2431,14 @@
         <w:pStyle w:val="BodyText"/>
       </w:pPr>
       <w:r>
+        <w:t xml:space="preserve">We would put the methodological claim strongly. Financial-protection monitoring has standardised on an incidence measure at two thresholds, and incidence at a threshold is a single point on a distribution function. Two systems with identical incidence can have entirely different exposures above the threshold, and here two systems with very different incidence have converging exposures. The tail measures are neither exotic nor expensive: they need the same microdata already collected for SDG 3.8.2 reporting.</w:t>
+      </w:r>
+    </w:p>
+    <w:p>
+      <w:pPr>
+        <w:pStyle w:val="BodyText"/>
+      </w:pPr>
+      <w:r>
         <w:rPr>
           <w:b/>
           <w:bCs/>
@@ -2385,8 +2528,8 @@
         <w:t xml:space="preserve">The denominators differ, and no amount of harmonisation changes that; the paper measures relative burden, not welfare. Out-of-pocket spending excludes premiums in both countries, which understates the American burden — a family paying substantial premium contributions and little else appears unburdened here. Both surveys under-sample extreme medical events by construction, which biases tail estimates toward the light; the American tail is therefore, if anything, heavier than estimated. The underinsurance rate omits the deductible criterion and is a lower bound. The Nigerian data are one wave and cannot separate a bad year from a trend. Foregone care is invisible in both countries and is the largest unmeasured quantity in the paper.</w:t>
       </w:r>
     </w:p>
-    <w:bookmarkEnd w:id="43"/>
-    <w:bookmarkStart w:id="44" w:name="conclusion"/>
+    <w:bookmarkEnd w:id="45"/>
+    <w:bookmarkStart w:id="46" w:name="conclusion"/>
     <w:p>
       <w:pPr>
         <w:pStyle w:val="Heading2"/>
@@ -2418,8 +2561,8 @@
         </w:pict>
       </w:r>
     </w:p>
-    <w:bookmarkEnd w:id="44"/>
-    <w:bookmarkStart w:id="45" w:name="declarations"/>
+    <w:bookmarkEnd w:id="46"/>
+    <w:bookmarkStart w:id="47" w:name="declarations"/>
     <w:p>
       <w:pPr>
         <w:pStyle w:val="Heading2"/>
@@ -2572,8 +2715,8 @@
         </w:pict>
       </w:r>
     </w:p>
-    <w:bookmarkEnd w:id="45"/>
-    <w:bookmarkStart w:id="46" w:name="references"/>
+    <w:bookmarkEnd w:id="47"/>
+    <w:bookmarkStart w:id="48" w:name="references"/>
     <w:p>
       <w:pPr>
         <w:pStyle w:val="Heading2"/>
@@ -3072,9 +3215,9 @@
         <w:t xml:space="preserve">All DOIs were verified against the Crossref REST API.</w:t>
       </w:r>
     </w:p>
-    <w:bookmarkEnd w:id="46"/>
-    <w:bookmarkEnd w:id="47"/>
-    <w:bookmarkStart w:id="48" w:name="tables"/>
+    <w:bookmarkEnd w:id="48"/>
+    <w:bookmarkEnd w:id="49"/>
+    <w:bookmarkStart w:id="50" w:name="tables"/>
     <w:p>
       <w:pPr>
         <w:pStyle w:val="Heading1"/>
@@ -24830,8 +24973,3072 @@
         </w:tc>
       </w:tr>
     </w:tbl>
-    <w:bookmarkEnd w:id="48"/>
-    <w:bookmarkStart w:id="49" w:name="appendix-tables"/>
+    <w:p>
+      <w:pPr>
+        <w:pStyle w:val="BodyText"/>
+      </w:pPr>
+      <w:r>
+        <w:rPr>
+          <w:b/>
+          <w:bCs/>
+        </w:rPr>
+        <w:t xml:space="preserve">Table 8.</w:t>
+      </w:r>
+      <w:r>
+        <w:t xml:space="preserve"> </w:t>
+      </w:r>
+      <w:r>
+        <w:t xml:space="preserve">Out-of-pocket spending in 2023 international dollars.</w:t>
+      </w:r>
+    </w:p>
+    <w:p>
+      <w:pPr>
+        <w:pStyle w:val="BodyText"/>
+      </w:pPr>
+      <w:r>
+        <w:rPr>
+          <w:i/>
+          <w:iCs/>
+        </w:rPr>
+        <w:t xml:space="preserve">Converted at the World Bank private-consumption PPP factor. A PPP for private consumption is not a medical price index; the comparison indicates what households pay, not what they buy.</w:t>
+      </w:r>
+    </w:p>
+    <w:tbl>
+      <w:tblPr>
+        <w:tblStyle w:val="Table"/>
+        <w:tblW w:type="pct" w:w="5000"/>
+        <w:tblLayout w:type="fixed"/>
+        <w:tblLook w:firstRow="1" w:lastRow="0" w:firstColumn="0" w:lastColumn="0" w:noHBand="0" w:noVBand="0" w:val="0020"/>
+      </w:tblPr>
+      <w:tblGrid>
+        <w:gridCol w:w="880"/>
+        <w:gridCol w:w="1173"/>
+        <w:gridCol w:w="1173"/>
+        <w:gridCol w:w="1173"/>
+        <w:gridCol w:w="1173"/>
+        <w:gridCol w:w="1173"/>
+        <w:gridCol w:w="1173"/>
+      </w:tblGrid>
+      <w:tr>
+        <w:trPr>
+          <w:tblHeader w:val="on"/>
+        </w:trPr>
+        <w:tc>
+          <w:tcPr/>
+          <w:p>
+            <w:pPr>
+              <w:pStyle w:val="Compact"/>
+            </w:pPr>
+            <w:r>
+              <w:t xml:space="preserve">Country</w:t>
+            </w:r>
+          </w:p>
+        </w:tc>
+        <w:tc>
+          <w:tcPr/>
+          <w:p>
+            <w:pPr>
+              <w:pStyle w:val="Compact"/>
+              <w:jc w:val="right"/>
+            </w:pPr>
+            <w:r>
+              <w:t xml:space="preserve">Mean OOP, household</w:t>
+            </w:r>
+          </w:p>
+        </w:tc>
+        <w:tc>
+          <w:tcPr/>
+          <w:p>
+            <w:pPr>
+              <w:pStyle w:val="Compact"/>
+              <w:jc w:val="right"/>
+            </w:pPr>
+            <w:r>
+              <w:t xml:space="preserve">Mean OOP, per person</w:t>
+            </w:r>
+          </w:p>
+        </w:tc>
+        <w:tc>
+          <w:tcPr/>
+          <w:p>
+            <w:pPr>
+              <w:pStyle w:val="Compact"/>
+              <w:jc w:val="right"/>
+            </w:pPr>
+            <w:r>
+              <w:t xml:space="preserve">Mean resources, per person</w:t>
+            </w:r>
+          </w:p>
+        </w:tc>
+        <w:tc>
+          <w:tcPr/>
+          <w:p>
+            <w:pPr>
+              <w:pStyle w:val="Compact"/>
+              <w:jc w:val="right"/>
+            </w:pPr>
+            <w:r>
+              <w:t xml:space="preserve">q50 p.p.</w:t>
+            </w:r>
+          </w:p>
+        </w:tc>
+        <w:tc>
+          <w:tcPr/>
+          <w:p>
+            <w:pPr>
+              <w:pStyle w:val="Compact"/>
+              <w:jc w:val="right"/>
+            </w:pPr>
+            <w:r>
+              <w:t xml:space="preserve">q90 p.p.</w:t>
+            </w:r>
+          </w:p>
+        </w:tc>
+        <w:tc>
+          <w:tcPr/>
+          <w:p>
+            <w:pPr>
+              <w:pStyle w:val="Compact"/>
+              <w:jc w:val="right"/>
+            </w:pPr>
+            <w:r>
+              <w:t xml:space="preserve">q99 p.p.</w:t>
+            </w:r>
+          </w:p>
+        </w:tc>
+      </w:tr>
+      <w:tr>
+        <w:tc>
+          <w:tcPr/>
+          <w:p>
+            <w:pPr>
+              <w:pStyle w:val="Compact"/>
+            </w:pPr>
+            <w:r>
+              <w:t xml:space="preserve">United States</w:t>
+            </w:r>
+          </w:p>
+        </w:tc>
+        <w:tc>
+          <w:tcPr/>
+          <w:p>
+            <w:pPr>
+              <w:pStyle w:val="Compact"/>
+              <w:jc w:val="right"/>
+            </w:pPr>
+            <w:r>
+              <w:t xml:space="preserve">2,303</w:t>
+            </w:r>
+          </w:p>
+        </w:tc>
+        <w:tc>
+          <w:tcPr/>
+          <w:p>
+            <w:pPr>
+              <w:pStyle w:val="Compact"/>
+              <w:jc w:val="right"/>
+            </w:pPr>
+            <w:r>
+              <w:t xml:space="preserve">1,194</w:t>
+            </w:r>
+          </w:p>
+        </w:tc>
+        <w:tc>
+          <w:tcPr/>
+          <w:p>
+            <w:pPr>
+              <w:pStyle w:val="Compact"/>
+              <w:jc w:val="right"/>
+            </w:pPr>
+            <w:r>
+              <w:t xml:space="preserve">48,309</w:t>
+            </w:r>
+          </w:p>
+        </w:tc>
+        <w:tc>
+          <w:tcPr/>
+          <w:p>
+            <w:pPr>
+              <w:pStyle w:val="Compact"/>
+              <w:jc w:val="right"/>
+            </w:pPr>
+            <w:r>
+              <w:t xml:space="preserve">411</w:t>
+            </w:r>
+          </w:p>
+        </w:tc>
+        <w:tc>
+          <w:tcPr/>
+          <w:p>
+            <w:pPr>
+              <w:pStyle w:val="Compact"/>
+              <w:jc w:val="right"/>
+            </w:pPr>
+            <w:r>
+              <w:t xml:space="preserve">2,702</w:t>
+            </w:r>
+          </w:p>
+        </w:tc>
+        <w:tc>
+          <w:tcPr/>
+          <w:p>
+            <w:pPr>
+              <w:pStyle w:val="Compact"/>
+              <w:jc w:val="right"/>
+            </w:pPr>
+            <w:r>
+              <w:t xml:space="preserve">11,449</w:t>
+            </w:r>
+          </w:p>
+        </w:tc>
+      </w:tr>
+      <w:tr>
+        <w:tc>
+          <w:tcPr/>
+          <w:p>
+            <w:pPr>
+              <w:pStyle w:val="Compact"/>
+            </w:pPr>
+            <w:r>
+              <w:t xml:space="preserve">Nigeria</w:t>
+            </w:r>
+          </w:p>
+        </w:tc>
+        <w:tc>
+          <w:tcPr/>
+          <w:p>
+            <w:pPr>
+              <w:pStyle w:val="Compact"/>
+              <w:jc w:val="right"/>
+            </w:pPr>
+            <w:r>
+              <w:t xml:space="preserve">499</w:t>
+            </w:r>
+          </w:p>
+        </w:tc>
+        <w:tc>
+          <w:tcPr/>
+          <w:p>
+            <w:pPr>
+              <w:pStyle w:val="Compact"/>
+              <w:jc w:val="right"/>
+            </w:pPr>
+            <w:r>
+              <w:t xml:space="preserve">142</w:t>
+            </w:r>
+          </w:p>
+        </w:tc>
+        <w:tc>
+          <w:tcPr/>
+          <w:p>
+            <w:pPr>
+              <w:pStyle w:val="Compact"/>
+              <w:jc w:val="right"/>
+            </w:pPr>
+            <w:r>
+              <w:t xml:space="preserve">2,279</w:t>
+            </w:r>
+          </w:p>
+        </w:tc>
+        <w:tc>
+          <w:tcPr/>
+          <w:p>
+            <w:pPr>
+              <w:pStyle w:val="Compact"/>
+              <w:jc w:val="right"/>
+            </w:pPr>
+            <w:r>
+              <w:t xml:space="preserve">24</w:t>
+            </w:r>
+          </w:p>
+        </w:tc>
+        <w:tc>
+          <w:tcPr/>
+          <w:p>
+            <w:pPr>
+              <w:pStyle w:val="Compact"/>
+              <w:jc w:val="right"/>
+            </w:pPr>
+            <w:r>
+              <w:t xml:space="preserve">318</w:t>
+            </w:r>
+          </w:p>
+        </w:tc>
+        <w:tc>
+          <w:tcPr/>
+          <w:p>
+            <w:pPr>
+              <w:pStyle w:val="Compact"/>
+              <w:jc w:val="right"/>
+            </w:pPr>
+            <w:r>
+              <w:t xml:space="preserve">1,795</w:t>
+            </w:r>
+          </w:p>
+        </w:tc>
+      </w:tr>
+    </w:tbl>
+    <w:p>
+      <w:pPr>
+        <w:pStyle w:val="BodyText"/>
+      </w:pPr>
+      <w:r>
+        <w:rPr>
+          <w:b/>
+          <w:bCs/>
+        </w:rPr>
+        <w:t xml:space="preserve">Table 9.</w:t>
+      </w:r>
+      <w:r>
+        <w:t xml:space="preserve"> </w:t>
+      </w:r>
+      <w:r>
+        <w:t xml:space="preserve">Robustness: the comparison under eleven variants.</w:t>
+      </w:r>
+    </w:p>
+    <w:p>
+      <w:pPr>
+        <w:pStyle w:val="BodyText"/>
+      </w:pPr>
+      <w:r>
+        <w:rPr>
+          <w:i/>
+          <w:iCs/>
+        </w:rPr>
+        <w:t xml:space="preserve">A variant matters only if it reverses the US-Nigeria ordering, not if it moves a level. The capacity-to-pay column is the one that is not robust; see Section 5.7.</w:t>
+      </w:r>
+    </w:p>
+    <w:tbl>
+      <w:tblPr>
+        <w:tblStyle w:val="Table"/>
+        <w:tblW w:type="pct" w:w="5000"/>
+        <w:tblLayout w:type="fixed"/>
+        <w:tblLook w:firstRow="1" w:lastRow="0" w:firstColumn="0" w:lastColumn="0" w:noHBand="0" w:noVBand="0" w:val="0020"/>
+      </w:tblPr>
+      <w:tblGrid>
+        <w:gridCol w:w="766"/>
+        <w:gridCol w:w="1021"/>
+        <w:gridCol w:w="1021"/>
+        <w:gridCol w:w="1021"/>
+        <w:gridCol w:w="1021"/>
+        <w:gridCol w:w="1021"/>
+        <w:gridCol w:w="1021"/>
+        <w:gridCol w:w="1021"/>
+      </w:tblGrid>
+      <w:tr>
+        <w:trPr>
+          <w:tblHeader w:val="on"/>
+        </w:trPr>
+        <w:tc>
+          <w:tcPr/>
+          <w:p>
+            <w:pPr>
+              <w:pStyle w:val="Compact"/>
+            </w:pPr>
+            <w:r>
+              <w:t xml:space="preserve">Variant</w:t>
+            </w:r>
+          </w:p>
+        </w:tc>
+        <w:tc>
+          <w:tcPr/>
+          <w:p>
+            <w:pPr>
+              <w:pStyle w:val="Compact"/>
+              <w:jc w:val="right"/>
+            </w:pPr>
+            <w:r>
+              <w:t xml:space="preserve">Country</w:t>
+            </w:r>
+          </w:p>
+        </w:tc>
+        <w:tc>
+          <w:tcPr/>
+          <w:p>
+            <w:pPr>
+              <w:pStyle w:val="Compact"/>
+              <w:jc w:val="right"/>
+            </w:pPr>
+            <w:r>
+              <w:t xml:space="preserve">n</w:t>
+            </w:r>
+          </w:p>
+        </w:tc>
+        <w:tc>
+          <w:tcPr/>
+          <w:p>
+            <w:pPr>
+              <w:pStyle w:val="Compact"/>
+              <w:jc w:val="right"/>
+            </w:pPr>
+            <w:r>
+              <w:t xml:space="preserve">CHE10 %</w:t>
+            </w:r>
+          </w:p>
+        </w:tc>
+        <w:tc>
+          <w:tcPr/>
+          <w:p>
+            <w:pPr>
+              <w:pStyle w:val="Compact"/>
+              <w:jc w:val="right"/>
+            </w:pPr>
+            <w:r>
+              <w:t xml:space="preserve">CTP40 %</w:t>
+            </w:r>
+          </w:p>
+        </w:tc>
+        <w:tc>
+          <w:tcPr/>
+          <w:p>
+            <w:pPr>
+              <w:pStyle w:val="Compact"/>
+              <w:jc w:val="right"/>
+            </w:pPr>
+            <w:r>
+              <w:t xml:space="preserve">VaR95 %</w:t>
+            </w:r>
+          </w:p>
+        </w:tc>
+        <w:tc>
+          <w:tcPr/>
+          <w:p>
+            <w:pPr>
+              <w:pStyle w:val="Compact"/>
+              <w:jc w:val="right"/>
+            </w:pPr>
+            <w:r>
+              <w:t xml:space="preserve">CVaR95 %</w:t>
+            </w:r>
+          </w:p>
+        </w:tc>
+        <w:tc>
+          <w:tcPr/>
+          <w:p>
+            <w:pPr>
+              <w:pStyle w:val="Compact"/>
+              <w:jc w:val="right"/>
+            </w:pPr>
+            <w:r>
+              <w:t xml:space="preserve">ξ</w:t>
+            </w:r>
+          </w:p>
+        </w:tc>
+      </w:tr>
+      <w:tr>
+        <w:tc>
+          <w:tcPr/>
+          <w:p>
+            <w:pPr>
+              <w:pStyle w:val="Compact"/>
+            </w:pPr>
+            <w:r>
+              <w:t xml:space="preserve">Baseline</w:t>
+            </w:r>
+          </w:p>
+        </w:tc>
+        <w:tc>
+          <w:tcPr/>
+          <w:p>
+            <w:pPr>
+              <w:pStyle w:val="Compact"/>
+              <w:jc w:val="right"/>
+            </w:pPr>
+            <w:r>
+              <w:t xml:space="preserve">United States</w:t>
+            </w:r>
+          </w:p>
+        </w:tc>
+        <w:tc>
+          <w:tcPr/>
+          <w:p>
+            <w:pPr>
+              <w:pStyle w:val="Compact"/>
+              <w:jc w:val="right"/>
+            </w:pPr>
+            <w:r>
+              <w:t xml:space="preserve">61,447</w:t>
+            </w:r>
+          </w:p>
+        </w:tc>
+        <w:tc>
+          <w:tcPr/>
+          <w:p>
+            <w:pPr>
+              <w:pStyle w:val="Compact"/>
+              <w:jc w:val="right"/>
+            </w:pPr>
+            <w:r>
+              <w:t xml:space="preserve">7.39</w:t>
+            </w:r>
+          </w:p>
+        </w:tc>
+        <w:tc>
+          <w:tcPr/>
+          <w:p>
+            <w:pPr>
+              <w:pStyle w:val="Compact"/>
+              <w:jc w:val="right"/>
+            </w:pPr>
+            <w:r>
+              <w:t xml:space="preserve">10.98</w:t>
+            </w:r>
+          </w:p>
+        </w:tc>
+        <w:tc>
+          <w:tcPr/>
+          <w:p>
+            <w:pPr>
+              <w:pStyle w:val="Compact"/>
+              <w:jc w:val="right"/>
+            </w:pPr>
+            <w:r>
+              <w:t xml:space="preserve">13.55</w:t>
+            </w:r>
+          </w:p>
+        </w:tc>
+        <w:tc>
+          <w:tcPr/>
+          <w:p>
+            <w:pPr>
+              <w:pStyle w:val="Compact"/>
+              <w:jc w:val="right"/>
+            </w:pPr>
+            <w:r>
+              <w:t xml:space="preserve">42.90</w:t>
+            </w:r>
+          </w:p>
+        </w:tc>
+        <w:tc>
+          <w:tcPr/>
+          <w:p>
+            <w:pPr>
+              <w:pStyle w:val="Compact"/>
+              <w:jc w:val="right"/>
+            </w:pPr>
+            <w:r>
+              <w:t xml:space="preserve">+0.672</w:t>
+            </w:r>
+          </w:p>
+        </w:tc>
+      </w:tr>
+      <w:tr>
+        <w:tc>
+          <w:tcPr/>
+          <w:p>
+            <w:pPr>
+              <w:pStyle w:val="Compact"/>
+            </w:pPr>
+            <w:r>
+              <w:t xml:space="preserve">Baseline</w:t>
+            </w:r>
+          </w:p>
+        </w:tc>
+        <w:tc>
+          <w:tcPr/>
+          <w:p>
+            <w:pPr>
+              <w:pStyle w:val="Compact"/>
+              <w:jc w:val="right"/>
+            </w:pPr>
+            <w:r>
+              <w:t xml:space="preserve">Nigeria</w:t>
+            </w:r>
+          </w:p>
+        </w:tc>
+        <w:tc>
+          <w:tcPr/>
+          <w:p>
+            <w:pPr>
+              <w:pStyle w:val="Compact"/>
+              <w:jc w:val="right"/>
+            </w:pPr>
+            <w:r>
+              <w:t xml:space="preserve">4,685</w:t>
+            </w:r>
+          </w:p>
+        </w:tc>
+        <w:tc>
+          <w:tcPr/>
+          <w:p>
+            <w:pPr>
+              <w:pStyle w:val="Compact"/>
+              <w:jc w:val="right"/>
+            </w:pPr>
+            <w:r>
+              <w:t xml:space="preserve">17.24</w:t>
+            </w:r>
+          </w:p>
+        </w:tc>
+        <w:tc>
+          <w:tcPr/>
+          <w:p>
+            <w:pPr>
+              <w:pStyle w:val="Compact"/>
+              <w:jc w:val="right"/>
+            </w:pPr>
+            <w:r>
+              <w:t xml:space="preserve">39.51</w:t>
+            </w:r>
+          </w:p>
+        </w:tc>
+        <w:tc>
+          <w:tcPr/>
+          <w:p>
+            <w:pPr>
+              <w:pStyle w:val="Compact"/>
+              <w:jc w:val="right"/>
+            </w:pPr>
+            <w:r>
+              <w:t xml:space="preserve">25.01</w:t>
+            </w:r>
+          </w:p>
+        </w:tc>
+        <w:tc>
+          <w:tcPr/>
+          <w:p>
+            <w:pPr>
+              <w:pStyle w:val="Compact"/>
+              <w:jc w:val="right"/>
+            </w:pPr>
+            <w:r>
+              <w:t xml:space="preserve">38.09</w:t>
+            </w:r>
+          </w:p>
+        </w:tc>
+        <w:tc>
+          <w:tcPr/>
+          <w:p>
+            <w:pPr>
+              <w:pStyle w:val="Compact"/>
+              <w:jc w:val="right"/>
+            </w:pPr>
+            <w:r>
+              <w:t xml:space="preserve">+0.088</w:t>
+            </w:r>
+          </w:p>
+        </w:tc>
+      </w:tr>
+      <w:tr>
+        <w:tc>
+          <w:tcPr/>
+          <w:p>
+            <w:pPr>
+              <w:pStyle w:val="Compact"/>
+            </w:pPr>
+            <w:r>
+              <w:t xml:space="preserve">Excluding 2020 (pandemic)</w:t>
+            </w:r>
+          </w:p>
+        </w:tc>
+        <w:tc>
+          <w:tcPr/>
+          <w:p>
+            <w:pPr>
+              <w:pStyle w:val="Compact"/>
+              <w:jc w:val="right"/>
+            </w:pPr>
+            <w:r>
+              <w:t xml:space="preserve">United States</w:t>
+            </w:r>
+          </w:p>
+        </w:tc>
+        <w:tc>
+          <w:tcPr/>
+          <w:p>
+            <w:pPr>
+              <w:pStyle w:val="Compact"/>
+              <w:jc w:val="right"/>
+            </w:pPr>
+            <w:r>
+              <w:t xml:space="preserve">49,595</w:t>
+            </w:r>
+          </w:p>
+        </w:tc>
+        <w:tc>
+          <w:tcPr/>
+          <w:p>
+            <w:pPr>
+              <w:pStyle w:val="Compact"/>
+              <w:jc w:val="right"/>
+            </w:pPr>
+            <w:r>
+              <w:t xml:space="preserve">7.47</w:t>
+            </w:r>
+          </w:p>
+        </w:tc>
+        <w:tc>
+          <w:tcPr/>
+          <w:p>
+            <w:pPr>
+              <w:pStyle w:val="Compact"/>
+              <w:jc w:val="right"/>
+            </w:pPr>
+            <w:r>
+              <w:t xml:space="preserve">10.96</w:t>
+            </w:r>
+          </w:p>
+        </w:tc>
+        <w:tc>
+          <w:tcPr/>
+          <w:p>
+            <w:pPr>
+              <w:pStyle w:val="Compact"/>
+              <w:jc w:val="right"/>
+            </w:pPr>
+            <w:r>
+              <w:t xml:space="preserve">13.61</w:t>
+            </w:r>
+          </w:p>
+        </w:tc>
+        <w:tc>
+          <w:tcPr/>
+          <w:p>
+            <w:pPr>
+              <w:pStyle w:val="Compact"/>
+              <w:jc w:val="right"/>
+            </w:pPr>
+            <w:r>
+              <w:t xml:space="preserve">44.19</w:t>
+            </w:r>
+          </w:p>
+        </w:tc>
+        <w:tc>
+          <w:tcPr/>
+          <w:p>
+            <w:pPr>
+              <w:pStyle w:val="Compact"/>
+              <w:jc w:val="right"/>
+            </w:pPr>
+            <w:r>
+              <w:t xml:space="preserve">+0.683</w:t>
+            </w:r>
+          </w:p>
+        </w:tc>
+      </w:tr>
+      <w:tr>
+        <w:tc>
+          <w:tcPr/>
+          <w:p>
+            <w:pPr>
+              <w:pStyle w:val="Compact"/>
+            </w:pPr>
+            <w:r>
+              <w:t xml:space="preserve">Excluding 2020 (pandemic)</w:t>
+            </w:r>
+          </w:p>
+        </w:tc>
+        <w:tc>
+          <w:tcPr/>
+          <w:p>
+            <w:pPr>
+              <w:pStyle w:val="Compact"/>
+              <w:jc w:val="right"/>
+            </w:pPr>
+            <w:r>
+              <w:t xml:space="preserve">Nigeria</w:t>
+            </w:r>
+          </w:p>
+        </w:tc>
+        <w:tc>
+          <w:tcPr/>
+          <w:p>
+            <w:pPr>
+              <w:pStyle w:val="Compact"/>
+              <w:jc w:val="right"/>
+            </w:pPr>
+            <w:r>
+              <w:t xml:space="preserve">4,685</w:t>
+            </w:r>
+          </w:p>
+        </w:tc>
+        <w:tc>
+          <w:tcPr/>
+          <w:p>
+            <w:pPr>
+              <w:pStyle w:val="Compact"/>
+              <w:jc w:val="right"/>
+            </w:pPr>
+            <w:r>
+              <w:t xml:space="preserve">17.24</w:t>
+            </w:r>
+          </w:p>
+        </w:tc>
+        <w:tc>
+          <w:tcPr/>
+          <w:p>
+            <w:pPr>
+              <w:pStyle w:val="Compact"/>
+              <w:jc w:val="right"/>
+            </w:pPr>
+            <w:r>
+              <w:t xml:space="preserve">39.51</w:t>
+            </w:r>
+          </w:p>
+        </w:tc>
+        <w:tc>
+          <w:tcPr/>
+          <w:p>
+            <w:pPr>
+              <w:pStyle w:val="Compact"/>
+              <w:jc w:val="right"/>
+            </w:pPr>
+            <w:r>
+              <w:t xml:space="preserve">25.01</w:t>
+            </w:r>
+          </w:p>
+        </w:tc>
+        <w:tc>
+          <w:tcPr/>
+          <w:p>
+            <w:pPr>
+              <w:pStyle w:val="Compact"/>
+              <w:jc w:val="right"/>
+            </w:pPr>
+            <w:r>
+              <w:t xml:space="preserve">38.09</w:t>
+            </w:r>
+          </w:p>
+        </w:tc>
+        <w:tc>
+          <w:tcPr/>
+          <w:p>
+            <w:pPr>
+              <w:pStyle w:val="Compact"/>
+              <w:jc w:val="right"/>
+            </w:pPr>
+            <w:r>
+              <w:t xml:space="preserve">+0.088</w:t>
+            </w:r>
+          </w:p>
+        </w:tc>
+      </w:tr>
+      <w:tr>
+        <w:tc>
+          <w:tcPr/>
+          <w:p>
+            <w:pPr>
+              <w:pStyle w:val="Compact"/>
+            </w:pPr>
+            <w:r>
+              <w:t xml:space="preserve">US 2024 only</w:t>
+            </w:r>
+          </w:p>
+        </w:tc>
+        <w:tc>
+          <w:tcPr/>
+          <w:p>
+            <w:pPr>
+              <w:pStyle w:val="Compact"/>
+              <w:jc w:val="right"/>
+            </w:pPr>
+            <w:r>
+              <w:t xml:space="preserve">United States</w:t>
+            </w:r>
+          </w:p>
+        </w:tc>
+        <w:tc>
+          <w:tcPr/>
+          <w:p>
+            <w:pPr>
+              <w:pStyle w:val="Compact"/>
+              <w:jc w:val="right"/>
+            </w:pPr>
+            <w:r>
+              <w:t xml:space="preserve">8,104</w:t>
+            </w:r>
+          </w:p>
+        </w:tc>
+        <w:tc>
+          <w:tcPr/>
+          <w:p>
+            <w:pPr>
+              <w:pStyle w:val="Compact"/>
+              <w:jc w:val="right"/>
+            </w:pPr>
+            <w:r>
+              <w:t xml:space="preserve">7.81</w:t>
+            </w:r>
+          </w:p>
+        </w:tc>
+        <w:tc>
+          <w:tcPr/>
+          <w:p>
+            <w:pPr>
+              <w:pStyle w:val="Compact"/>
+              <w:jc w:val="right"/>
+            </w:pPr>
+            <w:r>
+              <w:t xml:space="preserve">10.35</w:t>
+            </w:r>
+          </w:p>
+        </w:tc>
+        <w:tc>
+          <w:tcPr/>
+          <w:p>
+            <w:pPr>
+              <w:pStyle w:val="Compact"/>
+              <w:jc w:val="right"/>
+            </w:pPr>
+            <w:r>
+              <w:t xml:space="preserve">13.62</w:t>
+            </w:r>
+          </w:p>
+        </w:tc>
+        <w:tc>
+          <w:tcPr/>
+          <w:p>
+            <w:pPr>
+              <w:pStyle w:val="Compact"/>
+              <w:jc w:val="right"/>
+            </w:pPr>
+            <w:r>
+              <w:t xml:space="preserve">48.18</w:t>
+            </w:r>
+          </w:p>
+        </w:tc>
+        <w:tc>
+          <w:tcPr/>
+          <w:p>
+            <w:pPr>
+              <w:pStyle w:val="Compact"/>
+              <w:jc w:val="right"/>
+            </w:pPr>
+            <w:r>
+              <w:t xml:space="preserve">+0.750</w:t>
+            </w:r>
+          </w:p>
+        </w:tc>
+      </w:tr>
+      <w:tr>
+        <w:tc>
+          <w:tcPr/>
+          <w:p>
+            <w:pPr>
+              <w:pStyle w:val="Compact"/>
+            </w:pPr>
+            <w:r>
+              <w:t xml:space="preserve">US 2024 only</w:t>
+            </w:r>
+          </w:p>
+        </w:tc>
+        <w:tc>
+          <w:tcPr/>
+          <w:p>
+            <w:pPr>
+              <w:pStyle w:val="Compact"/>
+              <w:jc w:val="right"/>
+            </w:pPr>
+            <w:r>
+              <w:t xml:space="preserve">Nigeria</w:t>
+            </w:r>
+          </w:p>
+        </w:tc>
+        <w:tc>
+          <w:tcPr/>
+          <w:p>
+            <w:pPr>
+              <w:pStyle w:val="Compact"/>
+              <w:jc w:val="right"/>
+            </w:pPr>
+            <w:r>
+              <w:t xml:space="preserve">4,685</w:t>
+            </w:r>
+          </w:p>
+        </w:tc>
+        <w:tc>
+          <w:tcPr/>
+          <w:p>
+            <w:pPr>
+              <w:pStyle w:val="Compact"/>
+              <w:jc w:val="right"/>
+            </w:pPr>
+            <w:r>
+              <w:t xml:space="preserve">17.24</w:t>
+            </w:r>
+          </w:p>
+        </w:tc>
+        <w:tc>
+          <w:tcPr/>
+          <w:p>
+            <w:pPr>
+              <w:pStyle w:val="Compact"/>
+              <w:jc w:val="right"/>
+            </w:pPr>
+            <w:r>
+              <w:t xml:space="preserve">39.51</w:t>
+            </w:r>
+          </w:p>
+        </w:tc>
+        <w:tc>
+          <w:tcPr/>
+          <w:p>
+            <w:pPr>
+              <w:pStyle w:val="Compact"/>
+              <w:jc w:val="right"/>
+            </w:pPr>
+            <w:r>
+              <w:t xml:space="preserve">25.01</w:t>
+            </w:r>
+          </w:p>
+        </w:tc>
+        <w:tc>
+          <w:tcPr/>
+          <w:p>
+            <w:pPr>
+              <w:pStyle w:val="Compact"/>
+              <w:jc w:val="right"/>
+            </w:pPr>
+            <w:r>
+              <w:t xml:space="preserve">38.09</w:t>
+            </w:r>
+          </w:p>
+        </w:tc>
+        <w:tc>
+          <w:tcPr/>
+          <w:p>
+            <w:pPr>
+              <w:pStyle w:val="Compact"/>
+              <w:jc w:val="right"/>
+            </w:pPr>
+            <w:r>
+              <w:t xml:space="preserve">+0.088</w:t>
+            </w:r>
+          </w:p>
+        </w:tc>
+      </w:tr>
+      <w:tr>
+        <w:tc>
+          <w:tcPr/>
+          <w:p>
+            <w:pPr>
+              <w:pStyle w:val="Compact"/>
+            </w:pPr>
+            <w:r>
+              <w:t xml:space="preserve">US 2019 only</w:t>
+            </w:r>
+          </w:p>
+        </w:tc>
+        <w:tc>
+          <w:tcPr/>
+          <w:p>
+            <w:pPr>
+              <w:pStyle w:val="Compact"/>
+              <w:jc w:val="right"/>
+            </w:pPr>
+            <w:r>
+              <w:t xml:space="preserve">United States</w:t>
+            </w:r>
+          </w:p>
+        </w:tc>
+        <w:tc>
+          <w:tcPr/>
+          <w:p>
+            <w:pPr>
+              <w:pStyle w:val="Compact"/>
+              <w:jc w:val="right"/>
+            </w:pPr>
+            <w:r>
+              <w:t xml:space="preserve">11,547</w:t>
+            </w:r>
+          </w:p>
+        </w:tc>
+        <w:tc>
+          <w:tcPr/>
+          <w:p>
+            <w:pPr>
+              <w:pStyle w:val="Compact"/>
+              <w:jc w:val="right"/>
+            </w:pPr>
+            <w:r>
+              <w:t xml:space="preserve">7.84</w:t>
+            </w:r>
+          </w:p>
+        </w:tc>
+        <w:tc>
+          <w:tcPr/>
+          <w:p>
+            <w:pPr>
+              <w:pStyle w:val="Compact"/>
+              <w:jc w:val="right"/>
+            </w:pPr>
+            <w:r>
+              <w:t xml:space="preserve">11.86</w:t>
+            </w:r>
+          </w:p>
+        </w:tc>
+        <w:tc>
+          <w:tcPr/>
+          <w:p>
+            <w:pPr>
+              <w:pStyle w:val="Compact"/>
+              <w:jc w:val="right"/>
+            </w:pPr>
+            <w:r>
+              <w:t xml:space="preserve">13.92</w:t>
+            </w:r>
+          </w:p>
+        </w:tc>
+        <w:tc>
+          <w:tcPr/>
+          <w:p>
+            <w:pPr>
+              <w:pStyle w:val="Compact"/>
+              <w:jc w:val="right"/>
+            </w:pPr>
+            <w:r>
+              <w:t xml:space="preserve">43.94</w:t>
+            </w:r>
+          </w:p>
+        </w:tc>
+        <w:tc>
+          <w:tcPr/>
+          <w:p>
+            <w:pPr>
+              <w:pStyle w:val="Compact"/>
+              <w:jc w:val="right"/>
+            </w:pPr>
+            <w:r>
+              <w:t xml:space="preserve">+0.628</w:t>
+            </w:r>
+          </w:p>
+        </w:tc>
+      </w:tr>
+      <w:tr>
+        <w:tc>
+          <w:tcPr/>
+          <w:p>
+            <w:pPr>
+              <w:pStyle w:val="Compact"/>
+            </w:pPr>
+            <w:r>
+              <w:t xml:space="preserve">US 2019 only</w:t>
+            </w:r>
+          </w:p>
+        </w:tc>
+        <w:tc>
+          <w:tcPr/>
+          <w:p>
+            <w:pPr>
+              <w:pStyle w:val="Compact"/>
+              <w:jc w:val="right"/>
+            </w:pPr>
+            <w:r>
+              <w:t xml:space="preserve">Nigeria</w:t>
+            </w:r>
+          </w:p>
+        </w:tc>
+        <w:tc>
+          <w:tcPr/>
+          <w:p>
+            <w:pPr>
+              <w:pStyle w:val="Compact"/>
+              <w:jc w:val="right"/>
+            </w:pPr>
+            <w:r>
+              <w:t xml:space="preserve">4,685</w:t>
+            </w:r>
+          </w:p>
+        </w:tc>
+        <w:tc>
+          <w:tcPr/>
+          <w:p>
+            <w:pPr>
+              <w:pStyle w:val="Compact"/>
+              <w:jc w:val="right"/>
+            </w:pPr>
+            <w:r>
+              <w:t xml:space="preserve">17.24</w:t>
+            </w:r>
+          </w:p>
+        </w:tc>
+        <w:tc>
+          <w:tcPr/>
+          <w:p>
+            <w:pPr>
+              <w:pStyle w:val="Compact"/>
+              <w:jc w:val="right"/>
+            </w:pPr>
+            <w:r>
+              <w:t xml:space="preserve">39.51</w:t>
+            </w:r>
+          </w:p>
+        </w:tc>
+        <w:tc>
+          <w:tcPr/>
+          <w:p>
+            <w:pPr>
+              <w:pStyle w:val="Compact"/>
+              <w:jc w:val="right"/>
+            </w:pPr>
+            <w:r>
+              <w:t xml:space="preserve">25.01</w:t>
+            </w:r>
+          </w:p>
+        </w:tc>
+        <w:tc>
+          <w:tcPr/>
+          <w:p>
+            <w:pPr>
+              <w:pStyle w:val="Compact"/>
+              <w:jc w:val="right"/>
+            </w:pPr>
+            <w:r>
+              <w:t xml:space="preserve">38.09</w:t>
+            </w:r>
+          </w:p>
+        </w:tc>
+        <w:tc>
+          <w:tcPr/>
+          <w:p>
+            <w:pPr>
+              <w:pStyle w:val="Compact"/>
+              <w:jc w:val="right"/>
+            </w:pPr>
+            <w:r>
+              <w:t xml:space="preserve">+0.088</w:t>
+            </w:r>
+          </w:p>
+        </w:tc>
+      </w:tr>
+      <w:tr>
+        <w:tc>
+          <w:tcPr/>
+          <w:p>
+            <w:pPr>
+              <w:pStyle w:val="Compact"/>
+            </w:pPr>
+            <w:r>
+              <w:t xml:space="preserve">Income floor $500</w:t>
+            </w:r>
+          </w:p>
+        </w:tc>
+        <w:tc>
+          <w:tcPr/>
+          <w:p>
+            <w:pPr>
+              <w:pStyle w:val="Compact"/>
+              <w:jc w:val="right"/>
+            </w:pPr>
+            <w:r>
+              <w:t xml:space="preserve">United States</w:t>
+            </w:r>
+          </w:p>
+        </w:tc>
+        <w:tc>
+          <w:tcPr/>
+          <w:p>
+            <w:pPr>
+              <w:pStyle w:val="Compact"/>
+              <w:jc w:val="right"/>
+            </w:pPr>
+            <w:r>
+              <w:t xml:space="preserve">61,530</w:t>
+            </w:r>
+          </w:p>
+        </w:tc>
+        <w:tc>
+          <w:tcPr/>
+          <w:p>
+            <w:pPr>
+              <w:pStyle w:val="Compact"/>
+              <w:jc w:val="right"/>
+            </w:pPr>
+            <w:r>
+              <w:t xml:space="preserve">7.46</w:t>
+            </w:r>
+          </w:p>
+        </w:tc>
+        <w:tc>
+          <w:tcPr/>
+          <w:p>
+            <w:pPr>
+              <w:pStyle w:val="Compact"/>
+              <w:jc w:val="right"/>
+            </w:pPr>
+            <w:r>
+              <w:t xml:space="preserve">11.06</w:t>
+            </w:r>
+          </w:p>
+        </w:tc>
+        <w:tc>
+          <w:tcPr/>
+          <w:p>
+            <w:pPr>
+              <w:pStyle w:val="Compact"/>
+              <w:jc w:val="right"/>
+            </w:pPr>
+            <w:r>
+              <w:t xml:space="preserve">13.75</w:t>
+            </w:r>
+          </w:p>
+        </w:tc>
+        <w:tc>
+          <w:tcPr/>
+          <w:p>
+            <w:pPr>
+              <w:pStyle w:val="Compact"/>
+              <w:jc w:val="right"/>
+            </w:pPr>
+            <w:r>
+              <w:t xml:space="preserve">46.96</w:t>
+            </w:r>
+          </w:p>
+        </w:tc>
+        <w:tc>
+          <w:tcPr/>
+          <w:p>
+            <w:pPr>
+              <w:pStyle w:val="Compact"/>
+              <w:jc w:val="right"/>
+            </w:pPr>
+            <w:r>
+              <w:t xml:space="preserve">+0.707</w:t>
+            </w:r>
+          </w:p>
+        </w:tc>
+      </w:tr>
+      <w:tr>
+        <w:tc>
+          <w:tcPr/>
+          <w:p>
+            <w:pPr>
+              <w:pStyle w:val="Compact"/>
+            </w:pPr>
+            <w:r>
+              <w:t xml:space="preserve">Income floor $500</w:t>
+            </w:r>
+          </w:p>
+        </w:tc>
+        <w:tc>
+          <w:tcPr/>
+          <w:p>
+            <w:pPr>
+              <w:pStyle w:val="Compact"/>
+              <w:jc w:val="right"/>
+            </w:pPr>
+            <w:r>
+              <w:t xml:space="preserve">Nigeria</w:t>
+            </w:r>
+          </w:p>
+        </w:tc>
+        <w:tc>
+          <w:tcPr/>
+          <w:p>
+            <w:pPr>
+              <w:pStyle w:val="Compact"/>
+              <w:jc w:val="right"/>
+            </w:pPr>
+            <w:r>
+              <w:t xml:space="preserve">4,685</w:t>
+            </w:r>
+          </w:p>
+        </w:tc>
+        <w:tc>
+          <w:tcPr/>
+          <w:p>
+            <w:pPr>
+              <w:pStyle w:val="Compact"/>
+              <w:jc w:val="right"/>
+            </w:pPr>
+            <w:r>
+              <w:t xml:space="preserve">17.24</w:t>
+            </w:r>
+          </w:p>
+        </w:tc>
+        <w:tc>
+          <w:tcPr/>
+          <w:p>
+            <w:pPr>
+              <w:pStyle w:val="Compact"/>
+              <w:jc w:val="right"/>
+            </w:pPr>
+            <w:r>
+              <w:t xml:space="preserve">39.51</w:t>
+            </w:r>
+          </w:p>
+        </w:tc>
+        <w:tc>
+          <w:tcPr/>
+          <w:p>
+            <w:pPr>
+              <w:pStyle w:val="Compact"/>
+              <w:jc w:val="right"/>
+            </w:pPr>
+            <w:r>
+              <w:t xml:space="preserve">25.01</w:t>
+            </w:r>
+          </w:p>
+        </w:tc>
+        <w:tc>
+          <w:tcPr/>
+          <w:p>
+            <w:pPr>
+              <w:pStyle w:val="Compact"/>
+              <w:jc w:val="right"/>
+            </w:pPr>
+            <w:r>
+              <w:t xml:space="preserve">38.09</w:t>
+            </w:r>
+          </w:p>
+        </w:tc>
+        <w:tc>
+          <w:tcPr/>
+          <w:p>
+            <w:pPr>
+              <w:pStyle w:val="Compact"/>
+              <w:jc w:val="right"/>
+            </w:pPr>
+            <w:r>
+              <w:t xml:space="preserve">+0.088</w:t>
+            </w:r>
+          </w:p>
+        </w:tc>
+      </w:tr>
+      <w:tr>
+        <w:tc>
+          <w:tcPr/>
+          <w:p>
+            <w:pPr>
+              <w:pStyle w:val="Compact"/>
+            </w:pPr>
+            <w:r>
+              <w:t xml:space="preserve">Income floor $2,000</w:t>
+            </w:r>
+          </w:p>
+        </w:tc>
+        <w:tc>
+          <w:tcPr/>
+          <w:p>
+            <w:pPr>
+              <w:pStyle w:val="Compact"/>
+              <w:jc w:val="right"/>
+            </w:pPr>
+            <w:r>
+              <w:t xml:space="preserve">United States</w:t>
+            </w:r>
+          </w:p>
+        </w:tc>
+        <w:tc>
+          <w:tcPr/>
+          <w:p>
+            <w:pPr>
+              <w:pStyle w:val="Compact"/>
+              <w:jc w:val="right"/>
+            </w:pPr>
+            <w:r>
+              <w:t xml:space="preserve">61,216</w:t>
+            </w:r>
+          </w:p>
+        </w:tc>
+        <w:tc>
+          <w:tcPr/>
+          <w:p>
+            <w:pPr>
+              <w:pStyle w:val="Compact"/>
+              <w:jc w:val="right"/>
+            </w:pPr>
+            <w:r>
+              <w:t xml:space="preserve">7.27</w:t>
+            </w:r>
+          </w:p>
+        </w:tc>
+        <w:tc>
+          <w:tcPr/>
+          <w:p>
+            <w:pPr>
+              <w:pStyle w:val="Compact"/>
+              <w:jc w:val="right"/>
+            </w:pPr>
+            <w:r>
+              <w:t xml:space="preserve">10.75</w:t>
+            </w:r>
+          </w:p>
+        </w:tc>
+        <w:tc>
+          <w:tcPr/>
+          <w:p>
+            <w:pPr>
+              <w:pStyle w:val="Compact"/>
+              <w:jc w:val="right"/>
+            </w:pPr>
+            <w:r>
+              <w:t xml:space="preserve">13.33</w:t>
+            </w:r>
+          </w:p>
+        </w:tc>
+        <w:tc>
+          <w:tcPr/>
+          <w:p>
+            <w:pPr>
+              <w:pStyle w:val="Compact"/>
+              <w:jc w:val="right"/>
+            </w:pPr>
+            <w:r>
+              <w:t xml:space="preserve">37.16</w:t>
+            </w:r>
+          </w:p>
+        </w:tc>
+        <w:tc>
+          <w:tcPr/>
+          <w:p>
+            <w:pPr>
+              <w:pStyle w:val="Compact"/>
+              <w:jc w:val="right"/>
+            </w:pPr>
+            <w:r>
+              <w:t xml:space="preserve">+0.615</w:t>
+            </w:r>
+          </w:p>
+        </w:tc>
+      </w:tr>
+      <w:tr>
+        <w:tc>
+          <w:tcPr/>
+          <w:p>
+            <w:pPr>
+              <w:pStyle w:val="Compact"/>
+            </w:pPr>
+            <w:r>
+              <w:t xml:space="preserve">Income floor $2,000</w:t>
+            </w:r>
+          </w:p>
+        </w:tc>
+        <w:tc>
+          <w:tcPr/>
+          <w:p>
+            <w:pPr>
+              <w:pStyle w:val="Compact"/>
+              <w:jc w:val="right"/>
+            </w:pPr>
+            <w:r>
+              <w:t xml:space="preserve">Nigeria</w:t>
+            </w:r>
+          </w:p>
+        </w:tc>
+        <w:tc>
+          <w:tcPr/>
+          <w:p>
+            <w:pPr>
+              <w:pStyle w:val="Compact"/>
+              <w:jc w:val="right"/>
+            </w:pPr>
+            <w:r>
+              <w:t xml:space="preserve">4,685</w:t>
+            </w:r>
+          </w:p>
+        </w:tc>
+        <w:tc>
+          <w:tcPr/>
+          <w:p>
+            <w:pPr>
+              <w:pStyle w:val="Compact"/>
+              <w:jc w:val="right"/>
+            </w:pPr>
+            <w:r>
+              <w:t xml:space="preserve">17.24</w:t>
+            </w:r>
+          </w:p>
+        </w:tc>
+        <w:tc>
+          <w:tcPr/>
+          <w:p>
+            <w:pPr>
+              <w:pStyle w:val="Compact"/>
+              <w:jc w:val="right"/>
+            </w:pPr>
+            <w:r>
+              <w:t xml:space="preserve">39.51</w:t>
+            </w:r>
+          </w:p>
+        </w:tc>
+        <w:tc>
+          <w:tcPr/>
+          <w:p>
+            <w:pPr>
+              <w:pStyle w:val="Compact"/>
+              <w:jc w:val="right"/>
+            </w:pPr>
+            <w:r>
+              <w:t xml:space="preserve">25.01</w:t>
+            </w:r>
+          </w:p>
+        </w:tc>
+        <w:tc>
+          <w:tcPr/>
+          <w:p>
+            <w:pPr>
+              <w:pStyle w:val="Compact"/>
+              <w:jc w:val="right"/>
+            </w:pPr>
+            <w:r>
+              <w:t xml:space="preserve">38.09</w:t>
+            </w:r>
+          </w:p>
+        </w:tc>
+        <w:tc>
+          <w:tcPr/>
+          <w:p>
+            <w:pPr>
+              <w:pStyle w:val="Compact"/>
+              <w:jc w:val="right"/>
+            </w:pPr>
+            <w:r>
+              <w:t xml:space="preserve">+0.088</w:t>
+            </w:r>
+          </w:p>
+        </w:tc>
+      </w:tr>
+      <w:tr>
+        <w:tc>
+          <w:tcPr/>
+          <w:p>
+            <w:pPr>
+              <w:pStyle w:val="Compact"/>
+            </w:pPr>
+            <w:r>
+              <w:t xml:space="preserve">Income floor $5,000</w:t>
+            </w:r>
+          </w:p>
+        </w:tc>
+        <w:tc>
+          <w:tcPr/>
+          <w:p>
+            <w:pPr>
+              <w:pStyle w:val="Compact"/>
+              <w:jc w:val="right"/>
+            </w:pPr>
+            <w:r>
+              <w:t xml:space="preserve">United States</w:t>
+            </w:r>
+          </w:p>
+        </w:tc>
+        <w:tc>
+          <w:tcPr/>
+          <w:p>
+            <w:pPr>
+              <w:pStyle w:val="Compact"/>
+              <w:jc w:val="right"/>
+            </w:pPr>
+            <w:r>
+              <w:t xml:space="preserve">60,527</w:t>
+            </w:r>
+          </w:p>
+        </w:tc>
+        <w:tc>
+          <w:tcPr/>
+          <w:p>
+            <w:pPr>
+              <w:pStyle w:val="Compact"/>
+              <w:jc w:val="right"/>
+            </w:pPr>
+            <w:r>
+              <w:t xml:space="preserve">7.02</w:t>
+            </w:r>
+          </w:p>
+        </w:tc>
+        <w:tc>
+          <w:tcPr/>
+          <w:p>
+            <w:pPr>
+              <w:pStyle w:val="Compact"/>
+              <w:jc w:val="right"/>
+            </w:pPr>
+            <w:r>
+              <w:t xml:space="preserve">10.18</w:t>
+            </w:r>
+          </w:p>
+        </w:tc>
+        <w:tc>
+          <w:tcPr/>
+          <w:p>
+            <w:pPr>
+              <w:pStyle w:val="Compact"/>
+              <w:jc w:val="right"/>
+            </w:pPr>
+            <w:r>
+              <w:t xml:space="preserve">12.90</w:t>
+            </w:r>
+          </w:p>
+        </w:tc>
+        <w:tc>
+          <w:tcPr/>
+          <w:p>
+            <w:pPr>
+              <w:pStyle w:val="Compact"/>
+              <w:jc w:val="right"/>
+            </w:pPr>
+            <w:r>
+              <w:t xml:space="preserve">32.69</w:t>
+            </w:r>
+          </w:p>
+        </w:tc>
+        <w:tc>
+          <w:tcPr/>
+          <w:p>
+            <w:pPr>
+              <w:pStyle w:val="Compact"/>
+              <w:jc w:val="right"/>
+            </w:pPr>
+            <w:r>
+              <w:t xml:space="preserve">+0.558</w:t>
+            </w:r>
+          </w:p>
+        </w:tc>
+      </w:tr>
+      <w:tr>
+        <w:tc>
+          <w:tcPr/>
+          <w:p>
+            <w:pPr>
+              <w:pStyle w:val="Compact"/>
+            </w:pPr>
+            <w:r>
+              <w:t xml:space="preserve">Income floor $5,000</w:t>
+            </w:r>
+          </w:p>
+        </w:tc>
+        <w:tc>
+          <w:tcPr/>
+          <w:p>
+            <w:pPr>
+              <w:pStyle w:val="Compact"/>
+              <w:jc w:val="right"/>
+            </w:pPr>
+            <w:r>
+              <w:t xml:space="preserve">Nigeria</w:t>
+            </w:r>
+          </w:p>
+        </w:tc>
+        <w:tc>
+          <w:tcPr/>
+          <w:p>
+            <w:pPr>
+              <w:pStyle w:val="Compact"/>
+              <w:jc w:val="right"/>
+            </w:pPr>
+            <w:r>
+              <w:t xml:space="preserve">4,685</w:t>
+            </w:r>
+          </w:p>
+        </w:tc>
+        <w:tc>
+          <w:tcPr/>
+          <w:p>
+            <w:pPr>
+              <w:pStyle w:val="Compact"/>
+              <w:jc w:val="right"/>
+            </w:pPr>
+            <w:r>
+              <w:t xml:space="preserve">17.24</w:t>
+            </w:r>
+          </w:p>
+        </w:tc>
+        <w:tc>
+          <w:tcPr/>
+          <w:p>
+            <w:pPr>
+              <w:pStyle w:val="Compact"/>
+              <w:jc w:val="right"/>
+            </w:pPr>
+            <w:r>
+              <w:t xml:space="preserve">39.51</w:t>
+            </w:r>
+          </w:p>
+        </w:tc>
+        <w:tc>
+          <w:tcPr/>
+          <w:p>
+            <w:pPr>
+              <w:pStyle w:val="Compact"/>
+              <w:jc w:val="right"/>
+            </w:pPr>
+            <w:r>
+              <w:t xml:space="preserve">25.01</w:t>
+            </w:r>
+          </w:p>
+        </w:tc>
+        <w:tc>
+          <w:tcPr/>
+          <w:p>
+            <w:pPr>
+              <w:pStyle w:val="Compact"/>
+              <w:jc w:val="right"/>
+            </w:pPr>
+            <w:r>
+              <w:t xml:space="preserve">38.09</w:t>
+            </w:r>
+          </w:p>
+        </w:tc>
+        <w:tc>
+          <w:tcPr/>
+          <w:p>
+            <w:pPr>
+              <w:pStyle w:val="Compact"/>
+              <w:jc w:val="right"/>
+            </w:pPr>
+            <w:r>
+              <w:t xml:space="preserve">+0.088</w:t>
+            </w:r>
+          </w:p>
+        </w:tc>
+      </w:tr>
+      <w:tr>
+        <w:tc>
+          <w:tcPr/>
+          <w:p>
+            <w:pPr>
+              <w:pStyle w:val="Compact"/>
+            </w:pPr>
+            <w:r>
+              <w:t xml:space="preserve">Nigeria: food-share floor</w:t>
+            </w:r>
+          </w:p>
+        </w:tc>
+        <w:tc>
+          <w:tcPr/>
+          <w:p>
+            <w:pPr>
+              <w:pStyle w:val="Compact"/>
+              <w:jc w:val="right"/>
+            </w:pPr>
+            <w:r>
+              <w:t xml:space="preserve">United States</w:t>
+            </w:r>
+          </w:p>
+        </w:tc>
+        <w:tc>
+          <w:tcPr/>
+          <w:p>
+            <w:pPr>
+              <w:pStyle w:val="Compact"/>
+              <w:jc w:val="right"/>
+            </w:pPr>
+            <w:r>
+              <w:t xml:space="preserve">61,447</w:t>
+            </w:r>
+          </w:p>
+        </w:tc>
+        <w:tc>
+          <w:tcPr/>
+          <w:p>
+            <w:pPr>
+              <w:pStyle w:val="Compact"/>
+              <w:jc w:val="right"/>
+            </w:pPr>
+            <w:r>
+              <w:t xml:space="preserve">7.39</w:t>
+            </w:r>
+          </w:p>
+        </w:tc>
+        <w:tc>
+          <w:tcPr/>
+          <w:p>
+            <w:pPr>
+              <w:pStyle w:val="Compact"/>
+              <w:jc w:val="right"/>
+            </w:pPr>
+            <w:r>
+              <w:t xml:space="preserve">10.98</w:t>
+            </w:r>
+          </w:p>
+        </w:tc>
+        <w:tc>
+          <w:tcPr/>
+          <w:p>
+            <w:pPr>
+              <w:pStyle w:val="Compact"/>
+              <w:jc w:val="right"/>
+            </w:pPr>
+            <w:r>
+              <w:t xml:space="preserve">13.55</w:t>
+            </w:r>
+          </w:p>
+        </w:tc>
+        <w:tc>
+          <w:tcPr/>
+          <w:p>
+            <w:pPr>
+              <w:pStyle w:val="Compact"/>
+              <w:jc w:val="right"/>
+            </w:pPr>
+            <w:r>
+              <w:t xml:space="preserve">42.90</w:t>
+            </w:r>
+          </w:p>
+        </w:tc>
+        <w:tc>
+          <w:tcPr/>
+          <w:p>
+            <w:pPr>
+              <w:pStyle w:val="Compact"/>
+              <w:jc w:val="right"/>
+            </w:pPr>
+            <w:r>
+              <w:t xml:space="preserve">+0.672</w:t>
+            </w:r>
+          </w:p>
+        </w:tc>
+      </w:tr>
+      <w:tr>
+        <w:tc>
+          <w:tcPr/>
+          <w:p>
+            <w:pPr>
+              <w:pStyle w:val="Compact"/>
+            </w:pPr>
+            <w:r>
+              <w:t xml:space="preserve">Nigeria: food-share floor</w:t>
+            </w:r>
+          </w:p>
+        </w:tc>
+        <w:tc>
+          <w:tcPr/>
+          <w:p>
+            <w:pPr>
+              <w:pStyle w:val="Compact"/>
+              <w:jc w:val="right"/>
+            </w:pPr>
+            <w:r>
+              <w:t xml:space="preserve">Nigeria</w:t>
+            </w:r>
+          </w:p>
+        </w:tc>
+        <w:tc>
+          <w:tcPr/>
+          <w:p>
+            <w:pPr>
+              <w:pStyle w:val="Compact"/>
+              <w:jc w:val="right"/>
+            </w:pPr>
+            <w:r>
+              <w:t xml:space="preserve">4,685</w:t>
+            </w:r>
+          </w:p>
+        </w:tc>
+        <w:tc>
+          <w:tcPr/>
+          <w:p>
+            <w:pPr>
+              <w:pStyle w:val="Compact"/>
+              <w:jc w:val="right"/>
+            </w:pPr>
+            <w:r>
+              <w:t xml:space="preserve">17.24</w:t>
+            </w:r>
+          </w:p>
+        </w:tc>
+        <w:tc>
+          <w:tcPr/>
+          <w:p>
+            <w:pPr>
+              <w:pStyle w:val="Compact"/>
+              <w:jc w:val="right"/>
+            </w:pPr>
+            <w:r>
+              <w:t xml:space="preserve">10.79</w:t>
+            </w:r>
+          </w:p>
+        </w:tc>
+        <w:tc>
+          <w:tcPr/>
+          <w:p>
+            <w:pPr>
+              <w:pStyle w:val="Compact"/>
+              <w:jc w:val="right"/>
+            </w:pPr>
+            <w:r>
+              <w:t xml:space="preserve">25.01</w:t>
+            </w:r>
+          </w:p>
+        </w:tc>
+        <w:tc>
+          <w:tcPr/>
+          <w:p>
+            <w:pPr>
+              <w:pStyle w:val="Compact"/>
+              <w:jc w:val="right"/>
+            </w:pPr>
+            <w:r>
+              <w:t xml:space="preserve">38.09</w:t>
+            </w:r>
+          </w:p>
+        </w:tc>
+        <w:tc>
+          <w:tcPr/>
+          <w:p>
+            <w:pPr>
+              <w:pStyle w:val="Compact"/>
+              <w:jc w:val="right"/>
+            </w:pPr>
+            <w:r>
+              <w:t xml:space="preserve">+0.088</w:t>
+            </w:r>
+          </w:p>
+        </w:tc>
+      </w:tr>
+      <w:tr>
+        <w:tc>
+          <w:tcPr/>
+          <w:p>
+            <w:pPr>
+              <w:pStyle w:val="Compact"/>
+            </w:pPr>
+            <w:r>
+              <w:t xml:space="preserve">Per equivalent adult</w:t>
+            </w:r>
+          </w:p>
+        </w:tc>
+        <w:tc>
+          <w:tcPr/>
+          <w:p>
+            <w:pPr>
+              <w:pStyle w:val="Compact"/>
+              <w:jc w:val="right"/>
+            </w:pPr>
+            <w:r>
+              <w:t xml:space="preserve">United States</w:t>
+            </w:r>
+          </w:p>
+        </w:tc>
+        <w:tc>
+          <w:tcPr/>
+          <w:p>
+            <w:pPr>
+              <w:pStyle w:val="Compact"/>
+              <w:jc w:val="right"/>
+            </w:pPr>
+            <w:r>
+              <w:t xml:space="preserve">61,447</w:t>
+            </w:r>
+          </w:p>
+        </w:tc>
+        <w:tc>
+          <w:tcPr/>
+          <w:p>
+            <w:pPr>
+              <w:pStyle w:val="Compact"/>
+              <w:jc w:val="right"/>
+            </w:pPr>
+            <w:r>
+              <w:t xml:space="preserve">7.39</w:t>
+            </w:r>
+          </w:p>
+        </w:tc>
+        <w:tc>
+          <w:tcPr/>
+          <w:p>
+            <w:pPr>
+              <w:pStyle w:val="Compact"/>
+              <w:jc w:val="right"/>
+            </w:pPr>
+            <w:r>
+              <w:t xml:space="preserve">8.62</w:t>
+            </w:r>
+          </w:p>
+        </w:tc>
+        <w:tc>
+          <w:tcPr/>
+          <w:p>
+            <w:pPr>
+              <w:pStyle w:val="Compact"/>
+              <w:jc w:val="right"/>
+            </w:pPr>
+            <w:r>
+              <w:t xml:space="preserve">13.55</w:t>
+            </w:r>
+          </w:p>
+        </w:tc>
+        <w:tc>
+          <w:tcPr/>
+          <w:p>
+            <w:pPr>
+              <w:pStyle w:val="Compact"/>
+              <w:jc w:val="right"/>
+            </w:pPr>
+            <w:r>
+              <w:t xml:space="preserve">42.90</w:t>
+            </w:r>
+          </w:p>
+        </w:tc>
+        <w:tc>
+          <w:tcPr/>
+          <w:p>
+            <w:pPr>
+              <w:pStyle w:val="Compact"/>
+              <w:jc w:val="right"/>
+            </w:pPr>
+            <w:r>
+              <w:t xml:space="preserve">+0.672</w:t>
+            </w:r>
+          </w:p>
+        </w:tc>
+      </w:tr>
+      <w:tr>
+        <w:tc>
+          <w:tcPr/>
+          <w:p>
+            <w:pPr>
+              <w:pStyle w:val="Compact"/>
+            </w:pPr>
+            <w:r>
+              <w:t xml:space="preserve">Per equivalent adult</w:t>
+            </w:r>
+          </w:p>
+        </w:tc>
+        <w:tc>
+          <w:tcPr/>
+          <w:p>
+            <w:pPr>
+              <w:pStyle w:val="Compact"/>
+              <w:jc w:val="right"/>
+            </w:pPr>
+            <w:r>
+              <w:t xml:space="preserve">Nigeria</w:t>
+            </w:r>
+          </w:p>
+        </w:tc>
+        <w:tc>
+          <w:tcPr/>
+          <w:p>
+            <w:pPr>
+              <w:pStyle w:val="Compact"/>
+              <w:jc w:val="right"/>
+            </w:pPr>
+            <w:r>
+              <w:t xml:space="preserve">4,685</w:t>
+            </w:r>
+          </w:p>
+        </w:tc>
+        <w:tc>
+          <w:tcPr/>
+          <w:p>
+            <w:pPr>
+              <w:pStyle w:val="Compact"/>
+              <w:jc w:val="right"/>
+            </w:pPr>
+            <w:r>
+              <w:t xml:space="preserve">17.24</w:t>
+            </w:r>
+          </w:p>
+        </w:tc>
+        <w:tc>
+          <w:tcPr/>
+          <w:p>
+            <w:pPr>
+              <w:pStyle w:val="Compact"/>
+              <w:jc w:val="right"/>
+            </w:pPr>
+            <w:r>
+              <w:t xml:space="preserve">15.50</w:t>
+            </w:r>
+          </w:p>
+        </w:tc>
+        <w:tc>
+          <w:tcPr/>
+          <w:p>
+            <w:pPr>
+              <w:pStyle w:val="Compact"/>
+              <w:jc w:val="right"/>
+            </w:pPr>
+            <w:r>
+              <w:t xml:space="preserve">25.01</w:t>
+            </w:r>
+          </w:p>
+        </w:tc>
+        <w:tc>
+          <w:tcPr/>
+          <w:p>
+            <w:pPr>
+              <w:pStyle w:val="Compact"/>
+              <w:jc w:val="right"/>
+            </w:pPr>
+            <w:r>
+              <w:t xml:space="preserve">38.09</w:t>
+            </w:r>
+          </w:p>
+        </w:tc>
+        <w:tc>
+          <w:tcPr/>
+          <w:p>
+            <w:pPr>
+              <w:pStyle w:val="Compact"/>
+              <w:jc w:val="right"/>
+            </w:pPr>
+            <w:r>
+              <w:t xml:space="preserve">+0.088</w:t>
+            </w:r>
+          </w:p>
+        </w:tc>
+      </w:tr>
+      <w:tr>
+        <w:tc>
+          <w:tcPr/>
+          <w:p>
+            <w:pPr>
+              <w:pStyle w:val="Compact"/>
+            </w:pPr>
+            <w:r>
+              <w:t xml:space="preserve">GPD threshold q85</w:t>
+            </w:r>
+          </w:p>
+        </w:tc>
+        <w:tc>
+          <w:tcPr/>
+          <w:p>
+            <w:pPr>
+              <w:pStyle w:val="Compact"/>
+              <w:jc w:val="right"/>
+            </w:pPr>
+            <w:r>
+              <w:t xml:space="preserve">United States</w:t>
+            </w:r>
+          </w:p>
+        </w:tc>
+        <w:tc>
+          <w:tcPr/>
+          <w:p>
+            <w:pPr>
+              <w:pStyle w:val="Compact"/>
+              <w:jc w:val="right"/>
+            </w:pPr>
+            <w:r>
+              <w:t xml:space="preserve">61,447</w:t>
+            </w:r>
+          </w:p>
+        </w:tc>
+        <w:tc>
+          <w:tcPr/>
+          <w:p>
+            <w:pPr>
+              <w:pStyle w:val="Compact"/>
+              <w:jc w:val="right"/>
+            </w:pPr>
+            <w:r>
+              <w:t xml:space="preserve">7.39</w:t>
+            </w:r>
+          </w:p>
+        </w:tc>
+        <w:tc>
+          <w:tcPr/>
+          <w:p>
+            <w:pPr>
+              <w:pStyle w:val="Compact"/>
+              <w:jc w:val="right"/>
+            </w:pPr>
+            <w:r>
+              <w:t xml:space="preserve">10.98</w:t>
+            </w:r>
+          </w:p>
+        </w:tc>
+        <w:tc>
+          <w:tcPr/>
+          <w:p>
+            <w:pPr>
+              <w:pStyle w:val="Compact"/>
+              <w:jc w:val="right"/>
+            </w:pPr>
+            <w:r>
+              <w:t xml:space="preserve">13.55</w:t>
+            </w:r>
+          </w:p>
+        </w:tc>
+        <w:tc>
+          <w:tcPr/>
+          <w:p>
+            <w:pPr>
+              <w:pStyle w:val="Compact"/>
+              <w:jc w:val="right"/>
+            </w:pPr>
+            <w:r>
+              <w:t xml:space="preserve">42.90</w:t>
+            </w:r>
+          </w:p>
+        </w:tc>
+        <w:tc>
+          <w:tcPr/>
+          <w:p>
+            <w:pPr>
+              <w:pStyle w:val="Compact"/>
+              <w:jc w:val="right"/>
+            </w:pPr>
+            <w:r>
+              <w:t xml:space="preserve">+0.643</w:t>
+            </w:r>
+          </w:p>
+        </w:tc>
+      </w:tr>
+      <w:tr>
+        <w:tc>
+          <w:tcPr/>
+          <w:p>
+            <w:pPr>
+              <w:pStyle w:val="Compact"/>
+            </w:pPr>
+            <w:r>
+              <w:t xml:space="preserve">GPD threshold q85</w:t>
+            </w:r>
+          </w:p>
+        </w:tc>
+        <w:tc>
+          <w:tcPr/>
+          <w:p>
+            <w:pPr>
+              <w:pStyle w:val="Compact"/>
+              <w:jc w:val="right"/>
+            </w:pPr>
+            <w:r>
+              <w:t xml:space="preserve">Nigeria</w:t>
+            </w:r>
+          </w:p>
+        </w:tc>
+        <w:tc>
+          <w:tcPr/>
+          <w:p>
+            <w:pPr>
+              <w:pStyle w:val="Compact"/>
+              <w:jc w:val="right"/>
+            </w:pPr>
+            <w:r>
+              <w:t xml:space="preserve">4,685</w:t>
+            </w:r>
+          </w:p>
+        </w:tc>
+        <w:tc>
+          <w:tcPr/>
+          <w:p>
+            <w:pPr>
+              <w:pStyle w:val="Compact"/>
+              <w:jc w:val="right"/>
+            </w:pPr>
+            <w:r>
+              <w:t xml:space="preserve">17.24</w:t>
+            </w:r>
+          </w:p>
+        </w:tc>
+        <w:tc>
+          <w:tcPr/>
+          <w:p>
+            <w:pPr>
+              <w:pStyle w:val="Compact"/>
+              <w:jc w:val="right"/>
+            </w:pPr>
+            <w:r>
+              <w:t xml:space="preserve">39.51</w:t>
+            </w:r>
+          </w:p>
+        </w:tc>
+        <w:tc>
+          <w:tcPr/>
+          <w:p>
+            <w:pPr>
+              <w:pStyle w:val="Compact"/>
+              <w:jc w:val="right"/>
+            </w:pPr>
+            <w:r>
+              <w:t xml:space="preserve">25.01</w:t>
+            </w:r>
+          </w:p>
+        </w:tc>
+        <w:tc>
+          <w:tcPr/>
+          <w:p>
+            <w:pPr>
+              <w:pStyle w:val="Compact"/>
+              <w:jc w:val="right"/>
+            </w:pPr>
+            <w:r>
+              <w:t xml:space="preserve">38.09</w:t>
+            </w:r>
+          </w:p>
+        </w:tc>
+        <w:tc>
+          <w:tcPr/>
+          <w:p>
+            <w:pPr>
+              <w:pStyle w:val="Compact"/>
+              <w:jc w:val="right"/>
+            </w:pPr>
+            <w:r>
+              <w:t xml:space="preserve">+0.081</w:t>
+            </w:r>
+          </w:p>
+        </w:tc>
+      </w:tr>
+      <w:tr>
+        <w:tc>
+          <w:tcPr/>
+          <w:p>
+            <w:pPr>
+              <w:pStyle w:val="Compact"/>
+            </w:pPr>
+            <w:r>
+              <w:t xml:space="preserve">GPD threshold q95</w:t>
+            </w:r>
+          </w:p>
+        </w:tc>
+        <w:tc>
+          <w:tcPr/>
+          <w:p>
+            <w:pPr>
+              <w:pStyle w:val="Compact"/>
+              <w:jc w:val="right"/>
+            </w:pPr>
+            <w:r>
+              <w:t xml:space="preserve">United States</w:t>
+            </w:r>
+          </w:p>
+        </w:tc>
+        <w:tc>
+          <w:tcPr/>
+          <w:p>
+            <w:pPr>
+              <w:pStyle w:val="Compact"/>
+              <w:jc w:val="right"/>
+            </w:pPr>
+            <w:r>
+              <w:t xml:space="preserve">61,447</w:t>
+            </w:r>
+          </w:p>
+        </w:tc>
+        <w:tc>
+          <w:tcPr/>
+          <w:p>
+            <w:pPr>
+              <w:pStyle w:val="Compact"/>
+              <w:jc w:val="right"/>
+            </w:pPr>
+            <w:r>
+              <w:t xml:space="preserve">7.39</w:t>
+            </w:r>
+          </w:p>
+        </w:tc>
+        <w:tc>
+          <w:tcPr/>
+          <w:p>
+            <w:pPr>
+              <w:pStyle w:val="Compact"/>
+              <w:jc w:val="right"/>
+            </w:pPr>
+            <w:r>
+              <w:t xml:space="preserve">10.98</w:t>
+            </w:r>
+          </w:p>
+        </w:tc>
+        <w:tc>
+          <w:tcPr/>
+          <w:p>
+            <w:pPr>
+              <w:pStyle w:val="Compact"/>
+              <w:jc w:val="right"/>
+            </w:pPr>
+            <w:r>
+              <w:t xml:space="preserve">13.55</w:t>
+            </w:r>
+          </w:p>
+        </w:tc>
+        <w:tc>
+          <w:tcPr/>
+          <w:p>
+            <w:pPr>
+              <w:pStyle w:val="Compact"/>
+              <w:jc w:val="right"/>
+            </w:pPr>
+            <w:r>
+              <w:t xml:space="preserve">42.90</w:t>
+            </w:r>
+          </w:p>
+        </w:tc>
+        <w:tc>
+          <w:tcPr/>
+          <w:p>
+            <w:pPr>
+              <w:pStyle w:val="Compact"/>
+              <w:jc w:val="right"/>
+            </w:pPr>
+            <w:r>
+              <w:t xml:space="preserve">+0.670</w:t>
+            </w:r>
+          </w:p>
+        </w:tc>
+      </w:tr>
+      <w:tr>
+        <w:tc>
+          <w:tcPr/>
+          <w:p>
+            <w:pPr>
+              <w:pStyle w:val="Compact"/>
+            </w:pPr>
+            <w:r>
+              <w:t xml:space="preserve">GPD threshold q95</w:t>
+            </w:r>
+          </w:p>
+        </w:tc>
+        <w:tc>
+          <w:tcPr/>
+          <w:p>
+            <w:pPr>
+              <w:pStyle w:val="Compact"/>
+              <w:jc w:val="right"/>
+            </w:pPr>
+            <w:r>
+              <w:t xml:space="preserve">Nigeria</w:t>
+            </w:r>
+          </w:p>
+        </w:tc>
+        <w:tc>
+          <w:tcPr/>
+          <w:p>
+            <w:pPr>
+              <w:pStyle w:val="Compact"/>
+              <w:jc w:val="right"/>
+            </w:pPr>
+            <w:r>
+              <w:t xml:space="preserve">4,685</w:t>
+            </w:r>
+          </w:p>
+        </w:tc>
+        <w:tc>
+          <w:tcPr/>
+          <w:p>
+            <w:pPr>
+              <w:pStyle w:val="Compact"/>
+              <w:jc w:val="right"/>
+            </w:pPr>
+            <w:r>
+              <w:t xml:space="preserve">17.24</w:t>
+            </w:r>
+          </w:p>
+        </w:tc>
+        <w:tc>
+          <w:tcPr/>
+          <w:p>
+            <w:pPr>
+              <w:pStyle w:val="Compact"/>
+              <w:jc w:val="right"/>
+            </w:pPr>
+            <w:r>
+              <w:t xml:space="preserve">39.51</w:t>
+            </w:r>
+          </w:p>
+        </w:tc>
+        <w:tc>
+          <w:tcPr/>
+          <w:p>
+            <w:pPr>
+              <w:pStyle w:val="Compact"/>
+              <w:jc w:val="right"/>
+            </w:pPr>
+            <w:r>
+              <w:t xml:space="preserve">25.01</w:t>
+            </w:r>
+          </w:p>
+        </w:tc>
+        <w:tc>
+          <w:tcPr/>
+          <w:p>
+            <w:pPr>
+              <w:pStyle w:val="Compact"/>
+              <w:jc w:val="right"/>
+            </w:pPr>
+            <w:r>
+              <w:t xml:space="preserve">38.09</w:t>
+            </w:r>
+          </w:p>
+        </w:tc>
+        <w:tc>
+          <w:tcPr/>
+          <w:p>
+            <w:pPr>
+              <w:pStyle w:val="Compact"/>
+              <w:jc w:val="right"/>
+            </w:pPr>
+            <w:r>
+              <w:t xml:space="preserve">+0.007</w:t>
+            </w:r>
+          </w:p>
+        </w:tc>
+      </w:tr>
+    </w:tbl>
+    <w:p>
+      <w:pPr>
+        <w:pStyle w:val="BodyText"/>
+      </w:pPr>
+      <w:r>
+        <w:rPr>
+          <w:b/>
+          <w:bCs/>
+        </w:rPr>
+        <w:t xml:space="preserve">Table 9b.</w:t>
+      </w:r>
+      <w:r>
+        <w:t xml:space="preserve"> </w:t>
+      </w:r>
+      <w:r>
+        <w:t xml:space="preserve">Do the paper’s two claims hold in every variant?</w:t>
+      </w:r>
+    </w:p>
+    <w:tbl>
+      <w:tblPr>
+        <w:tblStyle w:val="Table"/>
+        <w:tblW w:type="auto" w:w="0"/>
+        <w:tblLook w:firstRow="1" w:lastRow="0" w:firstColumn="0" w:lastColumn="0" w:noHBand="0" w:noVBand="0" w:val="0020"/>
+      </w:tblPr>
+      <w:tblGrid>
+        <w:gridCol w:w="2640"/>
+        <w:gridCol w:w="2640"/>
+        <w:gridCol w:w="2640"/>
+      </w:tblGrid>
+      <w:tr>
+        <w:trPr>
+          <w:tblHeader w:val="on"/>
+        </w:trPr>
+        <w:tc>
+          <w:tcPr/>
+          <w:p>
+            <w:pPr>
+              <w:pStyle w:val="Compact"/>
+            </w:pPr>
+            <w:r>
+              <w:t xml:space="preserve">variant</w:t>
+            </w:r>
+          </w:p>
+        </w:tc>
+        <w:tc>
+          <w:tcPr/>
+          <w:p>
+            <w:pPr>
+              <w:pStyle w:val="Compact"/>
+              <w:jc w:val="right"/>
+            </w:pPr>
+            <w:r>
+              <w:t xml:space="preserve">Nigeria worse on CHE10</w:t>
+            </w:r>
+          </w:p>
+        </w:tc>
+        <w:tc>
+          <w:tcPr/>
+          <w:p>
+            <w:pPr>
+              <w:pStyle w:val="Compact"/>
+              <w:jc w:val="right"/>
+            </w:pPr>
+            <w:r>
+              <w:t xml:space="preserve">US tail heavier (xi)</w:t>
+            </w:r>
+          </w:p>
+        </w:tc>
+      </w:tr>
+      <w:tr>
+        <w:tc>
+          <w:tcPr/>
+          <w:p>
+            <w:pPr>
+              <w:pStyle w:val="Compact"/>
+            </w:pPr>
+            <w:r>
+              <w:t xml:space="preserve">Baseline</w:t>
+            </w:r>
+          </w:p>
+        </w:tc>
+        <w:tc>
+          <w:tcPr/>
+          <w:p>
+            <w:pPr>
+              <w:pStyle w:val="Compact"/>
+              <w:jc w:val="right"/>
+            </w:pPr>
+            <w:r>
+              <w:t xml:space="preserve">yes</w:t>
+            </w:r>
+          </w:p>
+        </w:tc>
+        <w:tc>
+          <w:tcPr/>
+          <w:p>
+            <w:pPr>
+              <w:pStyle w:val="Compact"/>
+              <w:jc w:val="right"/>
+            </w:pPr>
+            <w:r>
+              <w:t xml:space="preserve">yes</w:t>
+            </w:r>
+          </w:p>
+        </w:tc>
+      </w:tr>
+      <w:tr>
+        <w:tc>
+          <w:tcPr/>
+          <w:p>
+            <w:pPr>
+              <w:pStyle w:val="Compact"/>
+            </w:pPr>
+            <w:r>
+              <w:t xml:space="preserve">Excluding 2020 (pandemic)</w:t>
+            </w:r>
+          </w:p>
+        </w:tc>
+        <w:tc>
+          <w:tcPr/>
+          <w:p>
+            <w:pPr>
+              <w:pStyle w:val="Compact"/>
+              <w:jc w:val="right"/>
+            </w:pPr>
+            <w:r>
+              <w:t xml:space="preserve">yes</w:t>
+            </w:r>
+          </w:p>
+        </w:tc>
+        <w:tc>
+          <w:tcPr/>
+          <w:p>
+            <w:pPr>
+              <w:pStyle w:val="Compact"/>
+              <w:jc w:val="right"/>
+            </w:pPr>
+            <w:r>
+              <w:t xml:space="preserve">yes</w:t>
+            </w:r>
+          </w:p>
+        </w:tc>
+      </w:tr>
+      <w:tr>
+        <w:tc>
+          <w:tcPr/>
+          <w:p>
+            <w:pPr>
+              <w:pStyle w:val="Compact"/>
+            </w:pPr>
+            <w:r>
+              <w:t xml:space="preserve">US 2024 only</w:t>
+            </w:r>
+          </w:p>
+        </w:tc>
+        <w:tc>
+          <w:tcPr/>
+          <w:p>
+            <w:pPr>
+              <w:pStyle w:val="Compact"/>
+              <w:jc w:val="right"/>
+            </w:pPr>
+            <w:r>
+              <w:t xml:space="preserve">yes</w:t>
+            </w:r>
+          </w:p>
+        </w:tc>
+        <w:tc>
+          <w:tcPr/>
+          <w:p>
+            <w:pPr>
+              <w:pStyle w:val="Compact"/>
+              <w:jc w:val="right"/>
+            </w:pPr>
+            <w:r>
+              <w:t xml:space="preserve">yes</w:t>
+            </w:r>
+          </w:p>
+        </w:tc>
+      </w:tr>
+      <w:tr>
+        <w:tc>
+          <w:tcPr/>
+          <w:p>
+            <w:pPr>
+              <w:pStyle w:val="Compact"/>
+            </w:pPr>
+            <w:r>
+              <w:t xml:space="preserve">US 2019 only</w:t>
+            </w:r>
+          </w:p>
+        </w:tc>
+        <w:tc>
+          <w:tcPr/>
+          <w:p>
+            <w:pPr>
+              <w:pStyle w:val="Compact"/>
+              <w:jc w:val="right"/>
+            </w:pPr>
+            <w:r>
+              <w:t xml:space="preserve">yes</w:t>
+            </w:r>
+          </w:p>
+        </w:tc>
+        <w:tc>
+          <w:tcPr/>
+          <w:p>
+            <w:pPr>
+              <w:pStyle w:val="Compact"/>
+              <w:jc w:val="right"/>
+            </w:pPr>
+            <w:r>
+              <w:t xml:space="preserve">yes</w:t>
+            </w:r>
+          </w:p>
+        </w:tc>
+      </w:tr>
+      <w:tr>
+        <w:tc>
+          <w:tcPr/>
+          <w:p>
+            <w:pPr>
+              <w:pStyle w:val="Compact"/>
+            </w:pPr>
+            <w:r>
+              <w:t xml:space="preserve">Income floor $500</w:t>
+            </w:r>
+          </w:p>
+        </w:tc>
+        <w:tc>
+          <w:tcPr/>
+          <w:p>
+            <w:pPr>
+              <w:pStyle w:val="Compact"/>
+              <w:jc w:val="right"/>
+            </w:pPr>
+            <w:r>
+              <w:t xml:space="preserve">yes</w:t>
+            </w:r>
+          </w:p>
+        </w:tc>
+        <w:tc>
+          <w:tcPr/>
+          <w:p>
+            <w:pPr>
+              <w:pStyle w:val="Compact"/>
+              <w:jc w:val="right"/>
+            </w:pPr>
+            <w:r>
+              <w:t xml:space="preserve">yes</w:t>
+            </w:r>
+          </w:p>
+        </w:tc>
+      </w:tr>
+      <w:tr>
+        <w:tc>
+          <w:tcPr/>
+          <w:p>
+            <w:pPr>
+              <w:pStyle w:val="Compact"/>
+            </w:pPr>
+            <w:r>
+              <w:t xml:space="preserve">Income floor $2,000</w:t>
+            </w:r>
+          </w:p>
+        </w:tc>
+        <w:tc>
+          <w:tcPr/>
+          <w:p>
+            <w:pPr>
+              <w:pStyle w:val="Compact"/>
+              <w:jc w:val="right"/>
+            </w:pPr>
+            <w:r>
+              <w:t xml:space="preserve">yes</w:t>
+            </w:r>
+          </w:p>
+        </w:tc>
+        <w:tc>
+          <w:tcPr/>
+          <w:p>
+            <w:pPr>
+              <w:pStyle w:val="Compact"/>
+              <w:jc w:val="right"/>
+            </w:pPr>
+            <w:r>
+              <w:t xml:space="preserve">yes</w:t>
+            </w:r>
+          </w:p>
+        </w:tc>
+      </w:tr>
+      <w:tr>
+        <w:tc>
+          <w:tcPr/>
+          <w:p>
+            <w:pPr>
+              <w:pStyle w:val="Compact"/>
+            </w:pPr>
+            <w:r>
+              <w:t xml:space="preserve">Income floor $5,000</w:t>
+            </w:r>
+          </w:p>
+        </w:tc>
+        <w:tc>
+          <w:tcPr/>
+          <w:p>
+            <w:pPr>
+              <w:pStyle w:val="Compact"/>
+              <w:jc w:val="right"/>
+            </w:pPr>
+            <w:r>
+              <w:t xml:space="preserve">yes</w:t>
+            </w:r>
+          </w:p>
+        </w:tc>
+        <w:tc>
+          <w:tcPr/>
+          <w:p>
+            <w:pPr>
+              <w:pStyle w:val="Compact"/>
+              <w:jc w:val="right"/>
+            </w:pPr>
+            <w:r>
+              <w:t xml:space="preserve">yes</w:t>
+            </w:r>
+          </w:p>
+        </w:tc>
+      </w:tr>
+      <w:tr>
+        <w:tc>
+          <w:tcPr/>
+          <w:p>
+            <w:pPr>
+              <w:pStyle w:val="Compact"/>
+            </w:pPr>
+            <w:r>
+              <w:t xml:space="preserve">Nigeria: food-share floor</w:t>
+            </w:r>
+          </w:p>
+        </w:tc>
+        <w:tc>
+          <w:tcPr/>
+          <w:p>
+            <w:pPr>
+              <w:pStyle w:val="Compact"/>
+              <w:jc w:val="right"/>
+            </w:pPr>
+            <w:r>
+              <w:t xml:space="preserve">yes</w:t>
+            </w:r>
+          </w:p>
+        </w:tc>
+        <w:tc>
+          <w:tcPr/>
+          <w:p>
+            <w:pPr>
+              <w:pStyle w:val="Compact"/>
+              <w:jc w:val="right"/>
+            </w:pPr>
+            <w:r>
+              <w:t xml:space="preserve">yes</w:t>
+            </w:r>
+          </w:p>
+        </w:tc>
+      </w:tr>
+      <w:tr>
+        <w:tc>
+          <w:tcPr/>
+          <w:p>
+            <w:pPr>
+              <w:pStyle w:val="Compact"/>
+            </w:pPr>
+            <w:r>
+              <w:t xml:space="preserve">Per equivalent adult</w:t>
+            </w:r>
+          </w:p>
+        </w:tc>
+        <w:tc>
+          <w:tcPr/>
+          <w:p>
+            <w:pPr>
+              <w:pStyle w:val="Compact"/>
+              <w:jc w:val="right"/>
+            </w:pPr>
+            <w:r>
+              <w:t xml:space="preserve">yes</w:t>
+            </w:r>
+          </w:p>
+        </w:tc>
+        <w:tc>
+          <w:tcPr/>
+          <w:p>
+            <w:pPr>
+              <w:pStyle w:val="Compact"/>
+              <w:jc w:val="right"/>
+            </w:pPr>
+            <w:r>
+              <w:t xml:space="preserve">yes</w:t>
+            </w:r>
+          </w:p>
+        </w:tc>
+      </w:tr>
+      <w:tr>
+        <w:tc>
+          <w:tcPr/>
+          <w:p>
+            <w:pPr>
+              <w:pStyle w:val="Compact"/>
+            </w:pPr>
+            <w:r>
+              <w:t xml:space="preserve">GPD threshold q85</w:t>
+            </w:r>
+          </w:p>
+        </w:tc>
+        <w:tc>
+          <w:tcPr/>
+          <w:p>
+            <w:pPr>
+              <w:pStyle w:val="Compact"/>
+              <w:jc w:val="right"/>
+            </w:pPr>
+            <w:r>
+              <w:t xml:space="preserve">yes</w:t>
+            </w:r>
+          </w:p>
+        </w:tc>
+        <w:tc>
+          <w:tcPr/>
+          <w:p>
+            <w:pPr>
+              <w:pStyle w:val="Compact"/>
+              <w:jc w:val="right"/>
+            </w:pPr>
+            <w:r>
+              <w:t xml:space="preserve">yes</w:t>
+            </w:r>
+          </w:p>
+        </w:tc>
+      </w:tr>
+      <w:tr>
+        <w:tc>
+          <w:tcPr/>
+          <w:p>
+            <w:pPr>
+              <w:pStyle w:val="Compact"/>
+            </w:pPr>
+            <w:r>
+              <w:t xml:space="preserve">GPD threshold q95</w:t>
+            </w:r>
+          </w:p>
+        </w:tc>
+        <w:tc>
+          <w:tcPr/>
+          <w:p>
+            <w:pPr>
+              <w:pStyle w:val="Compact"/>
+              <w:jc w:val="right"/>
+            </w:pPr>
+            <w:r>
+              <w:t xml:space="preserve">yes</w:t>
+            </w:r>
+          </w:p>
+        </w:tc>
+        <w:tc>
+          <w:tcPr/>
+          <w:p>
+            <w:pPr>
+              <w:pStyle w:val="Compact"/>
+              <w:jc w:val="right"/>
+            </w:pPr>
+            <w:r>
+              <w:t xml:space="preserve">yes</w:t>
+            </w:r>
+          </w:p>
+        </w:tc>
+      </w:tr>
+    </w:tbl>
+    <w:bookmarkEnd w:id="50"/>
+    <w:bookmarkStart w:id="51" w:name="appendix-tables"/>
     <w:p>
       <w:pPr>
         <w:pStyle w:val="Heading1"/>
@@ -25971,7 +29178,7 @@
         </w:tc>
       </w:tr>
     </w:tbl>
-    <w:bookmarkEnd w:id="49"/>
+    <w:bookmarkEnd w:id="51"/>
     <w:sectPr>
       <w:footnotePr>
         <w:numRestart w:val="eachSect"/>

--- a/manuscript/Paper3_Babalola.docx
+++ b/manuscript/Paper3_Babalola.docx
@@ -1160,7 +1160,7 @@
         <w:pStyle w:val="BodyText"/>
       </w:pPr>
       <w:r>
-        <w:t xml:space="preserve">Nothing here is surprising, and this is the comparison the literature already supports. It is also, we will argue, the least informative comparison available.</w:t>
+        <w:t xml:space="preserve">Table 1b breaks both countries down by subgroup. Nothing here is surprising, and this is the comparison the literature already supports. It is also, we will argue, the least informative comparison available.</w:t>
       </w:r>
     </w:p>
     <w:bookmarkEnd w:id="24"/>
@@ -1686,7 +1686,7 @@
         <w:pStyle w:val="BodyText"/>
       </w:pPr>
       <w:r>
-        <w:t xml:space="preserve">The estimates are stable where it matters. Across thresholds at the 85th, 90th and 95th percentiles the US shape moves between 0.60 and 0.80 and never approaches the Nigerian range; the Nigerian shape hovers around zero and turns more negative at higher thresholds, which is what a bounded tail looks like.</w:t>
+        <w:t xml:space="preserve">The estimates are stable where it matters. Across thresholds at the 85th, 90th and 95th percentiles (Table A2) the US shape moves between 0.60 and 0.80 and never approaches the Nigerian range; the Nigerian shape hovers around zero and turns more negative at higher thresholds, which is what a bounded tail looks like.</w:t>
       </w:r>
     </w:p>
     <w:p>
@@ -1969,7 +1969,7 @@
         <w:pStyle w:val="BodyText"/>
       </w:pPr>
       <w:r>
-        <w:t xml:space="preserve">The crossover analysis locates the same result differently. All US families overtake Nigeria’s informal sector at the 99.5th percentile of their own distribution. Families with an elderly member cross at the 99th.</w:t>
+        <w:t xml:space="preserve">The crossover analysis (Table 5) locates the same result differently. All US families overtake Nigeria’s informal sector at the 99.5th percentile of their own distribution. Families with an elderly member cross at the 99th.</w:t>
       </w:r>
       <w:r>
         <w:t xml:space="preserve"> </w:t>
@@ -2068,7 +2068,7 @@
         <w:pStyle w:val="FirstParagraph"/>
       </w:pPr>
       <w:r>
-        <w:t xml:space="preserve">Grouping by insurance status gives a result that looks wrong until the mechanism is clear. Families insured all year have a</w:t>
+        <w:t xml:space="preserve">Table 6 gives the burden quantiles for every group in both countries. Grouping by insurance status gives a result that looks wrong until the mechanism is clear. Families insured all year have a</w:t>
       </w:r>
       <w:r>
         <w:t xml:space="preserve"> </w:t>

--- a/manuscript/Paper3_Babalola.docx
+++ b/manuscript/Paper3_Babalola.docx
@@ -2605,28 +2605,6 @@
       </w:r>
       <w:r>
         <w:t xml:space="preserve">Complete, seeded reproduction code in Python; see the repository README for the download steps and script order.</w:t>
-      </w:r>
-    </w:p>
-    <w:p>
-      <w:pPr>
-        <w:pStyle w:val="BodyText"/>
-      </w:pPr>
-      <w:r>
-        <w:rPr>
-          <w:b/>
-          <w:bCs/>
-        </w:rPr>
-        <w:t xml:space="preserve">Funding.</w:t>
-      </w:r>
-      <w:r>
-        <w:t xml:space="preserve"> </w:t>
-      </w:r>
-      <w:r>
-        <w:rPr>
-          <w:i/>
-          <w:iCs/>
-        </w:rPr>
-        <w:t xml:space="preserve">[to be completed]</w:t>
       </w:r>
     </w:p>
     <w:p>

--- a/manuscript/Paper3_Babalola.docx
+++ b/manuscript/Paper3_Babalola.docx
@@ -42,6 +42,56 @@
       </w:pPr>
       <w:r>
         <w:t xml:space="preserve">¹ Department of Actuarial Science and Quantitative Risk Analysis and Management, Georgia State University, Atlanta, GA, USA. obabalola4@student.gsu.edu</w:t>
+      </w:r>
+    </w:p>
+    <w:p>
+      <w:pPr>
+        <w:pStyle w:val="BodyText"/>
+      </w:pPr>
+      <w:r>
+        <w:rPr>
+          <w:b/>
+          <w:bCs/>
+        </w:rPr>
+        <w:t xml:space="preserve">Word count.</w:t>
+      </w:r>
+      <w:r>
+        <w:t xml:space="preserve"> </w:t>
+      </w:r>
+      <w:r>
+        <w:t xml:space="preserve">About 5,600 excluding abstract, tables and references.</w:t>
+      </w:r>
+      <w:r>
+        <w:t xml:space="preserve"> </w:t>
+      </w:r>
+      <w:r>
+        <w:rPr>
+          <w:b/>
+          <w:bCs/>
+        </w:rPr>
+        <w:t xml:space="preserve">Figures.</w:t>
+      </w:r>
+      <w:r>
+        <w:t xml:space="preserve"> </w:t>
+      </w:r>
+      <w:r>
+        <w:t xml:space="preserve">5.</w:t>
+      </w:r>
+      <w:r>
+        <w:t xml:space="preserve"> </w:t>
+      </w:r>
+      <w:r>
+        <w:rPr>
+          <w:b/>
+          <w:bCs/>
+        </w:rPr>
+        <w:t xml:space="preserve">Tables.</w:t>
+      </w:r>
+      <w:r>
+        <w:t xml:space="preserve"> </w:t>
+      </w:r>
+      <w:r>
+        <w:t xml:space="preserve">8 in text, 12 in appendix.</w:t>
       </w:r>
     </w:p>
     <w:p>

--- a/manuscript/Paper3_Babalola.docx
+++ b/manuscript/Paper3_Babalola.docx
@@ -60,38 +60,6 @@
       </w:r>
       <w:r>
         <w:t xml:space="preserve">About 5,600 excluding abstract, tables and references.</w:t>
-      </w:r>
-      <w:r>
-        <w:t xml:space="preserve"> </w:t>
-      </w:r>
-      <w:r>
-        <w:rPr>
-          <w:b/>
-          <w:bCs/>
-        </w:rPr>
-        <w:t xml:space="preserve">Figures.</w:t>
-      </w:r>
-      <w:r>
-        <w:t xml:space="preserve"> </w:t>
-      </w:r>
-      <w:r>
-        <w:t xml:space="preserve">5.</w:t>
-      </w:r>
-      <w:r>
-        <w:t xml:space="preserve"> </w:t>
-      </w:r>
-      <w:r>
-        <w:rPr>
-          <w:b/>
-          <w:bCs/>
-        </w:rPr>
-        <w:t xml:space="preserve">Tables.</w:t>
-      </w:r>
-      <w:r>
-        <w:t xml:space="preserve"> </w:t>
-      </w:r>
-      <w:r>
-        <w:t xml:space="preserve">8 in text, 12 in appendix.</w:t>
       </w:r>
     </w:p>
     <w:p>

--- a/manuscript/Paper3_Babalola.docx
+++ b/manuscript/Paper3_Babalola.docx
@@ -59,7 +59,7 @@
         <w:t xml:space="preserve"> </w:t>
       </w:r>
       <w:r>
-        <w:t xml:space="preserve">About 5,600 excluding abstract, tables and references.</w:t>
+        <w:t xml:space="preserve">5,557 excluding abstract, tables and references.</w:t>
       </w:r>
     </w:p>
     <w:p>

--- a/manuscript/Paper3_Babalola.docx
+++ b/manuscript/Paper3_Babalola.docx
@@ -1407,24 +1407,6 @@
       </w:r>
       <w:r>
         <w:t xml:space="preserve">The analysis uses de-identified secondary survey data and did not require ethical approval.</w:t>
-      </w:r>
-    </w:p>
-    <w:p>
-      <w:pPr>
-        <w:pStyle w:val="BodyText"/>
-      </w:pPr>
-      <w:r>
-        <w:rPr>
-          <w:b/>
-          <w:bCs/>
-        </w:rPr>
-        <w:t xml:space="preserve">AI-assistance disclosure.</w:t>
-      </w:r>
-      <w:r>
-        <w:t xml:space="preserve"> </w:t>
-      </w:r>
-      <w:r>
-        <w:t xml:space="preserve">Generative AI (Claude, Anthropic) was used to assist with code development, code review and language editing. The author designed the study, specified all models and parameters, verified and interpreted all results, and takes full responsibility for the content. AI systems are not authors and are not listed as such.</w:t>
       </w:r>
     </w:p>
     <w:p>

--- a/manuscript/Paper3_Babalola.docx
+++ b/manuscript/Paper3_Babalola.docx
@@ -35,6 +35,35 @@
         </w:rPr>
         <w:t xml:space="preserve">(corresponding author)</w:t>
       </w:r>
+      <w:r>
+        <w:t xml:space="preserve">,</w:t>
+      </w:r>
+      <w:r>
+        <w:t xml:space="preserve"> </w:t>
+      </w:r>
+      <w:r>
+        <w:rPr>
+          <w:b/>
+          <w:bCs/>
+        </w:rPr>
+        <w:t xml:space="preserve">Eniola Zainab Olamilekan</w:t>
+      </w:r>
+      <w:r>
+        <w:t xml:space="preserve">²,</w:t>
+      </w:r>
+      <w:r>
+        <w:t xml:space="preserve"> </w:t>
+      </w:r>
+      <w:r>
+        <w:rPr>
+          <w:b/>
+          <w:bCs/>
+        </w:rPr>
+        <w:t xml:space="preserve">Adebolu Temitope</w:t>
+      </w:r>
+      <w:r>
+        <w:t xml:space="preserve">³</w:t>
+      </w:r>
     </w:p>
     <w:p>
       <w:pPr>
@@ -42,6 +71,22 @@
       </w:pPr>
       <w:r>
         <w:t xml:space="preserve">¹ Department of Actuarial Science and Quantitative Risk Analysis and Management, Georgia State University, Atlanta, GA, USA. obabalola4@student.gsu.edu</w:t>
+      </w:r>
+    </w:p>
+    <w:p>
+      <w:pPr>
+        <w:pStyle w:val="BodyText"/>
+      </w:pPr>
+      <w:r>
+        <w:t xml:space="preserve">² Department of Actuarial Science, University of Lagos, Lagos, Nigeria.</w:t>
+      </w:r>
+    </w:p>
+    <w:p>
+      <w:pPr>
+        <w:pStyle w:val="BodyText"/>
+      </w:pPr>
+      <w:r>
+        <w:t xml:space="preserve">³ Department of Epidemiology and Medical Statistics, University of Ibadan, Ibadan, Nigeria.</w:t>
       </w:r>
     </w:p>
     <w:p>
@@ -1432,6 +1477,32 @@
       </w:r>
       <w:r>
         <w:t xml:space="preserve">: conceptualization, methodology, software, formal analysis, data curation, writing (original draft), writing (review and editing).</w:t>
+      </w:r>
+      <w:r>
+        <w:t xml:space="preserve"> </w:t>
+      </w:r>
+      <w:r>
+        <w:rPr>
+          <w:b/>
+          <w:bCs/>
+        </w:rPr>
+        <w:t xml:space="preserve">Eniola Zainab Olamilekan</w:t>
+      </w:r>
+      <w:r>
+        <w:t xml:space="preserve">: roles to be confirmed by the authors.</w:t>
+      </w:r>
+      <w:r>
+        <w:t xml:space="preserve"> </w:t>
+      </w:r>
+      <w:r>
+        <w:rPr>
+          <w:b/>
+          <w:bCs/>
+        </w:rPr>
+        <w:t xml:space="preserve">Adebolu Temitope</w:t>
+      </w:r>
+      <w:r>
+        <w:t xml:space="preserve">: roles to be confirmed by the authors.</w:t>
       </w:r>
     </w:p>
     <w:p>

--- a/manuscript/Paper3_Babalola.docx
+++ b/manuscript/Paper3_Babalola.docx
@@ -86,7 +86,7 @@
         <w:pStyle w:val="BodyText"/>
       </w:pPr>
       <w:r>
-        <w:t xml:space="preserve">³ Department of Epidemiology and Medical Statistics, University of Ibadan, Ibadan, Nigeria.</w:t>
+        <w:t xml:space="preserve">³ Federal University of Technology, Akure, Nigeria.</w:t>
       </w:r>
     </w:p>
     <w:p>
@@ -251,7 +251,7 @@
         <w:pStyle w:val="BodyText"/>
       </w:pPr>
       <w:r>
-        <w:t xml:space="preserve">This paper does that for the United States and Nigeria. The two systems are near opposites. Nigeria finances 72% of health spending out of household pockets and insures 2% of households in the survey used here; the United States finances 11% out of pocket, spends over $13,000 per person a year, and insures nine families in ten for the full year (World Bank 2025). We asked three questions. How do the two countries compare on the conventional catastrophic-spending measures? How do they compare on tail measures? And do the answers survive the differences between the two surveys?</w:t>
+        <w:t xml:space="preserve">This paper does that for the United States and Nigeria. The two systems are near opposites. Nigeria finances 72% of health spending out of household pockets and insures 2% of households in the survey used here; the United States finances 11% out of pocket, spends over $13,000 per person a year, and insures nine families in ten for the full year (World Bank n.d.). We asked three questions. How do the two countries compare on the conventional catastrophic-spending measures? How do they compare on tail measures? And do the answers survive the differences between the two surveys?</w:t>
       </w:r>
     </w:p>
     <w:p>
@@ -1455,57 +1455,6 @@
       </w:r>
     </w:p>
     <w:p>
-      <w:pPr>
-        <w:pStyle w:val="BodyText"/>
-      </w:pPr>
-      <w:r>
-        <w:rPr>
-          <w:b/>
-          <w:bCs/>
-        </w:rPr>
-        <w:t xml:space="preserve">CRediT statement.</w:t>
-      </w:r>
-      <w:r>
-        <w:t xml:space="preserve"> </w:t>
-      </w:r>
-      <w:r>
-        <w:rPr>
-          <w:b/>
-          <w:bCs/>
-        </w:rPr>
-        <w:t xml:space="preserve">Oluwatosin Dorcas Babalola</w:t>
-      </w:r>
-      <w:r>
-        <w:t xml:space="preserve">: conceptualization, methodology, software, formal analysis, data curation, writing (original draft), writing (review and editing).</w:t>
-      </w:r>
-      <w:r>
-        <w:t xml:space="preserve"> </w:t>
-      </w:r>
-      <w:r>
-        <w:rPr>
-          <w:b/>
-          <w:bCs/>
-        </w:rPr>
-        <w:t xml:space="preserve">Eniola Zainab Olamilekan</w:t>
-      </w:r>
-      <w:r>
-        <w:t xml:space="preserve">: roles to be confirmed by the authors.</w:t>
-      </w:r>
-      <w:r>
-        <w:t xml:space="preserve"> </w:t>
-      </w:r>
-      <w:r>
-        <w:rPr>
-          <w:b/>
-          <w:bCs/>
-        </w:rPr>
-        <w:t xml:space="preserve">Adebolu Temitope</w:t>
-      </w:r>
-      <w:r>
-        <w:t xml:space="preserve">: roles to be confirmed by the authors.</w:t>
-      </w:r>
-    </w:p>
-    <w:p>
       <w:r>
         <w:pict>
           <v:rect style="width:0;height:1.5pt" o:hralign="center" o:hrstd="t" o:hr="t"/>
@@ -2084,7 +2033,7 @@
         </w:numPr>
       </w:pPr>
       <w:r>
-        <w:t xml:space="preserve">World Bank (2025).</w:t>
+        <w:t xml:space="preserve">World Bank (n.d.).</w:t>
       </w:r>
       <w:r>
         <w:t xml:space="preserve"> </w:t>
@@ -2134,7 +2083,7 @@
         </w:numPr>
       </w:pPr>
       <w:r>
-        <w:t xml:space="preserve">Babalola, O. D. (2026).</w:t>
+        <w:t xml:space="preserve">Babalola, O. D., Iroko, O. E., &amp; Oyinlade, O. (n.d.).</w:t>
       </w:r>
       <w:r>
         <w:t xml:space="preserve"> </w:t>

--- a/manuscript/Paper3_Babalola.docx
+++ b/manuscript/Paper3_Babalola.docx
@@ -2046,7 +2046,7 @@
         <w:t xml:space="preserve">World Development Indicators</w:t>
       </w:r>
       <w:r>
-        <w:t xml:space="preserve">: out-of-pocket expenditure as a share of current health expenditure (SH.XPD.OOPC.CH.ZS) and current health expenditure per capita (SH.XPD.CHEX.PC.CD), 2023 values. https://data.worldbank.org (accessed September 2026).</w:t>
+        <w:t xml:space="preserve">: out-of-pocket expenditure as a share of current health expenditure (SH.XPD.OOPC.CH.ZS) and current health expenditure per capita (SH.XPD.CHEX.PC.CD), 2023 values. https://data.worldbank.org.</w:t>
       </w:r>
     </w:p>
     <w:p>

--- a/manuscript/Paper3_Babalola.docx
+++ b/manuscript/Paper3_Babalola.docx
@@ -59,10 +59,10 @@
           <w:b/>
           <w:bCs/>
         </w:rPr>
-        <w:t xml:space="preserve">Adebolu Temitope</w:t>
+        <w:t xml:space="preserve">Chisom Adiegwu</w:t>
       </w:r>
       <w:r>
-        <w:t xml:space="preserve">³</w:t>
+        <w:t xml:space="preserve">¹</w:t>
       </w:r>
     </w:p>
     <w:p>
@@ -79,14 +79,6 @@
       </w:pPr>
       <w:r>
         <w:t xml:space="preserve">² Department of Actuarial Science, University of Lagos, Lagos, Nigeria.</w:t>
-      </w:r>
-    </w:p>
-    <w:p>
-      <w:pPr>
-        <w:pStyle w:val="BodyText"/>
-      </w:pPr>
-      <w:r>
-        <w:t xml:space="preserve">³ Federal University of Technology, Akure, Nigeria.</w:t>
       </w:r>
     </w:p>
     <w:p>
